--- a/hin/docx/50.content.docx
+++ b/hin/docx/50.content.docx
@@ -480,36 +480,24 @@
         </w:rPr>
         <w:t xml:space="preserve"> शब्द और एक से अधिक के लिए प्रयुक्त इन शब्दों में अंतर है तो आप इस सन्दर्भ में अपनी भाषा में बहुवचन का प्रयोग करें वरन इस पत्र के अन्य सब सन्दर्भों में ""तुम"" और ""तुम्हारे"" के लिए भी बहुवचन का प्रयोग करें, केवल </w:t>
       </w:r>
-      <w:hyperlink r:id="rId13">
-        <w:r>
-          <w:rPr>
-            <w:lang w:val="hi_IN" w:bidi="hi_IN"/>
-          </w:rPr>
-          <w:rPr>
-            <w:color w:val="0000EE"/>
-            <w:u w:val="single"/>
-          </w:rPr>
-          <w:t>4:3</w:t>
-        </w:r>
-      </w:hyperlink>
+      <w:r>
+        <w:rPr>
+          <w:lang w:val="hi_IN" w:bidi="hi_IN"/>
+        </w:rPr>
+        <w:t>4:3</w:t>
+      </w:r>
       <w:r>
         <w:rPr>
           <w:lang w:val="hi_IN" w:bidi="hi_IN"/>
         </w:rPr>
         <w:t xml:space="preserve"> को छोड़ कर| </w:t>
       </w:r>
-      <w:hyperlink r:id="rId13">
-        <w:r>
-          <w:rPr>
-            <w:lang w:val="hi_IN" w:bidi="hi_IN"/>
-          </w:rPr>
-          <w:rPr>
-            <w:color w:val="0000EE"/>
-            <w:u w:val="single"/>
-          </w:rPr>
-          <w:t>4:3</w:t>
-        </w:r>
-      </w:hyperlink>
+      <w:r>
+        <w:rPr>
+          <w:lang w:val="hi_IN" w:bidi="hi_IN"/>
+        </w:rPr>
+        <w:t>4:3</w:t>
+      </w:r>
       <w:r>
         <w:rPr>
           <w:lang w:val="hi_IN" w:bidi="hi_IN"/>
@@ -927,18 +915,12 @@
         </w:rPr>
         <w:t xml:space="preserve"> शब्द का अनुवाद </w:t>
       </w:r>
-      <w:hyperlink r:id="rId14">
-        <w:r>
-          <w:rPr>
-            <w:lang w:val="hi_IN" w:bidi="hi_IN"/>
-          </w:rPr>
-          <w:rPr>
-            <w:color w:val="0000EE"/>
-            <w:u w:val="single"/>
-          </w:rPr>
-          <w:t>1:2</w:t>
-        </w:r>
-      </w:hyperlink>
+      <w:r>
+        <w:rPr>
+          <w:lang w:val="hi_IN" w:bidi="hi_IN"/>
+        </w:rPr>
+        <w:t>1:2</w:t>
+      </w:r>
       <w:r>
         <w:rPr>
           <w:lang w:val="hi_IN" w:bidi="hi_IN"/>
@@ -971,18 +953,12 @@
         </w:rPr>
         <w:t xml:space="preserve"> का प्रत्येक उपयोग बहुवचन में है और फिलिप्पी के विश्वासियों के सन्दर्भ में है , एकमात्र </w:t>
       </w:r>
-      <w:hyperlink r:id="rId13">
-        <w:r>
-          <w:rPr>
-            <w:lang w:val="hi_IN" w:bidi="hi_IN"/>
-          </w:rPr>
-          <w:rPr>
-            <w:color w:val="0000EE"/>
-            <w:u w:val="single"/>
-          </w:rPr>
-          <w:t>4:3</w:t>
-        </w:r>
-      </w:hyperlink>
+      <w:r>
+        <w:rPr>
+          <w:lang w:val="hi_IN" w:bidi="hi_IN"/>
+        </w:rPr>
+        <w:t>4:3</w:t>
+      </w:r>
       <w:r>
         <w:rPr>
           <w:lang w:val="hi_IN" w:bidi="hi_IN"/>
@@ -1217,18 +1193,12 @@
         </w:rPr>
         <w:t xml:space="preserve"> शब्द बहुवचन में है और सदैव फिलिप्पी के विश्वासियों के सन्दर्भ में हैं| यदि आपकी भाषा में ""तुम"" और ""तुम्हारे का प्रयोग एक मनुष्य के लिए और अधिक अमनुष्यों के लिए भिन्न भिन्न रूपों में हो तो आप </w:t>
       </w:r>
-      <w:hyperlink r:id="rId13">
-        <w:r>
-          <w:rPr>
-            <w:lang w:val="hi_IN" w:bidi="hi_IN"/>
-          </w:rPr>
-          <w:rPr>
-            <w:color w:val="0000EE"/>
-            <w:u w:val="single"/>
-          </w:rPr>
-          <w:t>4:3</w:t>
-        </w:r>
-      </w:hyperlink>
+      <w:r>
+        <w:rPr>
+          <w:lang w:val="hi_IN" w:bidi="hi_IN"/>
+        </w:rPr>
+        <w:t>4:3</w:t>
+      </w:r>
       <w:r>
         <w:rPr>
           <w:lang w:val="hi_IN" w:bidi="hi_IN"/>
@@ -1346,18 +1316,12 @@
         </w:rPr>
         <w:t xml:space="preserve"> फिलिप्पी के विश्वासियों के सन्दर्भ में है जिन्होंने सुसमाचार प्रचार में किए जाने वाले अनेक कामों में पौलुस का साथ दिया था, जैसे उन्होंने पौलुस को आर्थिक भेंट दी थी(देखें </w:t>
       </w:r>
-      <w:hyperlink r:id="rId15">
-        <w:r>
-          <w:rPr>
-            <w:lang w:val="hi_IN" w:bidi="hi_IN"/>
-          </w:rPr>
-          <w:rPr>
-            <w:color w:val="0000EE"/>
-            <w:u w:val="single"/>
-          </w:rPr>
-          <w:t>4:15–18</w:t>
-        </w:r>
-      </w:hyperlink>
+      <w:r>
+        <w:rPr>
+          <w:lang w:val="hi_IN" w:bidi="hi_IN"/>
+        </w:rPr>
+        <w:t>4:15–18</w:t>
+      </w:r>
       <w:r>
         <w:rPr>
           <w:lang w:val="hi_IN" w:bidi="hi_IN"/>
@@ -1990,18 +1954,12 @@
         </w:rPr>
         <w:t xml:space="preserve"> का अनुवाद </w:t>
       </w:r>
-      <w:hyperlink r:id="rId14">
-        <w:r>
-          <w:rPr>
-            <w:lang w:val="hi_IN" w:bidi="hi_IN"/>
-          </w:rPr>
-          <w:rPr>
-            <w:color w:val="0000EE"/>
-            <w:u w:val="single"/>
-          </w:rPr>
-          <w:t>फिलिप्पियों 1:2</w:t>
-        </w:r>
-      </w:hyperlink>
+      <w:r>
+        <w:rPr>
+          <w:lang w:val="hi_IN" w:bidi="hi_IN"/>
+        </w:rPr>
+        <w:t>फिलिप्पियों 1:2</w:t>
+      </w:r>
       <w:r>
         <w:rPr>
           <w:lang w:val="hi_IN" w:bidi="hi_IN"/>
@@ -3286,18 +3244,12 @@
         </w:rPr>
         <w:t xml:space="preserve"> का अनुवाद </w:t>
       </w:r>
-      <w:hyperlink r:id="rId16">
-        <w:r>
-          <w:rPr>
-            <w:lang w:val="hi_IN" w:bidi="hi_IN"/>
-          </w:rPr>
-          <w:rPr>
-            <w:color w:val="0000EE"/>
-            <w:u w:val="single"/>
-          </w:rPr>
-          <w:t>फिलिप्पियों 1:5</w:t>
-        </w:r>
-      </w:hyperlink>
+      <w:r>
+        <w:rPr>
+          <w:lang w:val="hi_IN" w:bidi="hi_IN"/>
+        </w:rPr>
+        <w:t>फिलिप्पियों 1:5</w:t>
+      </w:r>
       <w:r>
         <w:rPr>
           <w:lang w:val="hi_IN" w:bidi="hi_IN"/>
@@ -4906,18 +4858,12 @@
         </w:rPr>
         <w:t xml:space="preserve"> देखें कि आपने इस वाक्यांश का अनुवाद </w:t>
       </w:r>
-      <w:hyperlink r:id="rId17">
-        <w:r>
-          <w:rPr>
-            <w:lang w:val="hi_IN" w:bidi="hi_IN"/>
-          </w:rPr>
-          <w:rPr>
-            <w:color w:val="0000EE"/>
-            <w:u w:val="single"/>
-          </w:rPr>
-          <w:t>1:7</w:t>
-        </w:r>
-      </w:hyperlink>
+      <w:r>
+        <w:rPr>
+          <w:lang w:val="hi_IN" w:bidi="hi_IN"/>
+        </w:rPr>
+        <w:t>1:7</w:t>
+      </w:r>
       <w:r>
         <w:rPr>
           <w:lang w:val="hi_IN" w:bidi="hi_IN"/>
@@ -5119,18 +5065,12 @@
         </w:rPr>
         <w:t xml:space="preserve"> शब्द का अनुवाद </w:t>
       </w:r>
-      <w:hyperlink r:id="rId18">
-        <w:r>
-          <w:rPr>
-            <w:lang w:val="hi_IN" w:bidi="hi_IN"/>
-          </w:rPr>
-          <w:rPr>
-            <w:color w:val="0000EE"/>
-            <w:u w:val="single"/>
-          </w:rPr>
-          <w:t>1:12</w:t>
-        </w:r>
-      </w:hyperlink>
+      <w:r>
+        <w:rPr>
+          <w:lang w:val="hi_IN" w:bidi="hi_IN"/>
+        </w:rPr>
+        <w:t>1:12</w:t>
+      </w:r>
       <w:r>
         <w:rPr>
           <w:lang w:val="hi_IN" w:bidi="hi_IN"/>
@@ -5574,36 +5514,24 @@
         </w:rPr>
         <w:t xml:space="preserve"> का अनुवाद </w:t>
       </w:r>
-      <w:hyperlink r:id="rId17">
-        <w:r>
-          <w:rPr>
-            <w:lang w:val="hi_IN" w:bidi="hi_IN"/>
-          </w:rPr>
-          <w:rPr>
-            <w:color w:val="0000EE"/>
-            <w:u w:val="single"/>
-          </w:rPr>
-          <w:t>1:7</w:t>
-        </w:r>
-      </w:hyperlink>
+      <w:r>
+        <w:rPr>
+          <w:lang w:val="hi_IN" w:bidi="hi_IN"/>
+        </w:rPr>
+        <w:t>1:7</w:t>
+      </w:r>
       <w:r>
         <w:rPr>
           <w:lang w:val="hi_IN" w:bidi="hi_IN"/>
         </w:rPr>
         <w:t xml:space="preserve"> और </w:t>
       </w:r>
-      <w:hyperlink r:id="rId19">
-        <w:r>
-          <w:rPr>
-            <w:lang w:val="hi_IN" w:bidi="hi_IN"/>
-          </w:rPr>
-          <w:rPr>
-            <w:color w:val="0000EE"/>
-            <w:u w:val="single"/>
-          </w:rPr>
-          <w:t>1:13</w:t>
-        </w:r>
-      </w:hyperlink>
+      <w:r>
+        <w:rPr>
+          <w:lang w:val="hi_IN" w:bidi="hi_IN"/>
+        </w:rPr>
+        <w:t>1:13</w:t>
+      </w:r>
       <w:r>
         <w:rPr>
           <w:lang w:val="hi_IN" w:bidi="hi_IN"/>
@@ -5804,36 +5732,24 @@
         </w:rPr>
         <w:t xml:space="preserve">"इस पद से आरम्भ करके </w:t>
       </w:r>
-      <w:hyperlink r:id="rId20">
-        <w:r>
-          <w:rPr>
-            <w:lang w:val="hi_IN" w:bidi="hi_IN"/>
-          </w:rPr>
-          <w:rPr>
-            <w:color w:val="0000EE"/>
-            <w:u w:val="single"/>
-          </w:rPr>
-          <w:t>1:17</w:t>
-        </w:r>
-      </w:hyperlink>
+      <w:r>
+        <w:rPr>
+          <w:lang w:val="hi_IN" w:bidi="hi_IN"/>
+        </w:rPr>
+        <w:t>1:17</w:t>
+      </w:r>
       <w:r>
         <w:rPr>
           <w:lang w:val="hi_IN" w:bidi="hi_IN"/>
         </w:rPr>
         <w:t xml:space="preserve"> के अंत तक, पौलुस एल काव्य युक्ति काम में लेता है जिसको व्यत्यासिका (आवृति) कहते है| कुछ भाषाओं में इससे उलझन उत्पन्न हो सकती है| हो सकता है कि आपको </w:t>
       </w:r>
-      <w:hyperlink r:id="rId21">
-        <w:r>
-          <w:rPr>
-            <w:lang w:val="hi_IN" w:bidi="hi_IN"/>
-          </w:rPr>
-          <w:rPr>
-            <w:color w:val="0000EE"/>
-            <w:u w:val="single"/>
-          </w:rPr>
-          <w:t>1:15–17</w:t>
-        </w:r>
-      </w:hyperlink>
+      <w:r>
+        <w:rPr>
+          <w:lang w:val="hi_IN" w:bidi="hi_IN"/>
+        </w:rPr>
+        <w:t>1:15–17</w:t>
+      </w:r>
       <w:r>
         <w:rPr>
           <w:lang w:val="hi_IN" w:bidi="hi_IN"/>
@@ -6694,18 +6610,12 @@
         </w:rPr>
         <w:t xml:space="preserve">"देखें कि आपने इस वाक्यांश, ""सुसमाचार के लिए उत्तर और प्रमाण देने में"" का अनुवाद </w:t>
       </w:r>
-      <w:hyperlink r:id="rId17">
-        <w:r>
-          <w:rPr>
-            <w:lang w:val="hi_IN" w:bidi="hi_IN"/>
-          </w:rPr>
-          <w:rPr>
-            <w:color w:val="0000EE"/>
-            <w:u w:val="single"/>
-          </w:rPr>
-          <w:t>1:7</w:t>
-        </w:r>
-      </w:hyperlink>
+      <w:r>
+        <w:rPr>
+          <w:lang w:val="hi_IN" w:bidi="hi_IN"/>
+        </w:rPr>
+        <w:t>1:7</w:t>
+      </w:r>
       <w:r>
         <w:rPr>
           <w:lang w:val="hi_IN" w:bidi="hi_IN"/>
@@ -7005,36 +6915,24 @@
         </w:rPr>
         <w:t xml:space="preserve"> का अनुवाद,\n</w:t>
       </w:r>
-      <w:hyperlink r:id="rId17">
-        <w:r>
-          <w:rPr>
-            <w:lang w:val="hi_IN" w:bidi="hi_IN"/>
-          </w:rPr>
-          <w:rPr>
-            <w:color w:val="0000EE"/>
-            <w:u w:val="single"/>
-          </w:rPr>
-          <w:t>1:7</w:t>
-        </w:r>
-      </w:hyperlink>
+      <w:r>
+        <w:rPr>
+          <w:lang w:val="hi_IN" w:bidi="hi_IN"/>
+        </w:rPr>
+        <w:t>1:7</w:t>
+      </w:r>
       <w:r>
         <w:rPr>
           <w:lang w:val="hi_IN" w:bidi="hi_IN"/>
         </w:rPr>
         <w:t xml:space="preserve"> और </w:t>
       </w:r>
-      <w:hyperlink r:id="rId19">
-        <w:r>
-          <w:rPr>
-            <w:lang w:val="hi_IN" w:bidi="hi_IN"/>
-          </w:rPr>
-          <w:rPr>
-            <w:color w:val="0000EE"/>
-            <w:u w:val="single"/>
-          </w:rPr>
-          <w:t>1:13</w:t>
-        </w:r>
-      </w:hyperlink>
+      <w:r>
+        <w:rPr>
+          <w:lang w:val="hi_IN" w:bidi="hi_IN"/>
+        </w:rPr>
+        <w:t>1:13</w:t>
+      </w:r>
       <w:r>
         <w:rPr>
           <w:lang w:val="hi_IN" w:bidi="hi_IN"/>
@@ -8170,18 +8068,12 @@
         </w:rPr>
         <w:t xml:space="preserve"> का सन्दर्भ इसलिए देता है कि उसके इस पार्थिव शरीर के द्वारा वह मृत्यु आने तक इस पृथ्वी पर परमेश्वर की सेवा करता रहेगा जिसका अधिक विस्तृत वर्णन वह \n</w:t>
       </w:r>
-      <w:hyperlink r:id="rId22">
-        <w:r>
-          <w:rPr>
-            <w:lang w:val="hi_IN" w:bidi="hi_IN"/>
-          </w:rPr>
-          <w:rPr>
-            <w:color w:val="0000EE"/>
-            <w:u w:val="single"/>
-          </w:rPr>
-          <w:t>1:22–24</w:t>
-        </w:r>
-      </w:hyperlink>
+      <w:r>
+        <w:rPr>
+          <w:lang w:val="hi_IN" w:bidi="hi_IN"/>
+        </w:rPr>
+        <w:t>1:22–24</w:t>
+      </w:r>
       <w:r>
         <w:rPr>
           <w:lang w:val="hi_IN" w:bidi="hi_IN"/>
@@ -9715,18 +9607,12 @@
         </w:rPr>
         <w:t xml:space="preserve"> का अनुवाद </w:t>
       </w:r>
-      <w:hyperlink r:id="rId23">
-        <w:r>
-          <w:rPr>
-            <w:lang w:val="hi_IN" w:bidi="hi_IN"/>
-          </w:rPr>
-          <w:rPr>
-            <w:color w:val="0000EE"/>
-            <w:u w:val="single"/>
-          </w:rPr>
-          <w:t>1:22</w:t>
-        </w:r>
-      </w:hyperlink>
+      <w:r>
+        <w:rPr>
+          <w:lang w:val="hi_IN" w:bidi="hi_IN"/>
+        </w:rPr>
+        <w:t>1:22</w:t>
+      </w:r>
       <w:r>
         <w:rPr>
           <w:lang w:val="hi_IN" w:bidi="hi_IN"/>
@@ -9955,18 +9841,12 @@
         </w:rPr>
         <w:t xml:space="preserve"> का अनुवाद </w:t>
       </w:r>
-      <w:hyperlink r:id="rId16">
-        <w:r>
-          <w:rPr>
-            <w:lang w:val="hi_IN" w:bidi="hi_IN"/>
-          </w:rPr>
-          <w:rPr>
-            <w:color w:val="0000EE"/>
-            <w:u w:val="single"/>
-          </w:rPr>
-          <w:t>1:5</w:t>
-        </w:r>
-      </w:hyperlink>
+      <w:r>
+        <w:rPr>
+          <w:lang w:val="hi_IN" w:bidi="hi_IN"/>
+        </w:rPr>
+        <w:t>1:5</w:t>
+      </w:r>
       <w:r>
         <w:rPr>
           <w:lang w:val="hi_IN" w:bidi="hi_IN"/>
@@ -10064,18 +9944,12 @@
         </w:rPr>
         <w:t xml:space="preserve"> पद </w:t>
       </w:r>
-      <w:hyperlink r:id="rId24">
-        <w:r>
-          <w:rPr>
-            <w:lang w:val="hi_IN" w:bidi="hi_IN"/>
-          </w:rPr>
-          <w:rPr>
-            <w:color w:val="0000EE"/>
-            <w:u w:val="single"/>
-          </w:rPr>
-          <w:t>1:24</w:t>
-        </w:r>
-      </w:hyperlink>
+      <w:r>
+        <w:rPr>
+          <w:lang w:val="hi_IN" w:bidi="hi_IN"/>
+        </w:rPr>
+        <w:t>1:24</w:t>
+      </w:r>
       <w:r>
         <w:rPr>
           <w:lang w:val="hi_IN" w:bidi="hi_IN"/>
@@ -10297,18 +10171,12 @@
         </w:rPr>
         <w:t xml:space="preserve"> अर्थात इस पृथ्वी पर शरीर में विद्यमान रहूँगा जिसकी तुलना मर कर पृथ्वी से कूच करके मसीह के साथ होने से है| देखें कि आपने \n</w:t>
       </w:r>
-      <w:hyperlink r:id="rId24">
-        <w:r>
-          <w:rPr>
-            <w:lang w:val="hi_IN" w:bidi="hi_IN"/>
-          </w:rPr>
-          <w:rPr>
-            <w:color w:val="0000EE"/>
-            <w:u w:val="single"/>
-          </w:rPr>
-          <w:t>1:24</w:t>
-        </w:r>
-      </w:hyperlink>
+      <w:r>
+        <w:rPr>
+          <w:lang w:val="hi_IN" w:bidi="hi_IN"/>
+        </w:rPr>
+        <w:t>1:24</w:t>
+      </w:r>
       <w:r>
         <w:rPr>
           <w:lang w:val="hi_IN" w:bidi="hi_IN"/>
@@ -10543,18 +10411,12 @@
         </w:rPr>
         <w:t xml:space="preserve"> का अनुवाद </w:t>
       </w:r>
-      <w:hyperlink r:id="rId14">
-        <w:r>
-          <w:rPr>
-            <w:lang w:val="hi_IN" w:bidi="hi_IN"/>
-          </w:rPr>
-          <w:rPr>
-            <w:color w:val="0000EE"/>
-            <w:u w:val="single"/>
-          </w:rPr>
-          <w:t>1:2</w:t>
-        </w:r>
-      </w:hyperlink>
+      <w:r>
+        <w:rPr>
+          <w:lang w:val="hi_IN" w:bidi="hi_IN"/>
+        </w:rPr>
+        <w:t>1:2</w:t>
+      </w:r>
       <w:r>
         <w:rPr>
           <w:lang w:val="hi_IN" w:bidi="hi_IN"/>
@@ -10998,18 +10860,12 @@
         </w:rPr>
         <w:t xml:space="preserve"> शब्द का अनुवाद </w:t>
       </w:r>
-      <w:hyperlink r:id="rId16">
-        <w:r>
-          <w:rPr>
-            <w:lang w:val="hi_IN" w:bidi="hi_IN"/>
-          </w:rPr>
-          <w:rPr>
-            <w:color w:val="0000EE"/>
-            <w:u w:val="single"/>
-          </w:rPr>
-          <w:t>1:5</w:t>
-        </w:r>
-      </w:hyperlink>
+      <w:r>
+        <w:rPr>
+          <w:lang w:val="hi_IN" w:bidi="hi_IN"/>
+        </w:rPr>
+        <w:t>1:5</w:t>
+      </w:r>
       <w:r>
         <w:rPr>
           <w:lang w:val="hi_IN" w:bidi="hi_IN"/>
@@ -11231,18 +11087,12 @@
         </w:rPr>
         <w:t xml:space="preserve"> से संकेत मिलता है कि उत्तरोक्ति पूर्वोक्ति का उद्देश्य है| पौलुस के जीवित रहने का उद्देश्य- </w:t>
       </w:r>
-      <w:hyperlink r:id="rId25">
-        <w:r>
-          <w:rPr>
-            <w:lang w:val="hi_IN" w:bidi="hi_IN"/>
-          </w:rPr>
-          <w:rPr>
-            <w:color w:val="0000EE"/>
-            <w:u w:val="single"/>
-          </w:rPr>
-          <w:t>1:25</w:t>
-        </w:r>
-      </w:hyperlink>
+      <w:r>
+        <w:rPr>
+          <w:lang w:val="hi_IN" w:bidi="hi_IN"/>
+        </w:rPr>
+        <w:t>1:25</w:t>
+      </w:r>
       <w:r>
         <w:rPr>
           <w:lang w:val="hi_IN" w:bidi="hi_IN"/>
@@ -11484,18 +11334,12 @@
         </w:rPr>
         <w:t xml:space="preserve"> शब्द फिलिप्पी के विश्वासियों के दृष्टिकोण से है| हो सकता है कि आपकी भाषा में पौलुस के दृष्टिकोण से उसकी यात्रा को व्यक्त करना अधिक व्यावहारिक होगा| अतः ""जाना"" जैसे शब्द का उपयोग करें| यहाँ और पद </w:t>
       </w:r>
-      <w:hyperlink r:id="rId26">
-        <w:r>
-          <w:rPr>
-            <w:lang w:val="hi_IN" w:bidi="hi_IN"/>
-          </w:rPr>
-          <w:rPr>
-            <w:color w:val="0000EE"/>
-            <w:u w:val="single"/>
-          </w:rPr>
-          <w:t>27</w:t>
-        </w:r>
-      </w:hyperlink>
+      <w:r>
+        <w:rPr>
+          <w:lang w:val="hi_IN" w:bidi="hi_IN"/>
+        </w:rPr>
+        <w:t>27</w:t>
+      </w:r>
       <w:r>
         <w:rPr>
           <w:lang w:val="hi_IN" w:bidi="hi_IN"/>
@@ -11776,18 +11620,12 @@
         </w:rPr>
         <w:t xml:space="preserve"> शब्द का सन्दर्भ फिलिप्पी के विश्वासियों के निवास स्थान में पौलुस का यात्रा करके पहुँचने और उनसे भेंट करने से है| देखें कि आपने इस शब्द के रूप का अनुवाद पिछले पद </w:t>
       </w:r>
-      <w:hyperlink r:id="rId27">
-        <w:r>
-          <w:rPr>
-            <w:lang w:val="hi_IN" w:bidi="hi_IN"/>
-          </w:rPr>
-          <w:rPr>
-            <w:color w:val="0000EE"/>
-            <w:u w:val="single"/>
-          </w:rPr>
-          <w:t>1:26</w:t>
-        </w:r>
-      </w:hyperlink>
+      <w:r>
+        <w:rPr>
+          <w:lang w:val="hi_IN" w:bidi="hi_IN"/>
+        </w:rPr>
+        <w:t>1:26</w:t>
+      </w:r>
       <w:r>
         <w:rPr>
           <w:lang w:val="hi_IN" w:bidi="hi_IN"/>
@@ -17152,18 +16990,12 @@
         </w:rPr>
         <w:t xml:space="preserve"> शब्द पूर्वोक्त उपवाक्य, </w:t>
       </w:r>
-      <w:hyperlink r:id="rId28">
-        <w:r>
-          <w:rPr>
-            <w:lang w:val="hi_IN" w:bidi="hi_IN"/>
-          </w:rPr>
-          <w:rPr>
-            <w:color w:val="0000EE"/>
-            <w:u w:val="single"/>
-          </w:rPr>
-          <w:t>2:6</w:t>
-        </w:r>
-      </w:hyperlink>
+      <w:r>
+        <w:rPr>
+          <w:lang w:val="hi_IN" w:bidi="hi_IN"/>
+        </w:rPr>
+        <w:t>2:6</w:t>
+      </w:r>
       <w:r>
         <w:rPr>
           <w:lang w:val="hi_IN" w:bidi="hi_IN"/>
@@ -18884,18 +18716,12 @@
         </w:rPr>
         <w:t xml:space="preserve"> यीशु द्वारा दीन होने- </w:t>
       </w:r>
-      <w:hyperlink r:id="rId29">
-        <w:r>
-          <w:rPr>
-            <w:lang w:val="hi_IN" w:bidi="hi_IN"/>
-          </w:rPr>
-          <w:rPr>
-            <w:color w:val="0000EE"/>
-            <w:u w:val="single"/>
-          </w:rPr>
-          <w:t>2:6–8</w:t>
-        </w:r>
-      </w:hyperlink>
+      <w:r>
+        <w:rPr>
+          <w:lang w:val="hi_IN" w:bidi="hi_IN"/>
+        </w:rPr>
+        <w:t>2:6–8</w:t>
+      </w:r>
       <w:r>
         <w:rPr>
           <w:lang w:val="hi_IN" w:bidi="hi_IN"/>
@@ -19228,36 +19054,24 @@
         </w:rPr>
         <w:t xml:space="preserve"> शब्द इस पद को पूर्वोक्त पद, </w:t>
       </w:r>
-      <w:hyperlink r:id="rId30">
-        <w:r>
-          <w:rPr>
-            <w:lang w:val="hi_IN" w:bidi="hi_IN"/>
-          </w:rPr>
-          <w:rPr>
-            <w:color w:val="0000EE"/>
-            <w:u w:val="single"/>
-          </w:rPr>
-          <w:t>2:9</w:t>
-        </w:r>
-      </w:hyperlink>
+      <w:r>
+        <w:rPr>
+          <w:lang w:val="hi_IN" w:bidi="hi_IN"/>
+        </w:rPr>
+        <w:t>2:9</w:t>
+      </w:r>
       <w:r>
         <w:rPr>
           <w:lang w:val="hi_IN" w:bidi="hi_IN"/>
         </w:rPr>
         <w:t xml:space="preserve"> से संयोजित करता है और प्रकट करता है कि यह पद और अग्रिम पद </w:t>
       </w:r>
-      <w:hyperlink r:id="rId30">
-        <w:r>
-          <w:rPr>
-            <w:lang w:val="hi_IN" w:bidi="hi_IN"/>
-          </w:rPr>
-          <w:rPr>
-            <w:color w:val="0000EE"/>
-            <w:u w:val="single"/>
-          </w:rPr>
-          <w:t>2:9</w:t>
-        </w:r>
-      </w:hyperlink>
+      <w:r>
+        <w:rPr>
+          <w:lang w:val="hi_IN" w:bidi="hi_IN"/>
+        </w:rPr>
+        <w:t>2:9</w:t>
+      </w:r>
       <w:r>
         <w:rPr>
           <w:lang w:val="hi_IN" w:bidi="hi_IN"/>
@@ -20073,18 +19887,12 @@
         </w:rPr>
         <w:t xml:space="preserve"> प्रकट करती है कि अब जो आगे आनेवाला है वह विगत पद, \n</w:t>
       </w:r>
-      <w:hyperlink r:id="rId31">
-        <w:r>
-          <w:rPr>
-            <w:lang w:val="hi_IN" w:bidi="hi_IN"/>
-          </w:rPr>
-          <w:rPr>
-            <w:color w:val="0000EE"/>
-            <w:u w:val="single"/>
-          </w:rPr>
-          <w:t>2:5–11</w:t>
-        </w:r>
-      </w:hyperlink>
+      <w:r>
+        <w:rPr>
+          <w:lang w:val="hi_IN" w:bidi="hi_IN"/>
+        </w:rPr>
+        <w:t>2:5–11</w:t>
+      </w:r>
       <w:r>
         <w:rPr>
           <w:lang w:val="hi_IN" w:bidi="hi_IN"/>
@@ -22516,18 +22324,12 @@
         </w:rPr>
         <w:t xml:space="preserve"> के साथ पौलुस कारण का समावेश कराता है कि फिलिप्पी के विश्वासियों को उन संदर्शों के अनुरूप जीवन जीने का प्रयास करना है जिनका उल्लेख उसने अभी-अभी </w:t>
       </w:r>
-      <w:hyperlink r:id="rId32">
-        <w:r>
-          <w:rPr>
-            <w:lang w:val="hi_IN" w:bidi="hi_IN"/>
-          </w:rPr>
-          <w:rPr>
-            <w:color w:val="0000EE"/>
-            <w:u w:val="single"/>
-          </w:rPr>
-          <w:t>2:12</w:t>
-        </w:r>
-      </w:hyperlink>
+      <w:r>
+        <w:rPr>
+          <w:lang w:val="hi_IN" w:bidi="hi_IN"/>
+        </w:rPr>
+        <w:t>2:12</w:t>
+      </w:r>
       <w:r>
         <w:rPr>
           <w:lang w:val="hi_IN" w:bidi="hi_IN"/>
@@ -23519,18 +23321,12 @@
         </w:rPr>
         <w:t xml:space="preserve"> शब्द, </w:t>
       </w:r>
-      <w:hyperlink r:id="rId33">
-        <w:r>
-          <w:rPr>
-            <w:lang w:val="hi_IN" w:bidi="hi_IN"/>
-          </w:rPr>
-          <w:rPr>
-            <w:color w:val="0000EE"/>
-            <w:u w:val="single"/>
-          </w:rPr>
-          <w:t>2:16</w:t>
-        </w:r>
-      </w:hyperlink>
+      <w:r>
+        <w:rPr>
+          <w:lang w:val="hi_IN" w:bidi="hi_IN"/>
+        </w:rPr>
+        <w:t>2:16</w:t>
+      </w:r>
       <w:r>
         <w:rPr>
           <w:lang w:val="hi_IN" w:bidi="hi_IN"/>
@@ -23674,18 +23470,12 @@
         </w:rPr>
         <w:t xml:space="preserve"> में पुराने नियम के यहूदी बलिदान तंत्र की उपमा काम में ली गई है| याजक परमेश्वर के लिए बलि को होम करने के लिए बलि पशु का वेदी पर वध करता था और परमेश्वर के लिए दाखमधू उंडेलता था की बलिदान पूर्ण हो जाए| देखें </w:t>
       </w:r>
-      <w:hyperlink r:id="rId34">
-        <w:r>
-          <w:rPr>
-            <w:lang w:val="hi_IN" w:bidi="hi_IN"/>
-          </w:rPr>
-          <w:rPr>
-            <w:color w:val="0000EE"/>
-            <w:u w:val="single"/>
-          </w:rPr>
-          <w:t>गिनती 28:7</w:t>
-        </w:r>
-      </w:hyperlink>
+      <w:r>
+        <w:rPr>
+          <w:lang w:val="hi_IN" w:bidi="hi_IN"/>
+        </w:rPr>
+        <w:t>गिनती 28:7</w:t>
+      </w:r>
       <w:r>
         <w:rPr>
           <w:lang w:val="hi_IN" w:bidi="hi_IN"/>
@@ -24310,18 +24100,12 @@
         </w:rPr>
         <w:t xml:space="preserve"> यह फिलिप्पी के विओश्वासियों के पक्ष में उसके कठोर परिश्रम और कष्ट वहन के प्रति पौलुस की मनोदशा का सारांश है जिसका वर्णन उसने </w:t>
       </w:r>
-      <w:hyperlink r:id="rId33">
-        <w:r>
-          <w:rPr>
-            <w:lang w:val="hi_IN" w:bidi="hi_IN"/>
-          </w:rPr>
-          <w:rPr>
-            <w:color w:val="0000EE"/>
-            <w:u w:val="single"/>
-          </w:rPr>
-          <w:t>2:16</w:t>
-        </w:r>
-      </w:hyperlink>
+      <w:r>
+        <w:rPr>
+          <w:lang w:val="hi_IN" w:bidi="hi_IN"/>
+        </w:rPr>
+        <w:t>2:16</w:t>
+      </w:r>
       <w:r>
         <w:rPr>
           <w:lang w:val="hi_IN" w:bidi="hi_IN"/>
@@ -24419,18 +24203,12 @@
         </w:rPr>
         <w:t xml:space="preserve"> फिलिप्पी के विश्वासियों के सन्दर्भ में है, कि वे उसी प्रकार आनंद करें जैसा पौलुस ने पिछले पद, </w:t>
       </w:r>
-      <w:hyperlink r:id="rId35">
-        <w:r>
-          <w:rPr>
-            <w:lang w:val="hi_IN" w:bidi="hi_IN"/>
-          </w:rPr>
-          <w:rPr>
-            <w:color w:val="0000EE"/>
-            <w:u w:val="single"/>
-          </w:rPr>
-          <w:t>2:17</w:t>
-        </w:r>
-      </w:hyperlink>
+      <w:r>
+        <w:rPr>
+          <w:lang w:val="hi_IN" w:bidi="hi_IN"/>
+        </w:rPr>
+        <w:t>2:17</w:t>
+      </w:r>
       <w:r>
         <w:rPr>
           <w:lang w:val="hi_IN" w:bidi="hi_IN"/>
@@ -28354,18 +28132,12 @@
         </w:rPr>
         <w:t xml:space="preserve"> शब्द का प्रयोग लाक्षणिक भाषा में करता हैजिससे उसका अभिप्राय है, यीशु में विश्वास करने वाला कोई भी साथी| यदि आपकी भाषा में यह स्पष्ट न हो सके तो आप इसका अनुवाद सरल भाषा में कर सकते हैं| देखें कि आपने इसका अनुवाद </w:t>
       </w:r>
-      <w:hyperlink r:id="rId18">
-        <w:r>
-          <w:rPr>
-            <w:lang w:val="hi_IN" w:bidi="hi_IN"/>
-          </w:rPr>
-          <w:rPr>
-            <w:color w:val="0000EE"/>
-            <w:u w:val="single"/>
-          </w:rPr>
-          <w:t>फिलिप्पियों 1:12</w:t>
-        </w:r>
-      </w:hyperlink>
+      <w:r>
+        <w:rPr>
+          <w:lang w:val="hi_IN" w:bidi="hi_IN"/>
+        </w:rPr>
+        <w:t>फिलिप्पियों 1:12</w:t>
+      </w:r>
       <w:r>
         <w:rPr>
           <w:lang w:val="hi_IN" w:bidi="hi_IN"/>
@@ -30216,18 +29988,12 @@
         </w:rPr>
         <w:t>"इस परिकल्पित स्थिति के प्रयोग द्वारा पौलुस अपनी योग्यता को गिनाता है कि यदि व्यवस्था का पालन करने से परमेश्वर का अनुग्रह प्राप्त होता है तो उसके पास अन्य सब मनुष्यों से अधिक गर्वोक्ति के कारण हैं| उसका उद्देश्य है कि फिलिप्पी के विश्वासियों को शिक्षा दे कि उनके लिए मसीह में विश्वास करना अन्य किसी भी बात में विश्वास करने से अधिक आवश्यक है कि उनको परमेश्वर का अनुग्रह प्राप्त हो|\n</w:t>
       </w:r>
-      <w:hyperlink r:id="rId36">
-        <w:r>
-          <w:rPr>
-            <w:lang w:val="hi_IN" w:bidi="hi_IN"/>
-          </w:rPr>
-          <w:rPr>
-            <w:color w:val="0000EE"/>
-            <w:u w:val="single"/>
-          </w:rPr>
-          <w:t>3:7–11</w:t>
-        </w:r>
-      </w:hyperlink>
+      <w:r>
+        <w:rPr>
+          <w:lang w:val="hi_IN" w:bidi="hi_IN"/>
+        </w:rPr>
+        <w:t>3:7–11</w:t>
+      </w:r>
       <w:r>
         <w:rPr>
           <w:lang w:val="hi_IN" w:bidi="hi_IN"/>
@@ -31076,18 +30842,12 @@
         </w:rPr>
         <w:t xml:space="preserve">"यह सम्पूर्ण पद पौलुस द्वारा सूचीबद्ध उन सात बैटन की प्रतिक्रया में है जिनका उल्लेख उसने </w:t>
       </w:r>
-      <w:hyperlink r:id="rId37">
-        <w:r>
-          <w:rPr>
-            <w:lang w:val="hi_IN" w:bidi="hi_IN"/>
-          </w:rPr>
-          <w:rPr>
-            <w:color w:val="0000EE"/>
-            <w:u w:val="single"/>
-          </w:rPr>
-          <w:t>3:5–6</w:t>
-        </w:r>
-      </w:hyperlink>
+      <w:r>
+        <w:rPr>
+          <w:lang w:val="hi_IN" w:bidi="hi_IN"/>
+        </w:rPr>
+        <w:t>3:5–6</w:t>
+      </w:r>
       <w:r>
         <w:rPr>
           <w:lang w:val="hi_IN" w:bidi="hi_IN"/>
@@ -31309,18 +31069,12 @@
         </w:rPr>
         <w:t xml:space="preserve"> इसका सन्दर्भ उन सात बातों की सूची से है जिसका उल्लेख पौलुस ने </w:t>
       </w:r>
-      <w:hyperlink r:id="rId37">
-        <w:r>
-          <w:rPr>
-            <w:lang w:val="hi_IN" w:bidi="hi_IN"/>
-          </w:rPr>
-          <w:rPr>
-            <w:color w:val="0000EE"/>
-            <w:u w:val="single"/>
-          </w:rPr>
-          <w:t>3:5–6</w:t>
-        </w:r>
-      </w:hyperlink>
+      <w:r>
+        <w:rPr>
+          <w:lang w:val="hi_IN" w:bidi="hi_IN"/>
+        </w:rPr>
+        <w:t>3:5–6</w:t>
+      </w:r>
       <w:r>
         <w:rPr>
           <w:lang w:val="hi_IN" w:bidi="hi_IN"/>
@@ -31810,18 +31564,12 @@
         </w:rPr>
         <w:t xml:space="preserve"> का अनुवाद </w:t>
       </w:r>
-      <w:hyperlink r:id="rId38">
-        <w:r>
-          <w:rPr>
-            <w:lang w:val="hi_IN" w:bidi="hi_IN"/>
-          </w:rPr>
-          <w:rPr>
-            <w:color w:val="0000EE"/>
-            <w:u w:val="single"/>
-          </w:rPr>
-          <w:t>3:7</w:t>
-        </w:r>
-      </w:hyperlink>
+      <w:r>
+        <w:rPr>
+          <w:lang w:val="hi_IN" w:bidi="hi_IN"/>
+        </w:rPr>
+        <w:t>3:7</w:t>
+      </w:r>
       <w:r>
         <w:rPr>
           <w:lang w:val="hi_IN" w:bidi="hi_IN"/>
@@ -31906,18 +31654,12 @@
         </w:rPr>
         <w:t xml:space="preserve">"देखें कि आपने </w:t>
       </w:r>
-      <w:hyperlink r:id="rId38">
-        <w:r>
-          <w:rPr>
-            <w:lang w:val="hi_IN" w:bidi="hi_IN"/>
-          </w:rPr>
-          <w:rPr>
-            <w:color w:val="0000EE"/>
-            <w:u w:val="single"/>
-          </w:rPr>
-          <w:t>3:7</w:t>
-        </w:r>
-      </w:hyperlink>
+      <w:r>
+        <w:rPr>
+          <w:lang w:val="hi_IN" w:bidi="hi_IN"/>
+        </w:rPr>
+        <w:t>3:7</w:t>
+      </w:r>
       <w:r>
         <w:rPr>
           <w:lang w:val="hi_IN" w:bidi="hi_IN"/>
@@ -32654,18 +32396,12 @@
         </w:rPr>
         <w:t xml:space="preserve"> का अनुवाद इस पद में पहले और </w:t>
       </w:r>
-      <w:hyperlink r:id="rId38">
-        <w:r>
-          <w:rPr>
-            <w:lang w:val="hi_IN" w:bidi="hi_IN"/>
-          </w:rPr>
-          <w:rPr>
-            <w:color w:val="0000EE"/>
-            <w:u w:val="single"/>
-          </w:rPr>
-          <w:t>3:7</w:t>
-        </w:r>
-      </w:hyperlink>
+      <w:r>
+        <w:rPr>
+          <w:lang w:val="hi_IN" w:bidi="hi_IN"/>
+        </w:rPr>
+        <w:t>3:7</w:t>
+      </w:r>
       <w:r>
         <w:rPr>
           <w:lang w:val="hi_IN" w:bidi="hi_IN"/>
@@ -32796,18 +32532,12 @@
         </w:rPr>
         <w:t xml:space="preserve"> शब्द का अनुवाद इस पद के आरम्भ में और </w:t>
       </w:r>
-      <w:hyperlink r:id="rId38">
-        <w:r>
-          <w:rPr>
-            <w:lang w:val="hi_IN" w:bidi="hi_IN"/>
-          </w:rPr>
-          <w:rPr>
-            <w:color w:val="0000EE"/>
-            <w:u w:val="single"/>
-          </w:rPr>
-          <w:t>3:7</w:t>
-        </w:r>
-      </w:hyperlink>
+      <w:r>
+        <w:rPr>
+          <w:lang w:val="hi_IN" w:bidi="hi_IN"/>
+        </w:rPr>
+        <w:t>3:7</w:t>
+      </w:r>
       <w:r>
         <w:rPr>
           <w:lang w:val="hi_IN" w:bidi="hi_IN"/>
@@ -33029,18 +32759,12 @@
         </w:rPr>
         <w:t xml:space="preserve"> शब्द का अनुवाद </w:t>
       </w:r>
-      <w:hyperlink r:id="rId38">
-        <w:r>
-          <w:rPr>
-            <w:lang w:val="hi_IN" w:bidi="hi_IN"/>
-          </w:rPr>
-          <w:rPr>
-            <w:color w:val="0000EE"/>
-            <w:u w:val="single"/>
-          </w:rPr>
-          <w:t>3:7</w:t>
-        </w:r>
-      </w:hyperlink>
+      <w:r>
+        <w:rPr>
+          <w:lang w:val="hi_IN" w:bidi="hi_IN"/>
+        </w:rPr>
+        <w:t>3:7</w:t>
+      </w:r>
       <w:r>
         <w:rPr>
           <w:lang w:val="hi_IN" w:bidi="hi_IN"/>
@@ -34442,18 +34166,12 @@
         </w:rPr>
         <w:t xml:space="preserve"> शब्द का अनुवाद </w:t>
       </w:r>
-      <w:hyperlink r:id="rId39">
-        <w:r>
-          <w:rPr>
-            <w:lang w:val="hi_IN" w:bidi="hi_IN"/>
-          </w:rPr>
-          <w:rPr>
-            <w:color w:val="0000EE"/>
-            <w:u w:val="single"/>
-          </w:rPr>
-          <w:t>3:8</w:t>
-        </w:r>
-      </w:hyperlink>
+      <w:r>
+        <w:rPr>
+          <w:lang w:val="hi_IN" w:bidi="hi_IN"/>
+        </w:rPr>
+        <w:t>3:8</w:t>
+      </w:r>
       <w:r>
         <w:rPr>
           <w:lang w:val="hi_IN" w:bidi="hi_IN"/>
@@ -35842,36 +35560,24 @@
         </w:rPr>
         <w:t xml:space="preserve"> शब्द का अनुवाद </w:t>
       </w:r>
-      <w:hyperlink r:id="rId18">
-        <w:r>
-          <w:rPr>
-            <w:lang w:val="hi_IN" w:bidi="hi_IN"/>
-          </w:rPr>
-          <w:rPr>
-            <w:color w:val="0000EE"/>
-            <w:u w:val="single"/>
-          </w:rPr>
-          <w:t>फिलिप्पियों 1:12</w:t>
-        </w:r>
-      </w:hyperlink>
+      <w:r>
+        <w:rPr>
+          <w:lang w:val="hi_IN" w:bidi="hi_IN"/>
+        </w:rPr>
+        <w:t>फिलिप्पियों 1:12</w:t>
+      </w:r>
       <w:r>
         <w:rPr>
           <w:lang w:val="hi_IN" w:bidi="hi_IN"/>
         </w:rPr>
         <w:t xml:space="preserve"> और </w:t>
       </w:r>
-      <w:hyperlink r:id="rId40">
-        <w:r>
-          <w:rPr>
-            <w:lang w:val="hi_IN" w:bidi="hi_IN"/>
-          </w:rPr>
-          <w:rPr>
-            <w:color w:val="0000EE"/>
-            <w:u w:val="single"/>
-          </w:rPr>
-          <w:t>3:1</w:t>
-        </w:r>
-      </w:hyperlink>
+      <w:r>
+        <w:rPr>
+          <w:lang w:val="hi_IN" w:bidi="hi_IN"/>
+        </w:rPr>
+        <w:t>3:1</w:t>
+      </w:r>
       <w:r>
         <w:rPr>
           <w:lang w:val="hi_IN" w:bidi="hi_IN"/>
@@ -37156,36 +36862,24 @@
         </w:rPr>
         <w:t xml:space="preserve"> संकेत देता है कि पौलुस अपने व्यक्तिगत अनुभव द्वारा फिलिप्पी के विश्ववासियों को शिक्षा देने \n(</w:t>
       </w:r>
-      <w:hyperlink r:id="rId41">
-        <w:r>
-          <w:rPr>
-            <w:lang w:val="hi_IN" w:bidi="hi_IN"/>
-          </w:rPr>
-          <w:rPr>
-            <w:color w:val="0000EE"/>
-            <w:u w:val="single"/>
-          </w:rPr>
-          <w:t>3:4–14</w:t>
-        </w:r>
-      </w:hyperlink>
+      <w:r>
+        <w:rPr>
+          <w:lang w:val="hi_IN" w:bidi="hi_IN"/>
+        </w:rPr>
+        <w:t>3:4–14</w:t>
+      </w:r>
       <w:r>
         <w:rPr>
           <w:lang w:val="hi_IN" w:bidi="hi_IN"/>
         </w:rPr>
         <w:t>) से प्रबोधन (</w:t>
       </w:r>
-      <w:hyperlink r:id="rId42">
-        <w:r>
-          <w:rPr>
-            <w:lang w:val="hi_IN" w:bidi="hi_IN"/>
-          </w:rPr>
-          <w:rPr>
-            <w:color w:val="0000EE"/>
-            <w:u w:val="single"/>
-          </w:rPr>
-          <w:t>3:15–17</w:t>
-        </w:r>
-      </w:hyperlink>
+      <w:r>
+        <w:rPr>
+          <w:lang w:val="hi_IN" w:bidi="hi_IN"/>
+        </w:rPr>
+        <w:t>3:15–17</w:t>
+      </w:r>
       <w:r>
         <w:rPr>
           <w:lang w:val="hi_IN" w:bidi="hi_IN"/>
@@ -37946,18 +37640,12 @@
         </w:rPr>
         <w:t xml:space="preserve"> शब्द का अनुवाद </w:t>
       </w:r>
-      <w:hyperlink r:id="rId18">
-        <w:r>
-          <w:rPr>
-            <w:lang w:val="hi_IN" w:bidi="hi_IN"/>
-          </w:rPr>
-          <w:rPr>
-            <w:color w:val="0000EE"/>
-            <w:u w:val="single"/>
-          </w:rPr>
-          <w:t>फिलिप्पियों 1:12</w:t>
-        </w:r>
-      </w:hyperlink>
+      <w:r>
+        <w:rPr>
+          <w:lang w:val="hi_IN" w:bidi="hi_IN"/>
+        </w:rPr>
+        <w:t>फिलिप्पियों 1:12</w:t>
+      </w:r>
       <w:r>
         <w:rPr>
           <w:lang w:val="hi_IN" w:bidi="hi_IN"/>
@@ -40238,18 +39926,12 @@
         </w:rPr>
         <w:t xml:space="preserve"> शब्द का अनुवाद </w:t>
       </w:r>
-      <w:hyperlink r:id="rId18">
-        <w:r>
-          <w:rPr>
-            <w:lang w:val="hi_IN" w:bidi="hi_IN"/>
-          </w:rPr>
-          <w:rPr>
-            <w:color w:val="0000EE"/>
-            <w:u w:val="single"/>
-          </w:rPr>
-          <w:t>फिलिप्पियों 1:12</w:t>
-        </w:r>
-      </w:hyperlink>
+      <w:r>
+        <w:rPr>
+          <w:lang w:val="hi_IN" w:bidi="hi_IN"/>
+        </w:rPr>
+        <w:t>फिलिप्पियों 1:12</w:t>
+      </w:r>
       <w:r>
         <w:rPr>
           <w:lang w:val="hi_IN" w:bidi="hi_IN"/>
@@ -40875,18 +40557,12 @@
         </w:rPr>
         <w:t xml:space="preserve"> का सन्दर्भ हो सकता है: (1) उससे पूर्व की बात, इस स्थिति में इस उक्ति का अर्थ होगा, ""जिस प्रकार मैं ने तुम्हें अभी-अभी समझाया है| वैकल्पिक अनुवाद: ""हे प्रियों, प्रभु में उसी प्रकार दृढ बने रहो जिस प्रकार मैं ने तुमको समझाया है"" (2) पौलुस फिलिप्पी के विश्वासियों को \n</w:t>
       </w:r>
-      <w:hyperlink r:id="rId43">
-        <w:r>
-          <w:rPr>
-            <w:lang w:val="hi_IN" w:bidi="hi_IN"/>
-          </w:rPr>
-          <w:rPr>
-            <w:color w:val="0000EE"/>
-            <w:u w:val="single"/>
-          </w:rPr>
-          <w:t>फिलिप्पियों 4:2–9</w:t>
-        </w:r>
-      </w:hyperlink>
+      <w:r>
+        <w:rPr>
+          <w:lang w:val="hi_IN" w:bidi="hi_IN"/>
+        </w:rPr>
+        <w:t>फिलिप्पियों 4:2–9</w:t>
+      </w:r>
       <w:r>
         <w:rPr>
           <w:lang w:val="hi_IN" w:bidi="hi_IN"/>
@@ -41904,18 +41580,12 @@
         </w:rPr>
         <w:t xml:space="preserve"> का अनुवाद </w:t>
       </w:r>
-      <w:hyperlink r:id="rId16">
-        <w:r>
-          <w:rPr>
-            <w:lang w:val="hi_IN" w:bidi="hi_IN"/>
-          </w:rPr>
-          <w:rPr>
-            <w:color w:val="0000EE"/>
-            <w:u w:val="single"/>
-          </w:rPr>
-          <w:t>फिलिप्पियों 1:5</w:t>
-        </w:r>
-      </w:hyperlink>
+      <w:r>
+        <w:rPr>
+          <w:lang w:val="hi_IN" w:bidi="hi_IN"/>
+        </w:rPr>
+        <w:t>फिलिप्पियों 1:5</w:t>
+      </w:r>
       <w:r>
         <w:rPr>
           <w:lang w:val="hi_IN" w:bidi="hi_IN"/>
@@ -42196,18 +41866,12 @@
         </w:rPr>
         <w:t xml:space="preserve"> का अनुवाद </w:t>
       </w:r>
-      <w:hyperlink r:id="rId40">
-        <w:r>
-          <w:rPr>
-            <w:lang w:val="hi_IN" w:bidi="hi_IN"/>
-          </w:rPr>
-          <w:rPr>
-            <w:color w:val="0000EE"/>
-            <w:u w:val="single"/>
-          </w:rPr>
-          <w:t>फिलिप्पियों 3:1</w:t>
-        </w:r>
-      </w:hyperlink>
+      <w:r>
+        <w:rPr>
+          <w:lang w:val="hi_IN" w:bidi="hi_IN"/>
+        </w:rPr>
+        <w:t>फिलिप्पियों 3:1</w:t>
+      </w:r>
       <w:r>
         <w:rPr>
           <w:lang w:val="hi_IN" w:bidi="hi_IN"/>
@@ -44514,18 +44178,12 @@
         </w:rPr>
         <w:t xml:space="preserve"> का अनुवाद </w:t>
       </w:r>
-      <w:hyperlink r:id="rId44">
-        <w:r>
-          <w:rPr>
-            <w:lang w:val="hi_IN" w:bidi="hi_IN"/>
-          </w:rPr>
-          <w:rPr>
-            <w:color w:val="0000EE"/>
-            <w:u w:val="single"/>
-          </w:rPr>
-          <w:t>फिलिप्पियों 1:1</w:t>
-        </w:r>
-      </w:hyperlink>
+      <w:r>
+        <w:rPr>
+          <w:lang w:val="hi_IN" w:bidi="hi_IN"/>
+        </w:rPr>
+        <w:t>फिलिप्पियों 1:1</w:t>
+      </w:r>
       <w:r>
         <w:rPr>
           <w:lang w:val="hi_IN" w:bidi="hi_IN"/>
@@ -44701,18 +44359,12 @@
         </w:rPr>
         <w:t xml:space="preserve"> शब्द का अनुवाद </w:t>
       </w:r>
-      <w:hyperlink r:id="rId18">
-        <w:r>
-          <w:rPr>
-            <w:lang w:val="hi_IN" w:bidi="hi_IN"/>
-          </w:rPr>
-          <w:rPr>
-            <w:color w:val="0000EE"/>
-            <w:u w:val="single"/>
-          </w:rPr>
-          <w:t>फिलिप्पियों 1:12</w:t>
-        </w:r>
-      </w:hyperlink>
+      <w:r>
+        <w:rPr>
+          <w:lang w:val="hi_IN" w:bidi="hi_IN"/>
+        </w:rPr>
+        <w:t>फिलिप्पियों 1:12</w:t>
+      </w:r>
       <w:r>
         <w:rPr>
           <w:lang w:val="hi_IN" w:bidi="hi_IN"/>
@@ -46111,18 +45763,12 @@
         </w:rPr>
         <w:t xml:space="preserve"> का अनुवाद </w:t>
       </w:r>
-      <w:hyperlink r:id="rId45">
-        <w:r>
-          <w:rPr>
-            <w:lang w:val="hi_IN" w:bidi="hi_IN"/>
-          </w:rPr>
-          <w:rPr>
-            <w:color w:val="0000EE"/>
-            <w:u w:val="single"/>
-          </w:rPr>
-          <w:t>3:12</w:t>
-        </w:r>
-      </w:hyperlink>
+      <w:r>
+        <w:rPr>
+          <w:lang w:val="hi_IN" w:bidi="hi_IN"/>
+        </w:rPr>
+        <w:t>3:12</w:t>
+      </w:r>
       <w:r>
         <w:rPr>
           <w:lang w:val="hi_IN" w:bidi="hi_IN"/>
@@ -48368,36 +48014,24 @@
         </w:rPr>
         <w:t xml:space="preserve"> का अनुवाद </w:t>
       </w:r>
-      <w:hyperlink r:id="rId16">
-        <w:r>
-          <w:rPr>
-            <w:lang w:val="hi_IN" w:bidi="hi_IN"/>
-          </w:rPr>
-          <w:rPr>
-            <w:color w:val="0000EE"/>
-            <w:u w:val="single"/>
-          </w:rPr>
-          <w:t>फिलिप्पियों 1:5</w:t>
-        </w:r>
-      </w:hyperlink>
+      <w:r>
+        <w:rPr>
+          <w:lang w:val="hi_IN" w:bidi="hi_IN"/>
+        </w:rPr>
+        <w:t>फिलिप्पियों 1:5</w:t>
+      </w:r>
       <w:r>
         <w:rPr>
           <w:lang w:val="hi_IN" w:bidi="hi_IN"/>
         </w:rPr>
         <w:t xml:space="preserve"> और </w:t>
       </w:r>
-      <w:hyperlink r:id="rId13">
-        <w:r>
-          <w:rPr>
-            <w:lang w:val="hi_IN" w:bidi="hi_IN"/>
-          </w:rPr>
-          <w:rPr>
-            <w:color w:val="0000EE"/>
-            <w:u w:val="single"/>
-          </w:rPr>
-          <w:t>4:3</w:t>
-        </w:r>
-      </w:hyperlink>
+      <w:r>
+        <w:rPr>
+          <w:lang w:val="hi_IN" w:bidi="hi_IN"/>
+        </w:rPr>
+        <w:t>4:3</w:t>
+      </w:r>
       <w:r>
         <w:rPr>
           <w:lang w:val="hi_IN" w:bidi="hi_IN"/>
@@ -49362,18 +48996,12 @@
         </w:rPr>
         <w:t xml:space="preserve"> मिल गया है क्योंकि फिलिप्पी के विश्वासियों ने भेंटें भेजी हैं और यही कारण है कि उसके लिए पर्याप्त प्रावधान हो गया है| वैकल्पिक अनुवाद: ""मेरे पास आवश्यकता की सब वस्तुएं हैं और मैं तृप्त हूँ"" (2) कि पौलुस </w:t>
       </w:r>
-      <w:hyperlink r:id="rId39">
-        <w:r>
-          <w:rPr>
-            <w:lang w:val="hi_IN" w:bidi="hi_IN"/>
-          </w:rPr>
-          <w:rPr>
-            <w:color w:val="0000EE"/>
-            <w:u w:val="single"/>
-          </w:rPr>
-          <w:t>फिलिप्पियों 3:8</w:t>
-        </w:r>
-      </w:hyperlink>
+      <w:r>
+        <w:rPr>
+          <w:lang w:val="hi_IN" w:bidi="hi_IN"/>
+        </w:rPr>
+        <w:t>फिलिप्पियों 3:8</w:t>
+      </w:r>
       <w:r>
         <w:rPr>
           <w:lang w:val="hi_IN" w:bidi="hi_IN"/>
@@ -49673,18 +49301,12 @@
         </w:rPr>
         <w:t xml:space="preserve"> एक पुरुष का नाम है| देखें कि आपने इस नाम का अनुवाद </w:t>
       </w:r>
-      <w:hyperlink r:id="rId46">
-        <w:r>
-          <w:rPr>
-            <w:lang w:val="hi_IN" w:bidi="hi_IN"/>
-          </w:rPr>
-          <w:rPr>
-            <w:color w:val="0000EE"/>
-            <w:u w:val="single"/>
-          </w:rPr>
-          <w:t>फिलिप्पियों 2:25</w:t>
-        </w:r>
-      </w:hyperlink>
+      <w:r>
+        <w:rPr>
+          <w:lang w:val="hi_IN" w:bidi="hi_IN"/>
+        </w:rPr>
+        <w:t>फिलिप्पियों 2:25</w:t>
+      </w:r>
       <w:r>
         <w:rPr>
           <w:lang w:val="hi_IN" w:bidi="hi_IN"/>
@@ -50297,18 +49919,12 @@
         </w:rPr>
         <w:t xml:space="preserve"> शब्द का अनुवाद </w:t>
       </w:r>
-      <w:hyperlink r:id="rId18">
-        <w:r>
-          <w:rPr>
-            <w:lang w:val="hi_IN" w:bidi="hi_IN"/>
-          </w:rPr>
-          <w:rPr>
-            <w:color w:val="0000EE"/>
-            <w:u w:val="single"/>
-          </w:rPr>
-          <w:t>फिलिप्पियों 1:12</w:t>
-        </w:r>
-      </w:hyperlink>
+      <w:r>
+        <w:rPr>
+          <w:lang w:val="hi_IN" w:bidi="hi_IN"/>
+        </w:rPr>
+        <w:t>फिलिप्पियों 1:12</w:t>
+      </w:r>
       <w:r>
         <w:rPr>
           <w:lang w:val="hi_IN" w:bidi="hi_IN"/>
@@ -50419,18 +50035,12 @@
         </w:rPr>
         <w:t xml:space="preserve"> शब्द का अनुवाद </w:t>
       </w:r>
-      <w:hyperlink r:id="rId18">
-        <w:r>
-          <w:rPr>
-            <w:lang w:val="hi_IN" w:bidi="hi_IN"/>
-          </w:rPr>
-          <w:rPr>
-            <w:color w:val="0000EE"/>
-            <w:u w:val="single"/>
-          </w:rPr>
-          <w:t>1:12</w:t>
-        </w:r>
-      </w:hyperlink>
+      <w:r>
+        <w:rPr>
+          <w:lang w:val="hi_IN" w:bidi="hi_IN"/>
+        </w:rPr>
+        <w:t>1:12</w:t>
+      </w:r>
       <w:r>
         <w:rPr>
           <w:lang w:val="hi_IN" w:bidi="hi_IN"/>

--- a/hin/docx/50.content.docx
+++ b/hin/docx/50.content.docx
@@ -266,6 +266,426 @@
         <w:rPr>
           <w:lang w:val="hi_IN" w:bidi="hi_IN"/>
         </w:rPr>
+        <w:t>फिलिप्पियों 1:1 (#1)</w:t>
+      </w:r>
+      <w:r>
+        <w:rPr>
+          <w:lang w:val="hi_IN" w:bidi="hi_IN"/>
+        </w:rPr>
+      </w:r>
+    </w:p>
+    <w:p>
+      <w:pPr/>
+      <w:r>
+        <w:rPr>
+          <w:lang w:val="hi_IN" w:bidi="hi_IN"/>
+        </w:rPr>
+      </w:r>
+      <w:r>
+        <w:rPr>
+          <w:b/>
+          <w:lang w:val="hi_IN" w:bidi="hi_IN"/>
+        </w:rPr>
+        <w:t>""</w:t>
+      </w:r>
+    </w:p>
+    <w:p>
+      <w:pPr/>
+      <w:r>
+        <w:rPr>
+          <w:lang w:val="hi_IN" w:bidi="hi_IN"/>
+        </w:rPr>
+      </w:r>
+      <w:r>
+        <w:rPr>
+          <w:lang w:val="hi_IN" w:bidi="hi_IN"/>
+        </w:rPr>
+        <w:t>General Information:\n\n</w:t>
+      </w:r>
+    </w:p>
+    <w:p>
+      <w:pPr/>
+      <w:r>
+        <w:rPr>
+          <w:lang w:val="hi_IN" w:bidi="hi_IN"/>
+        </w:rPr>
+      </w:r>
+      <w:r>
+        <w:rPr>
+          <w:lang w:val="hi_IN" w:bidi="hi_IN"/>
+        </w:rPr>
+        <w:t xml:space="preserve">देखें: </w:t>
+      </w:r>
+      <w:r>
+        <w:rPr>
+          <w:lang w:val="hi_IN" w:bidi="hi_IN"/>
+        </w:rPr>
+        <w:t>'आप' के रूप</w:t>
+      </w:r>
+      <w:r>
+        <w:rPr>
+          <w:lang w:val="hi_IN" w:bidi="hi_IN"/>
+        </w:rPr>
+      </w:r>
+      <w:r>
+        <w:rPr>
+          <w:lang w:val="hi_IN" w:bidi="hi_IN"/>
+        </w:rPr>
+      </w:r>
+    </w:p>
+    <w:p>
+      <w:pPr/>
+      <w:r>
+        <w:rPr>
+          <w:lang w:val="hi_IN" w:bidi="hi_IN"/>
+        </w:rPr>
+      </w:r>
+    </w:p>
+    <w:p>
+      <w:pPr>
+        <w:pStyle w:val="Heading2"/>
+      </w:pPr>
+      <w:r>
+        <w:rPr>
+          <w:lang w:val="hi_IN" w:bidi="hi_IN"/>
+        </w:rPr>
+        <w:t>फिलिप्पियों 1:1 (#2)</w:t>
+      </w:r>
+      <w:r>
+        <w:rPr>
+          <w:lang w:val="hi_IN" w:bidi="hi_IN"/>
+        </w:rPr>
+      </w:r>
+    </w:p>
+    <w:p>
+      <w:pPr/>
+      <w:r>
+        <w:rPr>
+          <w:lang w:val="hi_IN" w:bidi="hi_IN"/>
+        </w:rPr>
+      </w:r>
+      <w:r>
+        <w:rPr>
+          <w:b/>
+          <w:lang w:val="hi_IN" w:bidi="hi_IN"/>
+        </w:rPr>
+        <w:t>""</w:t>
+      </w:r>
+    </w:p>
+    <w:p>
+      <w:pPr/>
+      <w:r>
+        <w:rPr>
+          <w:lang w:val="hi_IN" w:bidi="hi_IN"/>
+        </w:rPr>
+      </w:r>
+      <w:r>
+        <w:rPr>
+          <w:lang w:val="hi_IN" w:bidi="hi_IN"/>
+        </w:rPr>
+      </w:r>
+      <w:r>
+        <w:rPr>
+          <w:lang w:val="hi_IN" w:bidi="hi_IN"/>
+        </w:rPr>
+      </w:r>
+    </w:p>
+    <w:p>
+      <w:pPr/>
+      <w:r>
+        <w:rPr>
+          <w:lang w:val="hi_IN" w:bidi="hi_IN"/>
+        </w:rPr>
+      </w:r>
+    </w:p>
+    <w:p>
+      <w:pPr>
+        <w:pStyle w:val="Heading2"/>
+      </w:pPr>
+      <w:r>
+        <w:rPr>
+          <w:lang w:val="hi_IN" w:bidi="hi_IN"/>
+        </w:rPr>
+        <w:t>फिलिप्पियों 1:1 (#3)</w:t>
+      </w:r>
+      <w:r>
+        <w:rPr>
+          <w:lang w:val="hi_IN" w:bidi="hi_IN"/>
+        </w:rPr>
+      </w:r>
+    </w:p>
+    <w:p>
+      <w:pPr/>
+      <w:r>
+        <w:rPr>
+          <w:lang w:val="hi_IN" w:bidi="hi_IN"/>
+        </w:rPr>
+      </w:r>
+      <w:r>
+        <w:rPr>
+          <w:b/>
+          <w:lang w:val="hi_IN" w:bidi="hi_IN"/>
+        </w:rPr>
+        <w:t>""</w:t>
+      </w:r>
+    </w:p>
+    <w:p>
+      <w:pPr/>
+      <w:r>
+        <w:rPr>
+          <w:lang w:val="hi_IN" w:bidi="hi_IN"/>
+        </w:rPr>
+      </w:r>
+      <w:r>
+        <w:rPr>
+          <w:lang w:val="hi_IN" w:bidi="hi_IN"/>
+        </w:rPr>
+      </w:r>
+      <w:r>
+        <w:rPr>
+          <w:lang w:val="hi_IN" w:bidi="hi_IN"/>
+        </w:rPr>
+      </w:r>
+    </w:p>
+    <w:p>
+      <w:pPr/>
+      <w:r>
+        <w:rPr>
+          <w:lang w:val="hi_IN" w:bidi="hi_IN"/>
+        </w:rPr>
+      </w:r>
+    </w:p>
+    <w:p>
+      <w:pPr>
+        <w:pStyle w:val="Heading2"/>
+      </w:pPr>
+      <w:r>
+        <w:rPr>
+          <w:lang w:val="hi_IN" w:bidi="hi_IN"/>
+        </w:rPr>
+        <w:t>फिलिप्पियों 1:1 (#4)</w:t>
+      </w:r>
+      <w:r>
+        <w:rPr>
+          <w:lang w:val="hi_IN" w:bidi="hi_IN"/>
+        </w:rPr>
+      </w:r>
+    </w:p>
+    <w:p>
+      <w:pPr/>
+      <w:r>
+        <w:rPr>
+          <w:lang w:val="hi_IN" w:bidi="hi_IN"/>
+        </w:rPr>
+      </w:r>
+      <w:r>
+        <w:rPr>
+          <w:b/>
+          <w:lang w:val="hi_IN" w:bidi="hi_IN"/>
+        </w:rPr>
+        <w:t>""</w:t>
+      </w:r>
+    </w:p>
+    <w:p>
+      <w:pPr/>
+      <w:r>
+        <w:rPr>
+          <w:lang w:val="hi_IN" w:bidi="hi_IN"/>
+        </w:rPr>
+      </w:r>
+      <w:r>
+        <w:rPr>
+          <w:lang w:val="hi_IN" w:bidi="hi_IN"/>
+        </w:rPr>
+      </w:r>
+      <w:r>
+        <w:rPr>
+          <w:lang w:val="hi_IN" w:bidi="hi_IN"/>
+        </w:rPr>
+      </w:r>
+    </w:p>
+    <w:p>
+      <w:pPr/>
+      <w:r>
+        <w:rPr>
+          <w:lang w:val="hi_IN" w:bidi="hi_IN"/>
+        </w:rPr>
+      </w:r>
+    </w:p>
+    <w:p>
+      <w:pPr>
+        <w:pStyle w:val="Heading2"/>
+      </w:pPr>
+      <w:r>
+        <w:rPr>
+          <w:lang w:val="hi_IN" w:bidi="hi_IN"/>
+        </w:rPr>
+        <w:t>फिलिप्पियों 1:1 (#5)</w:t>
+      </w:r>
+      <w:r>
+        <w:rPr>
+          <w:lang w:val="hi_IN" w:bidi="hi_IN"/>
+        </w:rPr>
+      </w:r>
+    </w:p>
+    <w:p>
+      <w:pPr/>
+      <w:r>
+        <w:rPr>
+          <w:lang w:val="hi_IN" w:bidi="hi_IN"/>
+        </w:rPr>
+      </w:r>
+      <w:r>
+        <w:rPr>
+          <w:b/>
+          <w:lang w:val="hi_IN" w:bidi="hi_IN"/>
+        </w:rPr>
+        <w:t>""</w:t>
+      </w:r>
+    </w:p>
+    <w:p>
+      <w:pPr/>
+      <w:r>
+        <w:rPr>
+          <w:lang w:val="hi_IN" w:bidi="hi_IN"/>
+        </w:rPr>
+      </w:r>
+      <w:r>
+        <w:rPr>
+          <w:lang w:val="hi_IN" w:bidi="hi_IN"/>
+        </w:rPr>
+      </w:r>
+      <w:r>
+        <w:rPr>
+          <w:lang w:val="hi_IN" w:bidi="hi_IN"/>
+        </w:rPr>
+      </w:r>
+    </w:p>
+    <w:p>
+      <w:pPr/>
+      <w:r>
+        <w:rPr>
+          <w:lang w:val="hi_IN" w:bidi="hi_IN"/>
+        </w:rPr>
+      </w:r>
+    </w:p>
+    <w:p>
+      <w:pPr>
+        <w:pStyle w:val="Heading2"/>
+      </w:pPr>
+      <w:r>
+        <w:rPr>
+          <w:lang w:val="hi_IN" w:bidi="hi_IN"/>
+        </w:rPr>
+        <w:t>फिलिप्पियों 1:1 (#1)</w:t>
+      </w:r>
+      <w:r>
+        <w:rPr>
+          <w:lang w:val="hi_IN" w:bidi="hi_IN"/>
+        </w:rPr>
+      </w:r>
+    </w:p>
+    <w:p>
+      <w:pPr/>
+      <w:r>
+        <w:rPr>
+          <w:lang w:val="hi_IN" w:bidi="hi_IN"/>
+        </w:rPr>
+      </w:r>
+      <w:r>
+        <w:rPr>
+          <w:b/>
+          <w:lang w:val="hi_IN" w:bidi="hi_IN"/>
+        </w:rPr>
+        <w:t>"पौलुस और तीमुथियुस"</w:t>
+      </w:r>
+    </w:p>
+    <w:p>
+      <w:pPr/>
+      <w:r>
+        <w:rPr>
+          <w:lang w:val="hi_IN" w:bidi="hi_IN"/>
+        </w:rPr>
+      </w:r>
+      <w:r>
+        <w:rPr>
+          <w:lang w:val="hi_IN" w:bidi="hi_IN"/>
+        </w:rPr>
+        <w:t>"</w:t>
+      </w:r>
+      <w:r>
+        <w:rPr>
+          <w:b/>
+          <w:lang w:val="hi_IN" w:bidi="hi_IN"/>
+        </w:rPr>
+        <w:t>पौलुस</w:t>
+      </w:r>
+      <w:r>
+        <w:rPr>
+          <w:lang w:val="hi_IN" w:bidi="hi_IN"/>
+        </w:rPr>
+        <w:t xml:space="preserve"> और </w:t>
+      </w:r>
+      <w:r>
+        <w:rPr>
+          <w:b/>
+          <w:lang w:val="hi_IN" w:bidi="hi_IN"/>
+        </w:rPr>
+        <w:t>तीमुथियुस</w:t>
+      </w:r>
+      <w:r>
+        <w:rPr>
+          <w:lang w:val="hi_IN" w:bidi="hi_IN"/>
+        </w:rPr>
+        <w:t xml:space="preserve"> पुरुषों के नाम हैं|\n</w:t>
+      </w:r>
+    </w:p>
+    <w:p>
+      <w:pPr/>
+      <w:r>
+        <w:rPr>
+          <w:lang w:val="hi_IN" w:bidi="hi_IN"/>
+        </w:rPr>
+      </w:r>
+      <w:r>
+        <w:rPr>
+          <w:lang w:val="hi_IN" w:bidi="hi_IN"/>
+        </w:rPr>
+        <w:t xml:space="preserve">देखें: </w:t>
+      </w:r>
+      <w:r>
+        <w:rPr>
+          <w:lang w:val="hi_IN" w:bidi="hi_IN"/>
+        </w:rPr>
+        <w:t>नामों का अनुवाद कैसे करें</w:t>
+      </w:r>
+      <w:r>
+        <w:rPr>
+          <w:lang w:val="hi_IN" w:bidi="hi_IN"/>
+        </w:rPr>
+      </w:r>
+      <w:r>
+        <w:rPr>
+          <w:lang w:val="hi_IN" w:bidi="hi_IN"/>
+        </w:rPr>
+      </w:r>
+    </w:p>
+    <w:p>
+      <w:pPr/>
+      <w:r>
+        <w:rPr>
+          <w:lang w:val="hi_IN" w:bidi="hi_IN"/>
+        </w:rPr>
+      </w:r>
+    </w:p>
+    <w:p>
+      <w:pPr>
+        <w:pStyle w:val="Heading2"/>
+      </w:pPr>
+      <w:r>
+        <w:rPr>
+          <w:lang w:val="hi_IN" w:bidi="hi_IN"/>
+        </w:rPr>
         <w:t>फिलिप्पियों 1:2 (#1)</w:t>
       </w:r>
       <w:r>
@@ -2798,6 +3218,134 @@
         <w:rPr>
           <w:lang w:val="hi_IN" w:bidi="hi_IN"/>
         </w:rPr>
+        <w:t>फिलिप्पियों 1:7 (#1)</w:t>
+      </w:r>
+      <w:r>
+        <w:rPr>
+          <w:lang w:val="hi_IN" w:bidi="hi_IN"/>
+        </w:rPr>
+      </w:r>
+    </w:p>
+    <w:p>
+      <w:pPr/>
+      <w:r>
+        <w:rPr>
+          <w:lang w:val="hi_IN" w:bidi="hi_IN"/>
+        </w:rPr>
+      </w:r>
+      <w:r>
+        <w:rPr>
+          <w:b/>
+          <w:lang w:val="hi_IN" w:bidi="hi_IN"/>
+        </w:rPr>
+        <w:t>""</w:t>
+      </w:r>
+    </w:p>
+    <w:p>
+      <w:pPr/>
+      <w:r>
+        <w:rPr>
+          <w:lang w:val="hi_IN" w:bidi="hi_IN"/>
+        </w:rPr>
+      </w:r>
+      <w:r>
+        <w:rPr>
+          <w:lang w:val="hi_IN" w:bidi="hi_IN"/>
+        </w:rPr>
+      </w:r>
+      <w:r>
+        <w:rPr>
+          <w:lang w:val="hi_IN" w:bidi="hi_IN"/>
+        </w:rPr>
+      </w:r>
+    </w:p>
+    <w:p>
+      <w:pPr/>
+      <w:r>
+        <w:rPr>
+          <w:lang w:val="hi_IN" w:bidi="hi_IN"/>
+        </w:rPr>
+      </w:r>
+    </w:p>
+    <w:p>
+      <w:pPr>
+        <w:pStyle w:val="Heading2"/>
+      </w:pPr>
+      <w:r>
+        <w:rPr>
+          <w:lang w:val="hi_IN" w:bidi="hi_IN"/>
+        </w:rPr>
+        <w:t>फिलिप्पियों 1:7 (#2)</w:t>
+      </w:r>
+      <w:r>
+        <w:rPr>
+          <w:lang w:val="hi_IN" w:bidi="hi_IN"/>
+        </w:rPr>
+      </w:r>
+    </w:p>
+    <w:p>
+      <w:pPr/>
+      <w:r>
+        <w:rPr>
+          <w:lang w:val="hi_IN" w:bidi="hi_IN"/>
+        </w:rPr>
+      </w:r>
+      <w:r>
+        <w:rPr>
+          <w:b/>
+          <w:lang w:val="hi_IN" w:bidi="hi_IN"/>
+        </w:rPr>
+        <w:t>""</w:t>
+      </w:r>
+    </w:p>
+    <w:p>
+      <w:pPr/>
+      <w:r>
+        <w:rPr>
+          <w:lang w:val="hi_IN" w:bidi="hi_IN"/>
+        </w:rPr>
+      </w:r>
+    </w:p>
+    <w:p>
+      <w:pPr/>
+      <w:r>
+        <w:rPr>
+          <w:lang w:val="hi_IN" w:bidi="hi_IN"/>
+        </w:rPr>
+      </w:r>
+      <w:r>
+        <w:rPr>
+          <w:lang w:val="hi_IN" w:bidi="hi_IN"/>
+        </w:rPr>
+        <w:t>देखें: प्रतिन्यास</w:t>
+      </w:r>
+      <w:r>
+        <w:rPr>
+          <w:lang w:val="hi_IN" w:bidi="hi_IN"/>
+        </w:rPr>
+      </w:r>
+      <w:r>
+        <w:rPr>
+          <w:lang w:val="hi_IN" w:bidi="hi_IN"/>
+        </w:rPr>
+      </w:r>
+    </w:p>
+    <w:p>
+      <w:pPr/>
+      <w:r>
+        <w:rPr>
+          <w:lang w:val="hi_IN" w:bidi="hi_IN"/>
+        </w:rPr>
+      </w:r>
+    </w:p>
+    <w:p>
+      <w:pPr>
+        <w:pStyle w:val="Heading2"/>
+      </w:pPr>
+      <w:r>
+        <w:rPr>
+          <w:lang w:val="hi_IN" w:bidi="hi_IN"/>
+        </w:rPr>
         <w:t>फिलिप्पियों 1:8 (#2)</w:t>
       </w:r>
       <w:r>
@@ -3013,6 +3561,63 @@
         <w:rPr>
           <w:lang w:val="hi_IN" w:bidi="hi_IN"/>
         </w:rPr>
+        <w:t>फिलिप्पियों 1:8 (#1)</w:t>
+      </w:r>
+      <w:r>
+        <w:rPr>
+          <w:lang w:val="hi_IN" w:bidi="hi_IN"/>
+        </w:rPr>
+      </w:r>
+    </w:p>
+    <w:p>
+      <w:pPr/>
+      <w:r>
+        <w:rPr>
+          <w:lang w:val="hi_IN" w:bidi="hi_IN"/>
+        </w:rPr>
+      </w:r>
+      <w:r>
+        <w:rPr>
+          <w:b/>
+          <w:lang w:val="hi_IN" w:bidi="hi_IN"/>
+        </w:rPr>
+        <w:t>""</w:t>
+      </w:r>
+    </w:p>
+    <w:p>
+      <w:pPr/>
+      <w:r>
+        <w:rPr>
+          <w:lang w:val="hi_IN" w:bidi="hi_IN"/>
+        </w:rPr>
+      </w:r>
+      <w:r>
+        <w:rPr>
+          <w:lang w:val="hi_IN" w:bidi="hi_IN"/>
+        </w:rPr>
+      </w:r>
+      <w:r>
+        <w:rPr>
+          <w:lang w:val="hi_IN" w:bidi="hi_IN"/>
+        </w:rPr>
+      </w:r>
+    </w:p>
+    <w:p>
+      <w:pPr/>
+      <w:r>
+        <w:rPr>
+          <w:lang w:val="hi_IN" w:bidi="hi_IN"/>
+        </w:rPr>
+      </w:r>
+    </w:p>
+    <w:p>
+      <w:pPr>
+        <w:pStyle w:val="Heading2"/>
+      </w:pPr>
+      <w:r>
+        <w:rPr>
+          <w:lang w:val="hi_IN" w:bidi="hi_IN"/>
+        </w:rPr>
         <w:t>फिलिप्पियों 1:9 (#1)</w:t>
       </w:r>
       <w:r>
@@ -3390,6 +3995,217 @@
         <w:rPr>
           <w:lang w:val="hi_IN" w:bidi="hi_IN"/>
         </w:rPr>
+        <w:t>फिलिप्पियों 1:9 (#1)</w:t>
+      </w:r>
+      <w:r>
+        <w:rPr>
+          <w:lang w:val="hi_IN" w:bidi="hi_IN"/>
+        </w:rPr>
+      </w:r>
+    </w:p>
+    <w:p>
+      <w:pPr/>
+      <w:r>
+        <w:rPr>
+          <w:lang w:val="hi_IN" w:bidi="hi_IN"/>
+        </w:rPr>
+      </w:r>
+      <w:r>
+        <w:rPr>
+          <w:b/>
+          <w:lang w:val="hi_IN" w:bidi="hi_IN"/>
+        </w:rPr>
+        <w:t>""</w:t>
+      </w:r>
+    </w:p>
+    <w:p>
+      <w:pPr/>
+      <w:r>
+        <w:rPr>
+          <w:lang w:val="hi_IN" w:bidi="hi_IN"/>
+        </w:rPr>
+      </w:r>
+      <w:r>
+        <w:rPr>
+          <w:lang w:val="hi_IN" w:bidi="hi_IN"/>
+        </w:rPr>
+        <w:t>Connecting Statement:\n\n</w:t>
+      </w:r>
+      <w:r>
+        <w:rPr>
+          <w:lang w:val="hi_IN" w:bidi="hi_IN"/>
+        </w:rPr>
+      </w:r>
+      <w:r>
+        <w:rPr>
+          <w:lang w:val="hi_IN" w:bidi="hi_IN"/>
+        </w:rPr>
+      </w:r>
+    </w:p>
+    <w:p>
+      <w:pPr/>
+      <w:r>
+        <w:rPr>
+          <w:lang w:val="hi_IN" w:bidi="hi_IN"/>
+        </w:rPr>
+      </w:r>
+    </w:p>
+    <w:p>
+      <w:pPr>
+        <w:pStyle w:val="Heading2"/>
+      </w:pPr>
+      <w:r>
+        <w:rPr>
+          <w:lang w:val="hi_IN" w:bidi="hi_IN"/>
+        </w:rPr>
+        <w:t>फिलिप्पियों 1:9 (#2)</w:t>
+      </w:r>
+      <w:r>
+        <w:rPr>
+          <w:lang w:val="hi_IN" w:bidi="hi_IN"/>
+        </w:rPr>
+      </w:r>
+    </w:p>
+    <w:p>
+      <w:pPr/>
+      <w:r>
+        <w:rPr>
+          <w:lang w:val="hi_IN" w:bidi="hi_IN"/>
+        </w:rPr>
+      </w:r>
+      <w:r>
+        <w:rPr>
+          <w:b/>
+          <w:lang w:val="hi_IN" w:bidi="hi_IN"/>
+        </w:rPr>
+        <w:t>""</w:t>
+      </w:r>
+    </w:p>
+    <w:p>
+      <w:pPr/>
+      <w:r>
+        <w:rPr>
+          <w:lang w:val="hi_IN" w:bidi="hi_IN"/>
+        </w:rPr>
+      </w:r>
+    </w:p>
+    <w:p>
+      <w:pPr/>
+      <w:r>
+        <w:rPr>
+          <w:lang w:val="hi_IN" w:bidi="hi_IN"/>
+        </w:rPr>
+      </w:r>
+      <w:r>
+        <w:rPr>
+          <w:lang w:val="hi_IN" w:bidi="hi_IN"/>
+        </w:rPr>
+        <w:t>देखें: रूपक</w:t>
+      </w:r>
+      <w:r>
+        <w:rPr>
+          <w:lang w:val="hi_IN" w:bidi="hi_IN"/>
+        </w:rPr>
+      </w:r>
+      <w:r>
+        <w:rPr>
+          <w:lang w:val="hi_IN" w:bidi="hi_IN"/>
+        </w:rPr>
+      </w:r>
+    </w:p>
+    <w:p>
+      <w:pPr/>
+      <w:r>
+        <w:rPr>
+          <w:lang w:val="hi_IN" w:bidi="hi_IN"/>
+        </w:rPr>
+      </w:r>
+    </w:p>
+    <w:p>
+      <w:pPr>
+        <w:pStyle w:val="Heading2"/>
+      </w:pPr>
+      <w:r>
+        <w:rPr>
+          <w:lang w:val="hi_IN" w:bidi="hi_IN"/>
+        </w:rPr>
+        <w:t>फिलिप्पियों 1:9 (#3)</w:t>
+      </w:r>
+      <w:r>
+        <w:rPr>
+          <w:lang w:val="hi_IN" w:bidi="hi_IN"/>
+        </w:rPr>
+      </w:r>
+    </w:p>
+    <w:p>
+      <w:pPr/>
+      <w:r>
+        <w:rPr>
+          <w:lang w:val="hi_IN" w:bidi="hi_IN"/>
+        </w:rPr>
+      </w:r>
+      <w:r>
+        <w:rPr>
+          <w:b/>
+          <w:lang w:val="hi_IN" w:bidi="hi_IN"/>
+        </w:rPr>
+        <w:t>""</w:t>
+      </w:r>
+    </w:p>
+    <w:p>
+      <w:pPr/>
+      <w:r>
+        <w:rPr>
+          <w:lang w:val="hi_IN" w:bidi="hi_IN"/>
+        </w:rPr>
+      </w:r>
+    </w:p>
+    <w:p>
+      <w:pPr/>
+      <w:r>
+        <w:rPr>
+          <w:lang w:val="hi_IN" w:bidi="hi_IN"/>
+        </w:rPr>
+      </w:r>
+      <w:r>
+        <w:rPr>
+          <w:lang w:val="hi_IN" w:bidi="hi_IN"/>
+        </w:rPr>
+        <w:t xml:space="preserve">देखें: </w:t>
+      </w:r>
+      <w:r>
+        <w:rPr>
+          <w:lang w:val="hi_IN" w:bidi="hi_IN"/>
+        </w:rPr>
+        <w:t>अनुमानित ज्ञान और निहित जानकारी</w:t>
+      </w:r>
+      <w:r>
+        <w:rPr>
+          <w:lang w:val="hi_IN" w:bidi="hi_IN"/>
+        </w:rPr>
+      </w:r>
+      <w:r>
+        <w:rPr>
+          <w:lang w:val="hi_IN" w:bidi="hi_IN"/>
+        </w:rPr>
+      </w:r>
+    </w:p>
+    <w:p>
+      <w:pPr/>
+      <w:r>
+        <w:rPr>
+          <w:lang w:val="hi_IN" w:bidi="hi_IN"/>
+        </w:rPr>
+      </w:r>
+    </w:p>
+    <w:p>
+      <w:pPr>
+        <w:pStyle w:val="Heading2"/>
+      </w:pPr>
+      <w:r>
+        <w:rPr>
+          <w:lang w:val="hi_IN" w:bidi="hi_IN"/>
+        </w:rPr>
         <w:t>फिलिप्पियों 1:10 (#1)</w:t>
       </w:r>
       <w:r>
@@ -3690,6 +4506,63 @@
         <w:rPr>
           <w:lang w:val="hi_IN" w:bidi="hi_IN"/>
         </w:rPr>
+        <w:t>फिलिप्पियों 1:10 (#2)</w:t>
+      </w:r>
+      <w:r>
+        <w:rPr>
+          <w:lang w:val="hi_IN" w:bidi="hi_IN"/>
+        </w:rPr>
+      </w:r>
+    </w:p>
+    <w:p>
+      <w:pPr/>
+      <w:r>
+        <w:rPr>
+          <w:lang w:val="hi_IN" w:bidi="hi_IN"/>
+        </w:rPr>
+      </w:r>
+      <w:r>
+        <w:rPr>
+          <w:b/>
+          <w:lang w:val="hi_IN" w:bidi="hi_IN"/>
+        </w:rPr>
+        <w:t>""</w:t>
+      </w:r>
+    </w:p>
+    <w:p>
+      <w:pPr/>
+      <w:r>
+        <w:rPr>
+          <w:lang w:val="hi_IN" w:bidi="hi_IN"/>
+        </w:rPr>
+      </w:r>
+      <w:r>
+        <w:rPr>
+          <w:lang w:val="hi_IN" w:bidi="hi_IN"/>
+        </w:rPr>
+      </w:r>
+      <w:r>
+        <w:rPr>
+          <w:lang w:val="hi_IN" w:bidi="hi_IN"/>
+        </w:rPr>
+      </w:r>
+    </w:p>
+    <w:p>
+      <w:pPr/>
+      <w:r>
+        <w:rPr>
+          <w:lang w:val="hi_IN" w:bidi="hi_IN"/>
+        </w:rPr>
+      </w:r>
+    </w:p>
+    <w:p>
+      <w:pPr>
+        <w:pStyle w:val="Heading2"/>
+      </w:pPr>
+      <w:r>
+        <w:rPr>
+          <w:lang w:val="hi_IN" w:bidi="hi_IN"/>
+        </w:rPr>
         <w:t>फिलिप्पियों 1:11 (#1)</w:t>
       </w:r>
       <w:r>
@@ -4272,6 +5145,56 @@
         <w:rPr>
           <w:lang w:val="hi_IN" w:bidi="hi_IN"/>
         </w:rPr>
+        <w:t>फिलिप्पियों 1:11 (#2)</w:t>
+      </w:r>
+      <w:r>
+        <w:rPr>
+          <w:lang w:val="hi_IN" w:bidi="hi_IN"/>
+        </w:rPr>
+      </w:r>
+    </w:p>
+    <w:p>
+      <w:pPr/>
+      <w:r>
+        <w:rPr>
+          <w:lang w:val="hi_IN" w:bidi="hi_IN"/>
+        </w:rPr>
+      </w:r>
+    </w:p>
+    <w:p>
+      <w:pPr/>
+      <w:r>
+        <w:rPr>
+          <w:lang w:val="hi_IN" w:bidi="hi_IN"/>
+        </w:rPr>
+      </w:r>
+      <w:r>
+        <w:rPr>
+          <w:lang w:val="hi_IN" w:bidi="hi_IN"/>
+        </w:rPr>
+      </w:r>
+      <w:r>
+        <w:rPr>
+          <w:lang w:val="hi_IN" w:bidi="hi_IN"/>
+        </w:rPr>
+      </w:r>
+    </w:p>
+    <w:p>
+      <w:pPr/>
+      <w:r>
+        <w:rPr>
+          <w:lang w:val="hi_IN" w:bidi="hi_IN"/>
+        </w:rPr>
+      </w:r>
+    </w:p>
+    <w:p>
+      <w:pPr>
+        <w:pStyle w:val="Heading2"/>
+      </w:pPr>
+      <w:r>
+        <w:rPr>
+          <w:lang w:val="hi_IN" w:bidi="hi_IN"/>
+        </w:rPr>
         <w:t>फिलिप्पियों 1:12 (#3)</w:t>
       </w:r>
       <w:r>
@@ -4637,6 +5560,112 @@
         <w:rPr>
           <w:lang w:val="hi_IN" w:bidi="hi_IN"/>
         </w:rPr>
+        <w:t>फिलिप्पियों 1:12 (#1)</w:t>
+      </w:r>
+      <w:r>
+        <w:rPr>
+          <w:lang w:val="hi_IN" w:bidi="hi_IN"/>
+        </w:rPr>
+      </w:r>
+    </w:p>
+    <w:p>
+      <w:pPr/>
+      <w:r>
+        <w:rPr>
+          <w:lang w:val="hi_IN" w:bidi="hi_IN"/>
+        </w:rPr>
+      </w:r>
+    </w:p>
+    <w:p>
+      <w:pPr/>
+      <w:r>
+        <w:rPr>
+          <w:lang w:val="hi_IN" w:bidi="hi_IN"/>
+        </w:rPr>
+      </w:r>
+      <w:r>
+        <w:rPr>
+          <w:lang w:val="hi_IN" w:bidi="hi_IN"/>
+        </w:rPr>
+        <w:t>General Information:\n\n</w:t>
+      </w:r>
+      <w:r>
+        <w:rPr>
+          <w:lang w:val="hi_IN" w:bidi="hi_IN"/>
+        </w:rPr>
+      </w:r>
+      <w:r>
+        <w:rPr>
+          <w:lang w:val="hi_IN" w:bidi="hi_IN"/>
+        </w:rPr>
+      </w:r>
+    </w:p>
+    <w:p>
+      <w:pPr/>
+      <w:r>
+        <w:rPr>
+          <w:lang w:val="hi_IN" w:bidi="hi_IN"/>
+        </w:rPr>
+      </w:r>
+    </w:p>
+    <w:p>
+      <w:pPr>
+        <w:pStyle w:val="Heading2"/>
+      </w:pPr>
+      <w:r>
+        <w:rPr>
+          <w:lang w:val="hi_IN" w:bidi="hi_IN"/>
+        </w:rPr>
+        <w:t>फिलिप्पियों 1:12 (#2)</w:t>
+      </w:r>
+      <w:r>
+        <w:rPr>
+          <w:lang w:val="hi_IN" w:bidi="hi_IN"/>
+        </w:rPr>
+      </w:r>
+    </w:p>
+    <w:p>
+      <w:pPr/>
+      <w:r>
+        <w:rPr>
+          <w:lang w:val="hi_IN" w:bidi="hi_IN"/>
+        </w:rPr>
+      </w:r>
+    </w:p>
+    <w:p>
+      <w:pPr/>
+      <w:r>
+        <w:rPr>
+          <w:lang w:val="hi_IN" w:bidi="hi_IN"/>
+        </w:rPr>
+      </w:r>
+      <w:r>
+        <w:rPr>
+          <w:lang w:val="hi_IN" w:bidi="hi_IN"/>
+        </w:rPr>
+      </w:r>
+      <w:r>
+        <w:rPr>
+          <w:lang w:val="hi_IN" w:bidi="hi_IN"/>
+        </w:rPr>
+      </w:r>
+    </w:p>
+    <w:p>
+      <w:pPr/>
+      <w:r>
+        <w:rPr>
+          <w:lang w:val="hi_IN" w:bidi="hi_IN"/>
+        </w:rPr>
+      </w:r>
+    </w:p>
+    <w:p>
+      <w:pPr>
+        <w:pStyle w:val="Heading2"/>
+      </w:pPr>
+      <w:r>
+        <w:rPr>
+          <w:lang w:val="hi_IN" w:bidi="hi_IN"/>
+        </w:rPr>
         <w:t>फिलिप्पियों 1:13 (#2)</w:t>
       </w:r>
       <w:r>
@@ -4935,6 +5964,120 @@
         <w:rPr>
           <w:lang w:val="hi_IN" w:bidi="hi_IN"/>
         </w:rPr>
+        <w:t>फिलिप्पियों 1:13 (#4)</w:t>
+      </w:r>
+      <w:r>
+        <w:rPr>
+          <w:lang w:val="hi_IN" w:bidi="hi_IN"/>
+        </w:rPr>
+      </w:r>
+    </w:p>
+    <w:p>
+      <w:pPr/>
+      <w:r>
+        <w:rPr>
+          <w:lang w:val="hi_IN" w:bidi="hi_IN"/>
+        </w:rPr>
+      </w:r>
+    </w:p>
+    <w:p>
+      <w:pPr/>
+      <w:r>
+        <w:rPr>
+          <w:lang w:val="hi_IN" w:bidi="hi_IN"/>
+        </w:rPr>
+      </w:r>
+    </w:p>
+    <w:p>
+      <w:pPr/>
+      <w:r>
+        <w:rPr>
+          <w:lang w:val="hi_IN" w:bidi="hi_IN"/>
+        </w:rPr>
+      </w:r>
+      <w:r>
+        <w:rPr>
+          <w:lang w:val="hi_IN" w:bidi="hi_IN"/>
+        </w:rPr>
+        <w:t>देखें: प्रतिन्यास</w:t>
+      </w:r>
+      <w:r>
+        <w:rPr>
+          <w:lang w:val="hi_IN" w:bidi="hi_IN"/>
+        </w:rPr>
+      </w:r>
+      <w:r>
+        <w:rPr>
+          <w:lang w:val="hi_IN" w:bidi="hi_IN"/>
+        </w:rPr>
+      </w:r>
+    </w:p>
+    <w:p>
+      <w:pPr/>
+      <w:r>
+        <w:rPr>
+          <w:lang w:val="hi_IN" w:bidi="hi_IN"/>
+        </w:rPr>
+      </w:r>
+    </w:p>
+    <w:p>
+      <w:pPr>
+        <w:pStyle w:val="Heading2"/>
+      </w:pPr>
+      <w:r>
+        <w:rPr>
+          <w:lang w:val="hi_IN" w:bidi="hi_IN"/>
+        </w:rPr>
+        <w:t>फिलिप्पियों 1:13 (#5)</w:t>
+      </w:r>
+      <w:r>
+        <w:rPr>
+          <w:lang w:val="hi_IN" w:bidi="hi_IN"/>
+        </w:rPr>
+      </w:r>
+    </w:p>
+    <w:p>
+      <w:pPr/>
+      <w:r>
+        <w:rPr>
+          <w:lang w:val="hi_IN" w:bidi="hi_IN"/>
+        </w:rPr>
+      </w:r>
+    </w:p>
+    <w:p>
+      <w:pPr/>
+      <w:r>
+        <w:rPr>
+          <w:lang w:val="hi_IN" w:bidi="hi_IN"/>
+        </w:rPr>
+      </w:r>
+      <w:r>
+        <w:rPr>
+          <w:lang w:val="hi_IN" w:bidi="hi_IN"/>
+        </w:rPr>
+      </w:r>
+      <w:r>
+        <w:rPr>
+          <w:lang w:val="hi_IN" w:bidi="hi_IN"/>
+        </w:rPr>
+      </w:r>
+    </w:p>
+    <w:p>
+      <w:pPr/>
+      <w:r>
+        <w:rPr>
+          <w:lang w:val="hi_IN" w:bidi="hi_IN"/>
+        </w:rPr>
+      </w:r>
+    </w:p>
+    <w:p>
+      <w:pPr>
+        <w:pStyle w:val="Heading2"/>
+      </w:pPr>
+      <w:r>
+        <w:rPr>
+          <w:lang w:val="hi_IN" w:bidi="hi_IN"/>
+        </w:rPr>
         <w:t>फिलिप्पियों 1:14 (#1)</w:t>
       </w:r>
       <w:r>
@@ -5612,6 +6755,56 @@
         <w:rPr>
           <w:lang w:val="hi_IN" w:bidi="hi_IN"/>
         </w:rPr>
+        <w:t>फिलिप्पियों 1:14 (#1)</w:t>
+      </w:r>
+      <w:r>
+        <w:rPr>
+          <w:lang w:val="hi_IN" w:bidi="hi_IN"/>
+        </w:rPr>
+      </w:r>
+    </w:p>
+    <w:p>
+      <w:pPr/>
+      <w:r>
+        <w:rPr>
+          <w:lang w:val="hi_IN" w:bidi="hi_IN"/>
+        </w:rPr>
+      </w:r>
+    </w:p>
+    <w:p>
+      <w:pPr/>
+      <w:r>
+        <w:rPr>
+          <w:lang w:val="hi_IN" w:bidi="hi_IN"/>
+        </w:rPr>
+      </w:r>
+      <w:r>
+        <w:rPr>
+          <w:lang w:val="hi_IN" w:bidi="hi_IN"/>
+        </w:rPr>
+      </w:r>
+      <w:r>
+        <w:rPr>
+          <w:lang w:val="hi_IN" w:bidi="hi_IN"/>
+        </w:rPr>
+      </w:r>
+    </w:p>
+    <w:p>
+      <w:pPr/>
+      <w:r>
+        <w:rPr>
+          <w:lang w:val="hi_IN" w:bidi="hi_IN"/>
+        </w:rPr>
+      </w:r>
+    </w:p>
+    <w:p>
+      <w:pPr>
+        <w:pStyle w:val="Heading2"/>
+      </w:pPr>
+      <w:r>
+        <w:rPr>
+          <w:lang w:val="hi_IN" w:bidi="hi_IN"/>
+        </w:rPr>
         <w:t>फिलिप्पियों 1:15 (#1)</w:t>
       </w:r>
       <w:r>
@@ -6012,6 +7205,120 @@
         <w:rPr>
           <w:lang w:val="hi_IN" w:bidi="hi_IN"/>
         </w:rPr>
+        <w:t>फिलिप्पियों 1:15 (#2)</w:t>
+      </w:r>
+      <w:r>
+        <w:rPr>
+          <w:lang w:val="hi_IN" w:bidi="hi_IN"/>
+        </w:rPr>
+      </w:r>
+    </w:p>
+    <w:p>
+      <w:pPr/>
+      <w:r>
+        <w:rPr>
+          <w:lang w:val="hi_IN" w:bidi="hi_IN"/>
+        </w:rPr>
+      </w:r>
+      <w:r>
+        <w:rPr>
+          <w:b/>
+          <w:lang w:val="hi_IN" w:bidi="hi_IN"/>
+        </w:rPr>
+        <w:t>""</w:t>
+      </w:r>
+    </w:p>
+    <w:p>
+      <w:pPr/>
+      <w:r>
+        <w:rPr>
+          <w:lang w:val="hi_IN" w:bidi="hi_IN"/>
+        </w:rPr>
+      </w:r>
+      <w:r>
+        <w:rPr>
+          <w:lang w:val="hi_IN" w:bidi="hi_IN"/>
+        </w:rPr>
+      </w:r>
+      <w:r>
+        <w:rPr>
+          <w:lang w:val="hi_IN" w:bidi="hi_IN"/>
+        </w:rPr>
+      </w:r>
+    </w:p>
+    <w:p>
+      <w:pPr/>
+      <w:r>
+        <w:rPr>
+          <w:lang w:val="hi_IN" w:bidi="hi_IN"/>
+        </w:rPr>
+      </w:r>
+    </w:p>
+    <w:p>
+      <w:pPr>
+        <w:pStyle w:val="Heading2"/>
+      </w:pPr>
+      <w:r>
+        <w:rPr>
+          <w:lang w:val="hi_IN" w:bidi="hi_IN"/>
+        </w:rPr>
+        <w:t>फिलिप्पियों 1:15 (#3)</w:t>
+      </w:r>
+      <w:r>
+        <w:rPr>
+          <w:lang w:val="hi_IN" w:bidi="hi_IN"/>
+        </w:rPr>
+      </w:r>
+    </w:p>
+    <w:p>
+      <w:pPr/>
+      <w:r>
+        <w:rPr>
+          <w:lang w:val="hi_IN" w:bidi="hi_IN"/>
+        </w:rPr>
+      </w:r>
+      <w:r>
+        <w:rPr>
+          <w:b/>
+          <w:lang w:val="hi_IN" w:bidi="hi_IN"/>
+        </w:rPr>
+        <w:t>""</w:t>
+      </w:r>
+    </w:p>
+    <w:p>
+      <w:pPr/>
+      <w:r>
+        <w:rPr>
+          <w:lang w:val="hi_IN" w:bidi="hi_IN"/>
+        </w:rPr>
+      </w:r>
+      <w:r>
+        <w:rPr>
+          <w:lang w:val="hi_IN" w:bidi="hi_IN"/>
+        </w:rPr>
+      </w:r>
+      <w:r>
+        <w:rPr>
+          <w:lang w:val="hi_IN" w:bidi="hi_IN"/>
+        </w:rPr>
+      </w:r>
+    </w:p>
+    <w:p>
+      <w:pPr/>
+      <w:r>
+        <w:rPr>
+          <w:lang w:val="hi_IN" w:bidi="hi_IN"/>
+        </w:rPr>
+      </w:r>
+    </w:p>
+    <w:p>
+      <w:pPr>
+        <w:pStyle w:val="Heading2"/>
+      </w:pPr>
+      <w:r>
+        <w:rPr>
+          <w:lang w:val="hi_IN" w:bidi="hi_IN"/>
+        </w:rPr>
         <w:t>फिलिप्पियों 1:16 (#1)</w:t>
       </w:r>
       <w:r>
@@ -6565,6 +7872,63 @@
         <w:rPr>
           <w:lang w:val="hi_IN" w:bidi="hi_IN"/>
         </w:rPr>
+        <w:t>फिलिप्पियों 1:16 (#1)</w:t>
+      </w:r>
+      <w:r>
+        <w:rPr>
+          <w:lang w:val="hi_IN" w:bidi="hi_IN"/>
+        </w:rPr>
+      </w:r>
+    </w:p>
+    <w:p>
+      <w:pPr/>
+      <w:r>
+        <w:rPr>
+          <w:lang w:val="hi_IN" w:bidi="hi_IN"/>
+        </w:rPr>
+      </w:r>
+      <w:r>
+        <w:rPr>
+          <w:b/>
+          <w:lang w:val="hi_IN" w:bidi="hi_IN"/>
+        </w:rPr>
+        <w:t>""</w:t>
+      </w:r>
+    </w:p>
+    <w:p>
+      <w:pPr/>
+      <w:r>
+        <w:rPr>
+          <w:lang w:val="hi_IN" w:bidi="hi_IN"/>
+        </w:rPr>
+      </w:r>
+      <w:r>
+        <w:rPr>
+          <w:lang w:val="hi_IN" w:bidi="hi_IN"/>
+        </w:rPr>
+      </w:r>
+      <w:r>
+        <w:rPr>
+          <w:lang w:val="hi_IN" w:bidi="hi_IN"/>
+        </w:rPr>
+      </w:r>
+    </w:p>
+    <w:p>
+      <w:pPr/>
+      <w:r>
+        <w:rPr>
+          <w:lang w:val="hi_IN" w:bidi="hi_IN"/>
+        </w:rPr>
+      </w:r>
+    </w:p>
+    <w:p>
+      <w:pPr>
+        <w:pStyle w:val="Heading2"/>
+      </w:pPr>
+      <w:r>
+        <w:rPr>
+          <w:lang w:val="hi_IN" w:bidi="hi_IN"/>
+        </w:rPr>
         <w:t>फिलिप्पियों 1:17 (#1)</w:t>
       </w:r>
       <w:r>
@@ -6994,6 +8358,63 @@
         <w:rPr>
           <w:lang w:val="hi_IN" w:bidi="hi_IN"/>
         </w:rPr>
+        <w:t>फिलिप्पियों 1:17 (#1)</w:t>
+      </w:r>
+      <w:r>
+        <w:rPr>
+          <w:lang w:val="hi_IN" w:bidi="hi_IN"/>
+        </w:rPr>
+      </w:r>
+    </w:p>
+    <w:p>
+      <w:pPr/>
+      <w:r>
+        <w:rPr>
+          <w:lang w:val="hi_IN" w:bidi="hi_IN"/>
+        </w:rPr>
+      </w:r>
+      <w:r>
+        <w:rPr>
+          <w:b/>
+          <w:lang w:val="hi_IN" w:bidi="hi_IN"/>
+        </w:rPr>
+        <w:t>""</w:t>
+      </w:r>
+    </w:p>
+    <w:p>
+      <w:pPr/>
+      <w:r>
+        <w:rPr>
+          <w:lang w:val="hi_IN" w:bidi="hi_IN"/>
+        </w:rPr>
+      </w:r>
+      <w:r>
+        <w:rPr>
+          <w:lang w:val="hi_IN" w:bidi="hi_IN"/>
+        </w:rPr>
+      </w:r>
+      <w:r>
+        <w:rPr>
+          <w:lang w:val="hi_IN" w:bidi="hi_IN"/>
+        </w:rPr>
+      </w:r>
+    </w:p>
+    <w:p>
+      <w:pPr/>
+      <w:r>
+        <w:rPr>
+          <w:lang w:val="hi_IN" w:bidi="hi_IN"/>
+        </w:rPr>
+      </w:r>
+    </w:p>
+    <w:p>
+      <w:pPr>
+        <w:pStyle w:val="Heading2"/>
+      </w:pPr>
+      <w:r>
+        <w:rPr>
+          <w:lang w:val="hi_IN" w:bidi="hi_IN"/>
+        </w:rPr>
         <w:t>फिलिप्पियों 1:18 (#1)</w:t>
       </w:r>
       <w:r>
@@ -7327,6 +8748,177 @@
         <w:rPr>
           <w:lang w:val="hi_IN" w:bidi="hi_IN"/>
         </w:rPr>
+        <w:t>फिलिप्पियों 1:18 (#2)</w:t>
+      </w:r>
+      <w:r>
+        <w:rPr>
+          <w:lang w:val="hi_IN" w:bidi="hi_IN"/>
+        </w:rPr>
+      </w:r>
+    </w:p>
+    <w:p>
+      <w:pPr/>
+      <w:r>
+        <w:rPr>
+          <w:lang w:val="hi_IN" w:bidi="hi_IN"/>
+        </w:rPr>
+      </w:r>
+      <w:r>
+        <w:rPr>
+          <w:b/>
+          <w:lang w:val="hi_IN" w:bidi="hi_IN"/>
+        </w:rPr>
+        <w:t>""</w:t>
+      </w:r>
+    </w:p>
+    <w:p>
+      <w:pPr/>
+      <w:r>
+        <w:rPr>
+          <w:lang w:val="hi_IN" w:bidi="hi_IN"/>
+        </w:rPr>
+      </w:r>
+      <w:r>
+        <w:rPr>
+          <w:lang w:val="hi_IN" w:bidi="hi_IN"/>
+        </w:rPr>
+      </w:r>
+      <w:r>
+        <w:rPr>
+          <w:lang w:val="hi_IN" w:bidi="hi_IN"/>
+        </w:rPr>
+      </w:r>
+    </w:p>
+    <w:p>
+      <w:pPr/>
+      <w:r>
+        <w:rPr>
+          <w:lang w:val="hi_IN" w:bidi="hi_IN"/>
+        </w:rPr>
+      </w:r>
+    </w:p>
+    <w:p>
+      <w:pPr>
+        <w:pStyle w:val="Heading2"/>
+      </w:pPr>
+      <w:r>
+        <w:rPr>
+          <w:lang w:val="hi_IN" w:bidi="hi_IN"/>
+        </w:rPr>
+        <w:t>फिलिप्पियों 1:18 (#3)</w:t>
+      </w:r>
+      <w:r>
+        <w:rPr>
+          <w:lang w:val="hi_IN" w:bidi="hi_IN"/>
+        </w:rPr>
+      </w:r>
+    </w:p>
+    <w:p>
+      <w:pPr/>
+      <w:r>
+        <w:rPr>
+          <w:lang w:val="hi_IN" w:bidi="hi_IN"/>
+        </w:rPr>
+      </w:r>
+      <w:r>
+        <w:rPr>
+          <w:b/>
+          <w:lang w:val="hi_IN" w:bidi="hi_IN"/>
+        </w:rPr>
+        <w:t>""</w:t>
+      </w:r>
+    </w:p>
+    <w:p>
+      <w:pPr/>
+      <w:r>
+        <w:rPr>
+          <w:lang w:val="hi_IN" w:bidi="hi_IN"/>
+        </w:rPr>
+      </w:r>
+      <w:r>
+        <w:rPr>
+          <w:lang w:val="hi_IN" w:bidi="hi_IN"/>
+        </w:rPr>
+      </w:r>
+      <w:r>
+        <w:rPr>
+          <w:lang w:val="hi_IN" w:bidi="hi_IN"/>
+        </w:rPr>
+      </w:r>
+    </w:p>
+    <w:p>
+      <w:pPr/>
+      <w:r>
+        <w:rPr>
+          <w:lang w:val="hi_IN" w:bidi="hi_IN"/>
+        </w:rPr>
+      </w:r>
+    </w:p>
+    <w:p>
+      <w:pPr>
+        <w:pStyle w:val="Heading2"/>
+      </w:pPr>
+      <w:r>
+        <w:rPr>
+          <w:lang w:val="hi_IN" w:bidi="hi_IN"/>
+        </w:rPr>
+        <w:t>फिलिप्पियों 1:18 (#4)</w:t>
+      </w:r>
+      <w:r>
+        <w:rPr>
+          <w:lang w:val="hi_IN" w:bidi="hi_IN"/>
+        </w:rPr>
+      </w:r>
+    </w:p>
+    <w:p>
+      <w:pPr/>
+      <w:r>
+        <w:rPr>
+          <w:lang w:val="hi_IN" w:bidi="hi_IN"/>
+        </w:rPr>
+      </w:r>
+      <w:r>
+        <w:rPr>
+          <w:b/>
+          <w:lang w:val="hi_IN" w:bidi="hi_IN"/>
+        </w:rPr>
+        <w:t>""</w:t>
+      </w:r>
+    </w:p>
+    <w:p>
+      <w:pPr/>
+      <w:r>
+        <w:rPr>
+          <w:lang w:val="hi_IN" w:bidi="hi_IN"/>
+        </w:rPr>
+      </w:r>
+      <w:r>
+        <w:rPr>
+          <w:lang w:val="hi_IN" w:bidi="hi_IN"/>
+        </w:rPr>
+      </w:r>
+      <w:r>
+        <w:rPr>
+          <w:lang w:val="hi_IN" w:bidi="hi_IN"/>
+        </w:rPr>
+      </w:r>
+    </w:p>
+    <w:p>
+      <w:pPr/>
+      <w:r>
+        <w:rPr>
+          <w:lang w:val="hi_IN" w:bidi="hi_IN"/>
+        </w:rPr>
+      </w:r>
+    </w:p>
+    <w:p>
+      <w:pPr>
+        <w:pStyle w:val="Heading2"/>
+      </w:pPr>
+      <w:r>
+        <w:rPr>
+          <w:lang w:val="hi_IN" w:bidi="hi_IN"/>
+        </w:rPr>
         <w:t>फिलिप्पियों 1:19 (#1)</w:t>
       </w:r>
       <w:r>
@@ -7673,6 +9265,177 @@
         <w:rPr>
           <w:lang w:val="hi_IN" w:bidi="hi_IN"/>
         </w:rPr>
+        <w:t>फिलिप्पियों 1:19 (#1)</w:t>
+      </w:r>
+      <w:r>
+        <w:rPr>
+          <w:lang w:val="hi_IN" w:bidi="hi_IN"/>
+        </w:rPr>
+      </w:r>
+    </w:p>
+    <w:p>
+      <w:pPr/>
+      <w:r>
+        <w:rPr>
+          <w:lang w:val="hi_IN" w:bidi="hi_IN"/>
+        </w:rPr>
+      </w:r>
+      <w:r>
+        <w:rPr>
+          <w:b/>
+          <w:lang w:val="hi_IN" w:bidi="hi_IN"/>
+        </w:rPr>
+        <w:t>""</w:t>
+      </w:r>
+    </w:p>
+    <w:p>
+      <w:pPr/>
+      <w:r>
+        <w:rPr>
+          <w:lang w:val="hi_IN" w:bidi="hi_IN"/>
+        </w:rPr>
+      </w:r>
+      <w:r>
+        <w:rPr>
+          <w:lang w:val="hi_IN" w:bidi="hi_IN"/>
+        </w:rPr>
+      </w:r>
+      <w:r>
+        <w:rPr>
+          <w:lang w:val="hi_IN" w:bidi="hi_IN"/>
+        </w:rPr>
+      </w:r>
+    </w:p>
+    <w:p>
+      <w:pPr/>
+      <w:r>
+        <w:rPr>
+          <w:lang w:val="hi_IN" w:bidi="hi_IN"/>
+        </w:rPr>
+      </w:r>
+    </w:p>
+    <w:p>
+      <w:pPr>
+        <w:pStyle w:val="Heading2"/>
+      </w:pPr>
+      <w:r>
+        <w:rPr>
+          <w:lang w:val="hi_IN" w:bidi="hi_IN"/>
+        </w:rPr>
+        <w:t>फिलिप्पियों 1:19 (#3)</w:t>
+      </w:r>
+      <w:r>
+        <w:rPr>
+          <w:lang w:val="hi_IN" w:bidi="hi_IN"/>
+        </w:rPr>
+      </w:r>
+    </w:p>
+    <w:p>
+      <w:pPr/>
+      <w:r>
+        <w:rPr>
+          <w:lang w:val="hi_IN" w:bidi="hi_IN"/>
+        </w:rPr>
+      </w:r>
+      <w:r>
+        <w:rPr>
+          <w:b/>
+          <w:lang w:val="hi_IN" w:bidi="hi_IN"/>
+        </w:rPr>
+        <w:t>""</w:t>
+      </w:r>
+    </w:p>
+    <w:p>
+      <w:pPr/>
+      <w:r>
+        <w:rPr>
+          <w:lang w:val="hi_IN" w:bidi="hi_IN"/>
+        </w:rPr>
+      </w:r>
+      <w:r>
+        <w:rPr>
+          <w:lang w:val="hi_IN" w:bidi="hi_IN"/>
+        </w:rPr>
+      </w:r>
+      <w:r>
+        <w:rPr>
+          <w:lang w:val="hi_IN" w:bidi="hi_IN"/>
+        </w:rPr>
+      </w:r>
+    </w:p>
+    <w:p>
+      <w:pPr/>
+      <w:r>
+        <w:rPr>
+          <w:lang w:val="hi_IN" w:bidi="hi_IN"/>
+        </w:rPr>
+      </w:r>
+    </w:p>
+    <w:p>
+      <w:pPr>
+        <w:pStyle w:val="Heading2"/>
+      </w:pPr>
+      <w:r>
+        <w:rPr>
+          <w:lang w:val="hi_IN" w:bidi="hi_IN"/>
+        </w:rPr>
+        <w:t>फिलिप्पियों 1:19 (#4)</w:t>
+      </w:r>
+      <w:r>
+        <w:rPr>
+          <w:lang w:val="hi_IN" w:bidi="hi_IN"/>
+        </w:rPr>
+      </w:r>
+    </w:p>
+    <w:p>
+      <w:pPr/>
+      <w:r>
+        <w:rPr>
+          <w:lang w:val="hi_IN" w:bidi="hi_IN"/>
+        </w:rPr>
+      </w:r>
+      <w:r>
+        <w:rPr>
+          <w:b/>
+          <w:lang w:val="hi_IN" w:bidi="hi_IN"/>
+        </w:rPr>
+        <w:t>""</w:t>
+      </w:r>
+    </w:p>
+    <w:p>
+      <w:pPr/>
+      <w:r>
+        <w:rPr>
+          <w:lang w:val="hi_IN" w:bidi="hi_IN"/>
+        </w:rPr>
+      </w:r>
+      <w:r>
+        <w:rPr>
+          <w:lang w:val="hi_IN" w:bidi="hi_IN"/>
+        </w:rPr>
+      </w:r>
+      <w:r>
+        <w:rPr>
+          <w:lang w:val="hi_IN" w:bidi="hi_IN"/>
+        </w:rPr>
+      </w:r>
+    </w:p>
+    <w:p>
+      <w:pPr/>
+      <w:r>
+        <w:rPr>
+          <w:lang w:val="hi_IN" w:bidi="hi_IN"/>
+        </w:rPr>
+      </w:r>
+    </w:p>
+    <w:p>
+      <w:pPr>
+        <w:pStyle w:val="Heading2"/>
+      </w:pPr>
+      <w:r>
+        <w:rPr>
+          <w:lang w:val="hi_IN" w:bidi="hi_IN"/>
+        </w:rPr>
         <w:t>फिलिप्पियों 1:20 (#1)</w:t>
       </w:r>
       <w:r>
@@ -8495,6 +10258,134 @@
         <w:rPr>
           <w:lang w:val="hi_IN" w:bidi="hi_IN"/>
         </w:rPr>
+        <w:t>फिलिप्पियों 1:21 (#1)</w:t>
+      </w:r>
+      <w:r>
+        <w:rPr>
+          <w:lang w:val="hi_IN" w:bidi="hi_IN"/>
+        </w:rPr>
+      </w:r>
+    </w:p>
+    <w:p>
+      <w:pPr/>
+      <w:r>
+        <w:rPr>
+          <w:lang w:val="hi_IN" w:bidi="hi_IN"/>
+        </w:rPr>
+      </w:r>
+      <w:r>
+        <w:rPr>
+          <w:b/>
+          <w:lang w:val="hi_IN" w:bidi="hi_IN"/>
+        </w:rPr>
+        <w:t>""</w:t>
+      </w:r>
+    </w:p>
+    <w:p>
+      <w:pPr/>
+      <w:r>
+        <w:rPr>
+          <w:lang w:val="hi_IN" w:bidi="hi_IN"/>
+        </w:rPr>
+      </w:r>
+      <w:r>
+        <w:rPr>
+          <w:lang w:val="hi_IN" w:bidi="hi_IN"/>
+        </w:rPr>
+      </w:r>
+      <w:r>
+        <w:rPr>
+          <w:lang w:val="hi_IN" w:bidi="hi_IN"/>
+        </w:rPr>
+      </w:r>
+    </w:p>
+    <w:p>
+      <w:pPr/>
+      <w:r>
+        <w:rPr>
+          <w:lang w:val="hi_IN" w:bidi="hi_IN"/>
+        </w:rPr>
+      </w:r>
+    </w:p>
+    <w:p>
+      <w:pPr>
+        <w:pStyle w:val="Heading2"/>
+      </w:pPr>
+      <w:r>
+        <w:rPr>
+          <w:lang w:val="hi_IN" w:bidi="hi_IN"/>
+        </w:rPr>
+        <w:t>फिलिप्पियों 1:21 (#2)</w:t>
+      </w:r>
+      <w:r>
+        <w:rPr>
+          <w:lang w:val="hi_IN" w:bidi="hi_IN"/>
+        </w:rPr>
+      </w:r>
+    </w:p>
+    <w:p>
+      <w:pPr/>
+      <w:r>
+        <w:rPr>
+          <w:lang w:val="hi_IN" w:bidi="hi_IN"/>
+        </w:rPr>
+      </w:r>
+      <w:r>
+        <w:rPr>
+          <w:b/>
+          <w:lang w:val="hi_IN" w:bidi="hi_IN"/>
+        </w:rPr>
+        <w:t>""</w:t>
+      </w:r>
+    </w:p>
+    <w:p>
+      <w:pPr/>
+      <w:r>
+        <w:rPr>
+          <w:lang w:val="hi_IN" w:bidi="hi_IN"/>
+        </w:rPr>
+      </w:r>
+    </w:p>
+    <w:p>
+      <w:pPr/>
+      <w:r>
+        <w:rPr>
+          <w:lang w:val="hi_IN" w:bidi="hi_IN"/>
+        </w:rPr>
+      </w:r>
+      <w:r>
+        <w:rPr>
+          <w:lang w:val="hi_IN" w:bidi="hi_IN"/>
+        </w:rPr>
+        <w:t>देखें: रूपक</w:t>
+      </w:r>
+      <w:r>
+        <w:rPr>
+          <w:lang w:val="hi_IN" w:bidi="hi_IN"/>
+        </w:rPr>
+      </w:r>
+      <w:r>
+        <w:rPr>
+          <w:lang w:val="hi_IN" w:bidi="hi_IN"/>
+        </w:rPr>
+      </w:r>
+    </w:p>
+    <w:p>
+      <w:pPr/>
+      <w:r>
+        <w:rPr>
+          <w:lang w:val="hi_IN" w:bidi="hi_IN"/>
+        </w:rPr>
+      </w:r>
+    </w:p>
+    <w:p>
+      <w:pPr>
+        <w:pStyle w:val="Heading2"/>
+      </w:pPr>
+      <w:r>
+        <w:rPr>
+          <w:lang w:val="hi_IN" w:bidi="hi_IN"/>
+        </w:rPr>
         <w:t>फिलिप्पियों 1:22 (#1)</w:t>
       </w:r>
       <w:r>
@@ -8829,6 +10720,63 @@
         <w:rPr>
           <w:lang w:val="hi_IN" w:bidi="hi_IN"/>
         </w:rPr>
+        <w:t>फिलिप्पियों 1:22 (#2)</w:t>
+      </w:r>
+      <w:r>
+        <w:rPr>
+          <w:lang w:val="hi_IN" w:bidi="hi_IN"/>
+        </w:rPr>
+      </w:r>
+    </w:p>
+    <w:p>
+      <w:pPr/>
+      <w:r>
+        <w:rPr>
+          <w:lang w:val="hi_IN" w:bidi="hi_IN"/>
+        </w:rPr>
+      </w:r>
+      <w:r>
+        <w:rPr>
+          <w:b/>
+          <w:lang w:val="hi_IN" w:bidi="hi_IN"/>
+        </w:rPr>
+        <w:t>""</w:t>
+      </w:r>
+    </w:p>
+    <w:p>
+      <w:pPr/>
+      <w:r>
+        <w:rPr>
+          <w:lang w:val="hi_IN" w:bidi="hi_IN"/>
+        </w:rPr>
+      </w:r>
+      <w:r>
+        <w:rPr>
+          <w:lang w:val="hi_IN" w:bidi="hi_IN"/>
+        </w:rPr>
+      </w:r>
+      <w:r>
+        <w:rPr>
+          <w:lang w:val="hi_IN" w:bidi="hi_IN"/>
+        </w:rPr>
+      </w:r>
+    </w:p>
+    <w:p>
+      <w:pPr/>
+      <w:r>
+        <w:rPr>
+          <w:lang w:val="hi_IN" w:bidi="hi_IN"/>
+        </w:rPr>
+      </w:r>
+    </w:p>
+    <w:p>
+      <w:pPr>
+        <w:pStyle w:val="Heading2"/>
+      </w:pPr>
+      <w:r>
+        <w:rPr>
+          <w:lang w:val="hi_IN" w:bidi="hi_IN"/>
+        </w:rPr>
         <w:t>फिलिप्पियों 1:23 (#1)</w:t>
       </w:r>
       <w:r>
@@ -9398,6 +11346,77 @@
         <w:rPr>
           <w:lang w:val="hi_IN" w:bidi="hi_IN"/>
         </w:rPr>
+        <w:t>फिलिप्पियों 1:23 (#2)</w:t>
+      </w:r>
+      <w:r>
+        <w:rPr>
+          <w:lang w:val="hi_IN" w:bidi="hi_IN"/>
+        </w:rPr>
+      </w:r>
+    </w:p>
+    <w:p>
+      <w:pPr/>
+      <w:r>
+        <w:rPr>
+          <w:lang w:val="hi_IN" w:bidi="hi_IN"/>
+        </w:rPr>
+      </w:r>
+      <w:r>
+        <w:rPr>
+          <w:b/>
+          <w:lang w:val="hi_IN" w:bidi="hi_IN"/>
+        </w:rPr>
+        <w:t>""</w:t>
+      </w:r>
+    </w:p>
+    <w:p>
+      <w:pPr/>
+      <w:r>
+        <w:rPr>
+          <w:lang w:val="hi_IN" w:bidi="hi_IN"/>
+        </w:rPr>
+      </w:r>
+    </w:p>
+    <w:p>
+      <w:pPr/>
+      <w:r>
+        <w:rPr>
+          <w:lang w:val="hi_IN" w:bidi="hi_IN"/>
+        </w:rPr>
+      </w:r>
+      <w:r>
+        <w:rPr>
+          <w:lang w:val="hi_IN" w:bidi="hi_IN"/>
+        </w:rPr>
+        <w:t>देखें: शिष्टता</w:t>
+      </w:r>
+      <w:r>
+        <w:rPr>
+          <w:lang w:val="hi_IN" w:bidi="hi_IN"/>
+        </w:rPr>
+      </w:r>
+      <w:r>
+        <w:rPr>
+          <w:lang w:val="hi_IN" w:bidi="hi_IN"/>
+        </w:rPr>
+      </w:r>
+    </w:p>
+    <w:p>
+      <w:pPr/>
+      <w:r>
+        <w:rPr>
+          <w:lang w:val="hi_IN" w:bidi="hi_IN"/>
+        </w:rPr>
+      </w:r>
+    </w:p>
+    <w:p>
+      <w:pPr>
+        <w:pStyle w:val="Heading2"/>
+      </w:pPr>
+      <w:r>
+        <w:rPr>
+          <w:lang w:val="hi_IN" w:bidi="hi_IN"/>
+        </w:rPr>
         <w:t>फिलिप्पियों 1:24 (#1)</w:t>
       </w:r>
       <w:r>
@@ -11387,6 +13406,63 @@
         <w:rPr>
           <w:lang w:val="hi_IN" w:bidi="hi_IN"/>
         </w:rPr>
+        <w:t>फिलिप्पियों 1:26 (#1)</w:t>
+      </w:r>
+      <w:r>
+        <w:rPr>
+          <w:lang w:val="hi_IN" w:bidi="hi_IN"/>
+        </w:rPr>
+      </w:r>
+    </w:p>
+    <w:p>
+      <w:pPr/>
+      <w:r>
+        <w:rPr>
+          <w:lang w:val="hi_IN" w:bidi="hi_IN"/>
+        </w:rPr>
+      </w:r>
+      <w:r>
+        <w:rPr>
+          <w:b/>
+          <w:lang w:val="hi_IN" w:bidi="hi_IN"/>
+        </w:rPr>
+        <w:t>""</w:t>
+      </w:r>
+    </w:p>
+    <w:p>
+      <w:pPr/>
+      <w:r>
+        <w:rPr>
+          <w:lang w:val="hi_IN" w:bidi="hi_IN"/>
+        </w:rPr>
+      </w:r>
+      <w:r>
+        <w:rPr>
+          <w:lang w:val="hi_IN" w:bidi="hi_IN"/>
+        </w:rPr>
+      </w:r>
+      <w:r>
+        <w:rPr>
+          <w:lang w:val="hi_IN" w:bidi="hi_IN"/>
+        </w:rPr>
+      </w:r>
+    </w:p>
+    <w:p>
+      <w:pPr/>
+      <w:r>
+        <w:rPr>
+          <w:lang w:val="hi_IN" w:bidi="hi_IN"/>
+        </w:rPr>
+      </w:r>
+    </w:p>
+    <w:p>
+      <w:pPr>
+        <w:pStyle w:val="Heading2"/>
+      </w:pPr>
+      <w:r>
+        <w:rPr>
+          <w:lang w:val="hi_IN" w:bidi="hi_IN"/>
+        </w:rPr>
         <w:t>फिलिप्पियों 1:27 (#1)</w:t>
       </w:r>
       <w:r>
@@ -12196,6 +14272,148 @@
         <w:rPr>
           <w:lang w:val="hi_IN" w:bidi="hi_IN"/>
         </w:rPr>
+        <w:t>फिलिप्पियों 1:27 (#1)</w:t>
+      </w:r>
+      <w:r>
+        <w:rPr>
+          <w:lang w:val="hi_IN" w:bidi="hi_IN"/>
+        </w:rPr>
+      </w:r>
+    </w:p>
+    <w:p>
+      <w:pPr/>
+      <w:r>
+        <w:rPr>
+          <w:lang w:val="hi_IN" w:bidi="hi_IN"/>
+        </w:rPr>
+      </w:r>
+      <w:r>
+        <w:rPr>
+          <w:b/>
+          <w:lang w:val="hi_IN" w:bidi="hi_IN"/>
+        </w:rPr>
+        <w:t>""</w:t>
+      </w:r>
+    </w:p>
+    <w:p>
+      <w:pPr/>
+      <w:r>
+        <w:rPr>
+          <w:lang w:val="hi_IN" w:bidi="hi_IN"/>
+        </w:rPr>
+      </w:r>
+    </w:p>
+    <w:p>
+      <w:pPr/>
+      <w:r>
+        <w:rPr>
+          <w:lang w:val="hi_IN" w:bidi="hi_IN"/>
+        </w:rPr>
+      </w:r>
+      <w:r>
+        <w:rPr>
+          <w:lang w:val="hi_IN" w:bidi="hi_IN"/>
+        </w:rPr>
+        <w:t>देखें: समांतरता</w:t>
+      </w:r>
+      <w:r>
+        <w:rPr>
+          <w:lang w:val="hi_IN" w:bidi="hi_IN"/>
+        </w:rPr>
+      </w:r>
+      <w:r>
+        <w:rPr>
+          <w:lang w:val="hi_IN" w:bidi="hi_IN"/>
+        </w:rPr>
+      </w:r>
+    </w:p>
+    <w:p>
+      <w:pPr/>
+      <w:r>
+        <w:rPr>
+          <w:lang w:val="hi_IN" w:bidi="hi_IN"/>
+        </w:rPr>
+      </w:r>
+    </w:p>
+    <w:p>
+      <w:pPr>
+        <w:pStyle w:val="Heading2"/>
+      </w:pPr>
+      <w:r>
+        <w:rPr>
+          <w:lang w:val="hi_IN" w:bidi="hi_IN"/>
+        </w:rPr>
+        <w:t>फिलिप्पियों 1:27 (#2)</w:t>
+      </w:r>
+      <w:r>
+        <w:rPr>
+          <w:lang w:val="hi_IN" w:bidi="hi_IN"/>
+        </w:rPr>
+      </w:r>
+    </w:p>
+    <w:p>
+      <w:pPr/>
+      <w:r>
+        <w:rPr>
+          <w:lang w:val="hi_IN" w:bidi="hi_IN"/>
+        </w:rPr>
+      </w:r>
+      <w:r>
+        <w:rPr>
+          <w:b/>
+          <w:lang w:val="hi_IN" w:bidi="hi_IN"/>
+        </w:rPr>
+        <w:t>""</w:t>
+      </w:r>
+    </w:p>
+    <w:p>
+      <w:pPr/>
+      <w:r>
+        <w:rPr>
+          <w:lang w:val="hi_IN" w:bidi="hi_IN"/>
+        </w:rPr>
+      </w:r>
+    </w:p>
+    <w:p>
+      <w:pPr/>
+      <w:r>
+        <w:rPr>
+          <w:lang w:val="hi_IN" w:bidi="hi_IN"/>
+        </w:rPr>
+      </w:r>
+      <w:r>
+        <w:rPr>
+          <w:lang w:val="hi_IN" w:bidi="hi_IN"/>
+        </w:rPr>
+        <w:t>देखें: रूपक</w:t>
+      </w:r>
+      <w:r>
+        <w:rPr>
+          <w:lang w:val="hi_IN" w:bidi="hi_IN"/>
+        </w:rPr>
+      </w:r>
+      <w:r>
+        <w:rPr>
+          <w:lang w:val="hi_IN" w:bidi="hi_IN"/>
+        </w:rPr>
+      </w:r>
+    </w:p>
+    <w:p>
+      <w:pPr/>
+      <w:r>
+        <w:rPr>
+          <w:lang w:val="hi_IN" w:bidi="hi_IN"/>
+        </w:rPr>
+      </w:r>
+    </w:p>
+    <w:p>
+      <w:pPr>
+        <w:pStyle w:val="Heading2"/>
+      </w:pPr>
+      <w:r>
+        <w:rPr>
+          <w:lang w:val="hi_IN" w:bidi="hi_IN"/>
+        </w:rPr>
         <w:t>फिलिप्पियों 1:28 (#1)</w:t>
       </w:r>
       <w:r>
@@ -12737,6 +14955,83 @@
         <w:rPr>
           <w:lang w:val="hi_IN" w:bidi="hi_IN"/>
         </w:rPr>
+        <w:t>फिलिप्पियों 1:28 (#1)</w:t>
+      </w:r>
+      <w:r>
+        <w:rPr>
+          <w:lang w:val="hi_IN" w:bidi="hi_IN"/>
+        </w:rPr>
+      </w:r>
+    </w:p>
+    <w:p>
+      <w:pPr/>
+      <w:r>
+        <w:rPr>
+          <w:lang w:val="hi_IN" w:bidi="hi_IN"/>
+        </w:rPr>
+      </w:r>
+      <w:r>
+        <w:rPr>
+          <w:b/>
+          <w:lang w:val="hi_IN" w:bidi="hi_IN"/>
+        </w:rPr>
+        <w:t>""</w:t>
+      </w:r>
+    </w:p>
+    <w:p>
+      <w:pPr/>
+      <w:r>
+        <w:rPr>
+          <w:lang w:val="hi_IN" w:bidi="hi_IN"/>
+        </w:rPr>
+      </w:r>
+    </w:p>
+    <w:p>
+      <w:pPr/>
+      <w:r>
+        <w:rPr>
+          <w:lang w:val="hi_IN" w:bidi="hi_IN"/>
+        </w:rPr>
+      </w:r>
+      <w:r>
+        <w:rPr>
+          <w:lang w:val="hi_IN" w:bidi="hi_IN"/>
+        </w:rPr>
+        <w:t xml:space="preserve">देखें: </w:t>
+      </w:r>
+      <w:r>
+        <w:rPr>
+          <w:lang w:val="hi_IN" w:bidi="hi_IN"/>
+        </w:rPr>
+        <w:t>'आप' के रूप</w:t>
+      </w:r>
+      <w:r>
+        <w:rPr>
+          <w:lang w:val="hi_IN" w:bidi="hi_IN"/>
+        </w:rPr>
+      </w:r>
+      <w:r>
+        <w:rPr>
+          <w:lang w:val="hi_IN" w:bidi="hi_IN"/>
+        </w:rPr>
+      </w:r>
+    </w:p>
+    <w:p>
+      <w:pPr/>
+      <w:r>
+        <w:rPr>
+          <w:lang w:val="hi_IN" w:bidi="hi_IN"/>
+        </w:rPr>
+      </w:r>
+    </w:p>
+    <w:p>
+      <w:pPr>
+        <w:pStyle w:val="Heading2"/>
+      </w:pPr>
+      <w:r>
+        <w:rPr>
+          <w:lang w:val="hi_IN" w:bidi="hi_IN"/>
+        </w:rPr>
         <w:t>फिलिप्पियों 1:29 (#1)</w:t>
       </w:r>
       <w:r>
@@ -16704,6 +18999,63 @@
         <w:rPr>
           <w:lang w:val="hi_IN" w:bidi="hi_IN"/>
         </w:rPr>
+        <w:t>फिलिप्पियों 2:6 (#1)</w:t>
+      </w:r>
+      <w:r>
+        <w:rPr>
+          <w:lang w:val="hi_IN" w:bidi="hi_IN"/>
+        </w:rPr>
+      </w:r>
+    </w:p>
+    <w:p>
+      <w:pPr/>
+      <w:r>
+        <w:rPr>
+          <w:lang w:val="hi_IN" w:bidi="hi_IN"/>
+        </w:rPr>
+      </w:r>
+      <w:r>
+        <w:rPr>
+          <w:b/>
+          <w:lang w:val="hi_IN" w:bidi="hi_IN"/>
+        </w:rPr>
+        <w:t>""</w:t>
+      </w:r>
+    </w:p>
+    <w:p>
+      <w:pPr/>
+      <w:r>
+        <w:rPr>
+          <w:lang w:val="hi_IN" w:bidi="hi_IN"/>
+        </w:rPr>
+      </w:r>
+      <w:r>
+        <w:rPr>
+          <w:lang w:val="hi_IN" w:bidi="hi_IN"/>
+        </w:rPr>
+      </w:r>
+      <w:r>
+        <w:rPr>
+          <w:lang w:val="hi_IN" w:bidi="hi_IN"/>
+        </w:rPr>
+      </w:r>
+    </w:p>
+    <w:p>
+      <w:pPr/>
+      <w:r>
+        <w:rPr>
+          <w:lang w:val="hi_IN" w:bidi="hi_IN"/>
+        </w:rPr>
+      </w:r>
+    </w:p>
+    <w:p>
+      <w:pPr>
+        <w:pStyle w:val="Heading2"/>
+      </w:pPr>
+      <w:r>
+        <w:rPr>
+          <w:lang w:val="hi_IN" w:bidi="hi_IN"/>
+        </w:rPr>
         <w:t>फिलिप्पियों 2:7 (#1)</w:t>
       </w:r>
       <w:r>
@@ -18381,6 +20733,63 @@
         <w:rPr>
           <w:lang w:val="hi_IN" w:bidi="hi_IN"/>
         </w:rPr>
+        <w:t>फिलिप्पियों 2:8 (#2)</w:t>
+      </w:r>
+      <w:r>
+        <w:rPr>
+          <w:lang w:val="hi_IN" w:bidi="hi_IN"/>
+        </w:rPr>
+      </w:r>
+    </w:p>
+    <w:p>
+      <w:pPr/>
+      <w:r>
+        <w:rPr>
+          <w:lang w:val="hi_IN" w:bidi="hi_IN"/>
+        </w:rPr>
+      </w:r>
+      <w:r>
+        <w:rPr>
+          <w:b/>
+          <w:lang w:val="hi_IN" w:bidi="hi_IN"/>
+        </w:rPr>
+        <w:t>""</w:t>
+      </w:r>
+    </w:p>
+    <w:p>
+      <w:pPr/>
+      <w:r>
+        <w:rPr>
+          <w:lang w:val="hi_IN" w:bidi="hi_IN"/>
+        </w:rPr>
+      </w:r>
+      <w:r>
+        <w:rPr>
+          <w:lang w:val="hi_IN" w:bidi="hi_IN"/>
+        </w:rPr>
+      </w:r>
+      <w:r>
+        <w:rPr>
+          <w:lang w:val="hi_IN" w:bidi="hi_IN"/>
+        </w:rPr>
+      </w:r>
+    </w:p>
+    <w:p>
+      <w:pPr/>
+      <w:r>
+        <w:rPr>
+          <w:lang w:val="hi_IN" w:bidi="hi_IN"/>
+        </w:rPr>
+      </w:r>
+    </w:p>
+    <w:p>
+      <w:pPr>
+        <w:pStyle w:val="Heading2"/>
+      </w:pPr>
+      <w:r>
+        <w:rPr>
+          <w:lang w:val="hi_IN" w:bidi="hi_IN"/>
+        </w:rPr>
         <w:t>फिलिप्पियों 2:9 (#1)</w:t>
       </w:r>
       <w:r>
@@ -18726,6 +21135,77 @@
         <w:rPr>
           <w:lang w:val="hi_IN" w:bidi="hi_IN"/>
         </w:rPr>
+        <w:t>फिलिप्पियों 2:9 (#2)</w:t>
+      </w:r>
+      <w:r>
+        <w:rPr>
+          <w:lang w:val="hi_IN" w:bidi="hi_IN"/>
+        </w:rPr>
+      </w:r>
+    </w:p>
+    <w:p>
+      <w:pPr/>
+      <w:r>
+        <w:rPr>
+          <w:lang w:val="hi_IN" w:bidi="hi_IN"/>
+        </w:rPr>
+      </w:r>
+      <w:r>
+        <w:rPr>
+          <w:b/>
+          <w:lang w:val="hi_IN" w:bidi="hi_IN"/>
+        </w:rPr>
+        <w:t>""</w:t>
+      </w:r>
+    </w:p>
+    <w:p>
+      <w:pPr/>
+      <w:r>
+        <w:rPr>
+          <w:lang w:val="hi_IN" w:bidi="hi_IN"/>
+        </w:rPr>
+      </w:r>
+    </w:p>
+    <w:p>
+      <w:pPr/>
+      <w:r>
+        <w:rPr>
+          <w:lang w:val="hi_IN" w:bidi="hi_IN"/>
+        </w:rPr>
+      </w:r>
+      <w:r>
+        <w:rPr>
+          <w:lang w:val="hi_IN" w:bidi="hi_IN"/>
+        </w:rPr>
+        <w:t>देखें: रूपक</w:t>
+      </w:r>
+      <w:r>
+        <w:rPr>
+          <w:lang w:val="hi_IN" w:bidi="hi_IN"/>
+        </w:rPr>
+      </w:r>
+      <w:r>
+        <w:rPr>
+          <w:lang w:val="hi_IN" w:bidi="hi_IN"/>
+        </w:rPr>
+      </w:r>
+    </w:p>
+    <w:p>
+      <w:pPr/>
+      <w:r>
+        <w:rPr>
+          <w:lang w:val="hi_IN" w:bidi="hi_IN"/>
+        </w:rPr>
+      </w:r>
+    </w:p>
+    <w:p>
+      <w:pPr>
+        <w:pStyle w:val="Heading2"/>
+      </w:pPr>
+      <w:r>
+        <w:rPr>
+          <w:lang w:val="hi_IN" w:bidi="hi_IN"/>
+        </w:rPr>
         <w:t>फिलिप्पियों 2:10 (#1)</w:t>
       </w:r>
       <w:r>
@@ -19201,6 +21681,63 @@
         <w:rPr>
           <w:lang w:val="hi_IN" w:bidi="hi_IN"/>
         </w:rPr>
+        <w:t>फिलिप्पियों 2:10 (#2)</w:t>
+      </w:r>
+      <w:r>
+        <w:rPr>
+          <w:lang w:val="hi_IN" w:bidi="hi_IN"/>
+        </w:rPr>
+      </w:r>
+    </w:p>
+    <w:p>
+      <w:pPr/>
+      <w:r>
+        <w:rPr>
+          <w:lang w:val="hi_IN" w:bidi="hi_IN"/>
+        </w:rPr>
+      </w:r>
+      <w:r>
+        <w:rPr>
+          <w:b/>
+          <w:lang w:val="hi_IN" w:bidi="hi_IN"/>
+        </w:rPr>
+        <w:t>""</w:t>
+      </w:r>
+    </w:p>
+    <w:p>
+      <w:pPr/>
+      <w:r>
+        <w:rPr>
+          <w:lang w:val="hi_IN" w:bidi="hi_IN"/>
+        </w:rPr>
+      </w:r>
+      <w:r>
+        <w:rPr>
+          <w:lang w:val="hi_IN" w:bidi="hi_IN"/>
+        </w:rPr>
+      </w:r>
+      <w:r>
+        <w:rPr>
+          <w:lang w:val="hi_IN" w:bidi="hi_IN"/>
+        </w:rPr>
+      </w:r>
+    </w:p>
+    <w:p>
+      <w:pPr/>
+      <w:r>
+        <w:rPr>
+          <w:lang w:val="hi_IN" w:bidi="hi_IN"/>
+        </w:rPr>
+      </w:r>
+    </w:p>
+    <w:p>
+      <w:pPr>
+        <w:pStyle w:val="Heading2"/>
+      </w:pPr>
+      <w:r>
+        <w:rPr>
+          <w:lang w:val="hi_IN" w:bidi="hi_IN"/>
+        </w:rPr>
         <w:t>फिलिप्पियों 2:11 (#1)</w:t>
       </w:r>
       <w:r>
@@ -23779,6 +26316,77 @@
         <w:rPr>
           <w:lang w:val="hi_IN" w:bidi="hi_IN"/>
         </w:rPr>
+        <w:t>फिलिप्पियों 2:17 (#1)</w:t>
+      </w:r>
+      <w:r>
+        <w:rPr>
+          <w:lang w:val="hi_IN" w:bidi="hi_IN"/>
+        </w:rPr>
+      </w:r>
+    </w:p>
+    <w:p>
+      <w:pPr/>
+      <w:r>
+        <w:rPr>
+          <w:lang w:val="hi_IN" w:bidi="hi_IN"/>
+        </w:rPr>
+      </w:r>
+      <w:r>
+        <w:rPr>
+          <w:b/>
+          <w:lang w:val="hi_IN" w:bidi="hi_IN"/>
+        </w:rPr>
+        <w:t>""</w:t>
+      </w:r>
+    </w:p>
+    <w:p>
+      <w:pPr/>
+      <w:r>
+        <w:rPr>
+          <w:lang w:val="hi_IN" w:bidi="hi_IN"/>
+        </w:rPr>
+      </w:r>
+    </w:p>
+    <w:p>
+      <w:pPr/>
+      <w:r>
+        <w:rPr>
+          <w:lang w:val="hi_IN" w:bidi="hi_IN"/>
+        </w:rPr>
+      </w:r>
+      <w:r>
+        <w:rPr>
+          <w:lang w:val="hi_IN" w:bidi="hi_IN"/>
+        </w:rPr>
+        <w:t>देखें: रूपक</w:t>
+      </w:r>
+      <w:r>
+        <w:rPr>
+          <w:lang w:val="hi_IN" w:bidi="hi_IN"/>
+        </w:rPr>
+      </w:r>
+      <w:r>
+        <w:rPr>
+          <w:lang w:val="hi_IN" w:bidi="hi_IN"/>
+        </w:rPr>
+      </w:r>
+    </w:p>
+    <w:p>
+      <w:pPr/>
+      <w:r>
+        <w:rPr>
+          <w:lang w:val="hi_IN" w:bidi="hi_IN"/>
+        </w:rPr>
+      </w:r>
+    </w:p>
+    <w:p>
+      <w:pPr>
+        <w:pStyle w:val="Heading2"/>
+      </w:pPr>
+      <w:r>
+        <w:rPr>
+          <w:lang w:val="hi_IN" w:bidi="hi_IN"/>
+        </w:rPr>
         <w:t>फिलिप्पियों 2:18 (#2)</w:t>
       </w:r>
       <w:r>
@@ -24130,6 +26738,165 @@
         <w:rPr>
           <w:lang w:val="hi_IN" w:bidi="hi_IN"/>
         </w:rPr>
+        <w:t>फिलिप्पियों 2:19 (#1)</w:t>
+      </w:r>
+      <w:r>
+        <w:rPr>
+          <w:lang w:val="hi_IN" w:bidi="hi_IN"/>
+        </w:rPr>
+      </w:r>
+    </w:p>
+    <w:p>
+      <w:pPr/>
+      <w:r>
+        <w:rPr>
+          <w:lang w:val="hi_IN" w:bidi="hi_IN"/>
+        </w:rPr>
+      </w:r>
+      <w:r>
+        <w:rPr>
+          <w:b/>
+          <w:lang w:val="hi_IN" w:bidi="hi_IN"/>
+        </w:rPr>
+        <w:t>""</w:t>
+      </w:r>
+    </w:p>
+    <w:p>
+      <w:pPr/>
+      <w:r>
+        <w:rPr>
+          <w:lang w:val="hi_IN" w:bidi="hi_IN"/>
+        </w:rPr>
+      </w:r>
+      <w:r>
+        <w:rPr>
+          <w:lang w:val="hi_IN" w:bidi="hi_IN"/>
+        </w:rPr>
+        <w:t>Connecting Statement:\n\n</w:t>
+      </w:r>
+      <w:r>
+        <w:rPr>
+          <w:lang w:val="hi_IN" w:bidi="hi_IN"/>
+        </w:rPr>
+      </w:r>
+      <w:r>
+        <w:rPr>
+          <w:lang w:val="hi_IN" w:bidi="hi_IN"/>
+        </w:rPr>
+      </w:r>
+    </w:p>
+    <w:p>
+      <w:pPr/>
+      <w:r>
+        <w:rPr>
+          <w:lang w:val="hi_IN" w:bidi="hi_IN"/>
+        </w:rPr>
+      </w:r>
+    </w:p>
+    <w:p>
+      <w:pPr>
+        <w:pStyle w:val="Heading2"/>
+      </w:pPr>
+      <w:r>
+        <w:rPr>
+          <w:lang w:val="hi_IN" w:bidi="hi_IN"/>
+        </w:rPr>
+        <w:t>फिलिप्पियों 2:19 (#1)</w:t>
+      </w:r>
+      <w:r>
+        <w:rPr>
+          <w:lang w:val="hi_IN" w:bidi="hi_IN"/>
+        </w:rPr>
+      </w:r>
+    </w:p>
+    <w:p>
+      <w:pPr/>
+      <w:r>
+        <w:rPr>
+          <w:lang w:val="hi_IN" w:bidi="hi_IN"/>
+        </w:rPr>
+      </w:r>
+      <w:r>
+        <w:rPr>
+          <w:b/>
+          <w:lang w:val="hi_IN" w:bidi="hi_IN"/>
+        </w:rPr>
+        <w:t>"तीमुथियुस को"</w:t>
+      </w:r>
+    </w:p>
+    <w:p>
+      <w:pPr/>
+      <w:r>
+        <w:rPr>
+          <w:lang w:val="hi_IN" w:bidi="hi_IN"/>
+        </w:rPr>
+      </w:r>
+      <w:r>
+        <w:rPr>
+          <w:lang w:val="hi_IN" w:bidi="hi_IN"/>
+        </w:rPr>
+        <w:t>"</w:t>
+      </w:r>
+      <w:r>
+        <w:rPr>
+          <w:b/>
+          <w:lang w:val="hi_IN" w:bidi="hi_IN"/>
+        </w:rPr>
+        <w:t>तीमुथियुस</w:t>
+      </w:r>
+      <w:r>
+        <w:rPr>
+          <w:lang w:val="hi_IN" w:bidi="hi_IN"/>
+        </w:rPr>
+        <w:t xml:space="preserve"> एक पुरुष का नाम है| \n</w:t>
+      </w:r>
+    </w:p>
+    <w:p>
+      <w:pPr/>
+      <w:r>
+        <w:rPr>
+          <w:lang w:val="hi_IN" w:bidi="hi_IN"/>
+        </w:rPr>
+      </w:r>
+      <w:r>
+        <w:rPr>
+          <w:lang w:val="hi_IN" w:bidi="hi_IN"/>
+        </w:rPr>
+        <w:t xml:space="preserve">देखें: </w:t>
+      </w:r>
+      <w:r>
+        <w:rPr>
+          <w:lang w:val="hi_IN" w:bidi="hi_IN"/>
+        </w:rPr>
+        <w:t>नामों का अनुवाद कैसे करें</w:t>
+      </w:r>
+      <w:r>
+        <w:rPr>
+          <w:lang w:val="hi_IN" w:bidi="hi_IN"/>
+        </w:rPr>
+      </w:r>
+      <w:r>
+        <w:rPr>
+          <w:lang w:val="hi_IN" w:bidi="hi_IN"/>
+        </w:rPr>
+      </w:r>
+    </w:p>
+    <w:p>
+      <w:pPr/>
+      <w:r>
+        <w:rPr>
+          <w:lang w:val="hi_IN" w:bidi="hi_IN"/>
+        </w:rPr>
+      </w:r>
+    </w:p>
+    <w:p>
+      <w:pPr>
+        <w:pStyle w:val="Heading2"/>
+      </w:pPr>
+      <w:r>
+        <w:rPr>
+          <w:lang w:val="hi_IN" w:bidi="hi_IN"/>
+        </w:rPr>
         <w:t>फिलिप्पियों 2:20 (#1)</w:t>
       </w:r>
       <w:r>
@@ -26133,6 +28900,83 @@
         <w:rPr>
           <w:lang w:val="hi_IN" w:bidi="hi_IN"/>
         </w:rPr>
+        <w:t>फिलिप्पियों 2:27 (#1)</w:t>
+      </w:r>
+      <w:r>
+        <w:rPr>
+          <w:lang w:val="hi_IN" w:bidi="hi_IN"/>
+        </w:rPr>
+      </w:r>
+    </w:p>
+    <w:p>
+      <w:pPr/>
+      <w:r>
+        <w:rPr>
+          <w:lang w:val="hi_IN" w:bidi="hi_IN"/>
+        </w:rPr>
+      </w:r>
+      <w:r>
+        <w:rPr>
+          <w:b/>
+          <w:lang w:val="hi_IN" w:bidi="hi_IN"/>
+        </w:rPr>
+        <w:t>""</w:t>
+      </w:r>
+    </w:p>
+    <w:p>
+      <w:pPr/>
+      <w:r>
+        <w:rPr>
+          <w:lang w:val="hi_IN" w:bidi="hi_IN"/>
+        </w:rPr>
+      </w:r>
+    </w:p>
+    <w:p>
+      <w:pPr/>
+      <w:r>
+        <w:rPr>
+          <w:lang w:val="hi_IN" w:bidi="hi_IN"/>
+        </w:rPr>
+      </w:r>
+      <w:r>
+        <w:rPr>
+          <w:lang w:val="hi_IN" w:bidi="hi_IN"/>
+        </w:rPr>
+        <w:t xml:space="preserve">देखें: </w:t>
+      </w:r>
+      <w:r>
+        <w:rPr>
+          <w:lang w:val="hi_IN" w:bidi="hi_IN"/>
+        </w:rPr>
+        <w:t>अनुमानित ज्ञान और निहित जानकारी</w:t>
+      </w:r>
+      <w:r>
+        <w:rPr>
+          <w:lang w:val="hi_IN" w:bidi="hi_IN"/>
+        </w:rPr>
+      </w:r>
+      <w:r>
+        <w:rPr>
+          <w:lang w:val="hi_IN" w:bidi="hi_IN"/>
+        </w:rPr>
+      </w:r>
+    </w:p>
+    <w:p>
+      <w:pPr/>
+      <w:r>
+        <w:rPr>
+          <w:lang w:val="hi_IN" w:bidi="hi_IN"/>
+        </w:rPr>
+      </w:r>
+    </w:p>
+    <w:p>
+      <w:pPr>
+        <w:pStyle w:val="Heading2"/>
+      </w:pPr>
+      <w:r>
+        <w:rPr>
+          <w:lang w:val="hi_IN" w:bidi="hi_IN"/>
+        </w:rPr>
         <w:t>फिलिप्पियों 2:28 (#1)</w:t>
       </w:r>
       <w:r>
@@ -28031,6 +30875,183 @@
         <w:rPr>
           <w:lang w:val="hi_IN" w:bidi="hi_IN"/>
         </w:rPr>
+        <w:t>फिलिप्पियों 3:1 (#1)</w:t>
+      </w:r>
+      <w:r>
+        <w:rPr>
+          <w:lang w:val="hi_IN" w:bidi="hi_IN"/>
+        </w:rPr>
+      </w:r>
+    </w:p>
+    <w:p>
+      <w:pPr/>
+      <w:r>
+        <w:rPr>
+          <w:lang w:val="hi_IN" w:bidi="hi_IN"/>
+        </w:rPr>
+      </w:r>
+      <w:r>
+        <w:rPr>
+          <w:b/>
+          <w:lang w:val="hi_IN" w:bidi="hi_IN"/>
+        </w:rPr>
+        <w:t>""</w:t>
+      </w:r>
+    </w:p>
+    <w:p>
+      <w:pPr/>
+      <w:r>
+        <w:rPr>
+          <w:lang w:val="hi_IN" w:bidi="hi_IN"/>
+        </w:rPr>
+      </w:r>
+      <w:r>
+        <w:rPr>
+          <w:lang w:val="hi_IN" w:bidi="hi_IN"/>
+        </w:rPr>
+        <w:t>Connecting Statement:\n\n</w:t>
+      </w:r>
+      <w:r>
+        <w:rPr>
+          <w:lang w:val="hi_IN" w:bidi="hi_IN"/>
+        </w:rPr>
+      </w:r>
+      <w:r>
+        <w:rPr>
+          <w:lang w:val="hi_IN" w:bidi="hi_IN"/>
+        </w:rPr>
+      </w:r>
+    </w:p>
+    <w:p>
+      <w:pPr/>
+      <w:r>
+        <w:rPr>
+          <w:lang w:val="hi_IN" w:bidi="hi_IN"/>
+        </w:rPr>
+      </w:r>
+    </w:p>
+    <w:p>
+      <w:pPr>
+        <w:pStyle w:val="Heading2"/>
+      </w:pPr>
+      <w:r>
+        <w:rPr>
+          <w:lang w:val="hi_IN" w:bidi="hi_IN"/>
+        </w:rPr>
+        <w:t>फिलिप्पियों 3:1 (#2)</w:t>
+      </w:r>
+      <w:r>
+        <w:rPr>
+          <w:lang w:val="hi_IN" w:bidi="hi_IN"/>
+        </w:rPr>
+      </w:r>
+    </w:p>
+    <w:p>
+      <w:pPr/>
+      <w:r>
+        <w:rPr>
+          <w:lang w:val="hi_IN" w:bidi="hi_IN"/>
+        </w:rPr>
+      </w:r>
+      <w:r>
+        <w:rPr>
+          <w:b/>
+          <w:lang w:val="hi_IN" w:bidi="hi_IN"/>
+        </w:rPr>
+        <w:t>""</w:t>
+      </w:r>
+    </w:p>
+    <w:p>
+      <w:pPr/>
+      <w:r>
+        <w:rPr>
+          <w:lang w:val="hi_IN" w:bidi="hi_IN"/>
+        </w:rPr>
+      </w:r>
+      <w:r>
+        <w:rPr>
+          <w:lang w:val="hi_IN" w:bidi="hi_IN"/>
+        </w:rPr>
+      </w:r>
+      <w:r>
+        <w:rPr>
+          <w:lang w:val="hi_IN" w:bidi="hi_IN"/>
+        </w:rPr>
+      </w:r>
+    </w:p>
+    <w:p>
+      <w:pPr/>
+      <w:r>
+        <w:rPr>
+          <w:lang w:val="hi_IN" w:bidi="hi_IN"/>
+        </w:rPr>
+      </w:r>
+    </w:p>
+    <w:p>
+      <w:pPr>
+        <w:pStyle w:val="Heading2"/>
+      </w:pPr>
+      <w:r>
+        <w:rPr>
+          <w:lang w:val="hi_IN" w:bidi="hi_IN"/>
+        </w:rPr>
+        <w:t>फिलिप्पियों 3:1 (#5)</w:t>
+      </w:r>
+      <w:r>
+        <w:rPr>
+          <w:lang w:val="hi_IN" w:bidi="hi_IN"/>
+        </w:rPr>
+      </w:r>
+    </w:p>
+    <w:p>
+      <w:pPr/>
+      <w:r>
+        <w:rPr>
+          <w:lang w:val="hi_IN" w:bidi="hi_IN"/>
+        </w:rPr>
+      </w:r>
+      <w:r>
+        <w:rPr>
+          <w:b/>
+          <w:lang w:val="hi_IN" w:bidi="hi_IN"/>
+        </w:rPr>
+        <w:t>""</w:t>
+      </w:r>
+    </w:p>
+    <w:p>
+      <w:pPr/>
+      <w:r>
+        <w:rPr>
+          <w:lang w:val="hi_IN" w:bidi="hi_IN"/>
+        </w:rPr>
+      </w:r>
+      <w:r>
+        <w:rPr>
+          <w:lang w:val="hi_IN" w:bidi="hi_IN"/>
+        </w:rPr>
+      </w:r>
+      <w:r>
+        <w:rPr>
+          <w:lang w:val="hi_IN" w:bidi="hi_IN"/>
+        </w:rPr>
+      </w:r>
+    </w:p>
+    <w:p>
+      <w:pPr/>
+      <w:r>
+        <w:rPr>
+          <w:lang w:val="hi_IN" w:bidi="hi_IN"/>
+        </w:rPr>
+      </w:r>
+    </w:p>
+    <w:p>
+      <w:pPr>
+        <w:pStyle w:val="Heading2"/>
+      </w:pPr>
+      <w:r>
+        <w:rPr>
+          <w:lang w:val="hi_IN" w:bidi="hi_IN"/>
+        </w:rPr>
         <w:t>फिलिप्पियों 3:2 (#1)</w:t>
       </w:r>
       <w:r>
@@ -28853,6 +31874,148 @@
         <w:rPr>
           <w:lang w:val="hi_IN" w:bidi="hi_IN"/>
         </w:rPr>
+        <w:t>फिलिप्पियों 3:2 (#3)</w:t>
+      </w:r>
+      <w:r>
+        <w:rPr>
+          <w:lang w:val="hi_IN" w:bidi="hi_IN"/>
+        </w:rPr>
+      </w:r>
+    </w:p>
+    <w:p>
+      <w:pPr/>
+      <w:r>
+        <w:rPr>
+          <w:lang w:val="hi_IN" w:bidi="hi_IN"/>
+        </w:rPr>
+      </w:r>
+      <w:r>
+        <w:rPr>
+          <w:b/>
+          <w:lang w:val="hi_IN" w:bidi="hi_IN"/>
+        </w:rPr>
+        <w:t>""</w:t>
+      </w:r>
+    </w:p>
+    <w:p>
+      <w:pPr/>
+      <w:r>
+        <w:rPr>
+          <w:lang w:val="hi_IN" w:bidi="hi_IN"/>
+        </w:rPr>
+      </w:r>
+    </w:p>
+    <w:p>
+      <w:pPr/>
+      <w:r>
+        <w:rPr>
+          <w:lang w:val="hi_IN" w:bidi="hi_IN"/>
+        </w:rPr>
+      </w:r>
+      <w:r>
+        <w:rPr>
+          <w:lang w:val="hi_IN" w:bidi="hi_IN"/>
+        </w:rPr>
+        <w:t>देखें: रूपक</w:t>
+      </w:r>
+      <w:r>
+        <w:rPr>
+          <w:lang w:val="hi_IN" w:bidi="hi_IN"/>
+        </w:rPr>
+      </w:r>
+      <w:r>
+        <w:rPr>
+          <w:lang w:val="hi_IN" w:bidi="hi_IN"/>
+        </w:rPr>
+      </w:r>
+    </w:p>
+    <w:p>
+      <w:pPr/>
+      <w:r>
+        <w:rPr>
+          <w:lang w:val="hi_IN" w:bidi="hi_IN"/>
+        </w:rPr>
+      </w:r>
+    </w:p>
+    <w:p>
+      <w:pPr>
+        <w:pStyle w:val="Heading2"/>
+      </w:pPr>
+      <w:r>
+        <w:rPr>
+          <w:lang w:val="hi_IN" w:bidi="hi_IN"/>
+        </w:rPr>
+        <w:t>फिलिप्पियों 3:2 (#4)</w:t>
+      </w:r>
+      <w:r>
+        <w:rPr>
+          <w:lang w:val="hi_IN" w:bidi="hi_IN"/>
+        </w:rPr>
+      </w:r>
+    </w:p>
+    <w:p>
+      <w:pPr/>
+      <w:r>
+        <w:rPr>
+          <w:lang w:val="hi_IN" w:bidi="hi_IN"/>
+        </w:rPr>
+      </w:r>
+      <w:r>
+        <w:rPr>
+          <w:b/>
+          <w:lang w:val="hi_IN" w:bidi="hi_IN"/>
+        </w:rPr>
+        <w:t>""</w:t>
+      </w:r>
+    </w:p>
+    <w:p>
+      <w:pPr/>
+      <w:r>
+        <w:rPr>
+          <w:lang w:val="hi_IN" w:bidi="hi_IN"/>
+        </w:rPr>
+      </w:r>
+    </w:p>
+    <w:p>
+      <w:pPr/>
+      <w:r>
+        <w:rPr>
+          <w:lang w:val="hi_IN" w:bidi="hi_IN"/>
+        </w:rPr>
+      </w:r>
+      <w:r>
+        <w:rPr>
+          <w:lang w:val="hi_IN" w:bidi="hi_IN"/>
+        </w:rPr>
+        <w:t>देखें: अतिशयोक्ति</w:t>
+      </w:r>
+      <w:r>
+        <w:rPr>
+          <w:lang w:val="hi_IN" w:bidi="hi_IN"/>
+        </w:rPr>
+      </w:r>
+      <w:r>
+        <w:rPr>
+          <w:lang w:val="hi_IN" w:bidi="hi_IN"/>
+        </w:rPr>
+      </w:r>
+    </w:p>
+    <w:p>
+      <w:pPr/>
+      <w:r>
+        <w:rPr>
+          <w:lang w:val="hi_IN" w:bidi="hi_IN"/>
+        </w:rPr>
+      </w:r>
+    </w:p>
+    <w:p>
+      <w:pPr>
+        <w:pStyle w:val="Heading2"/>
+      </w:pPr>
+      <w:r>
+        <w:rPr>
+          <w:lang w:val="hi_IN" w:bidi="hi_IN"/>
+        </w:rPr>
         <w:t>फिलिप्पियों 3:3 (#1)</w:t>
       </w:r>
       <w:r>
@@ -29621,6 +32784,154 @@
         <w:rPr>
           <w:lang w:val="hi_IN" w:bidi="hi_IN"/>
         </w:rPr>
+        <w:t>फिलिप्पियों 3:4 (#1)</w:t>
+      </w:r>
+      <w:r>
+        <w:rPr>
+          <w:lang w:val="hi_IN" w:bidi="hi_IN"/>
+        </w:rPr>
+      </w:r>
+    </w:p>
+    <w:p>
+      <w:pPr/>
+      <w:r>
+        <w:rPr>
+          <w:lang w:val="hi_IN" w:bidi="hi_IN"/>
+        </w:rPr>
+      </w:r>
+      <w:r>
+        <w:rPr>
+          <w:b/>
+          <w:lang w:val="hi_IN" w:bidi="hi_IN"/>
+        </w:rPr>
+        <w:t>""</w:t>
+      </w:r>
+    </w:p>
+    <w:p>
+      <w:pPr/>
+      <w:r>
+        <w:rPr>
+          <w:lang w:val="hi_IN" w:bidi="hi_IN"/>
+        </w:rPr>
+      </w:r>
+    </w:p>
+    <w:p>
+      <w:pPr/>
+      <w:r>
+        <w:rPr>
+          <w:lang w:val="hi_IN" w:bidi="hi_IN"/>
+        </w:rPr>
+      </w:r>
+      <w:r>
+        <w:rPr>
+          <w:lang w:val="hi_IN" w:bidi="hi_IN"/>
+        </w:rPr>
+        <w:t xml:space="preserve">देखें: </w:t>
+      </w:r>
+      <w:r>
+        <w:rPr>
+          <w:lang w:val="hi_IN" w:bidi="hi_IN"/>
+        </w:rPr>
+        <w:t>काल्पनिक स्थितियाँ</w:t>
+      </w:r>
+      <w:r>
+        <w:rPr>
+          <w:lang w:val="hi_IN" w:bidi="hi_IN"/>
+        </w:rPr>
+      </w:r>
+      <w:r>
+        <w:rPr>
+          <w:lang w:val="hi_IN" w:bidi="hi_IN"/>
+        </w:rPr>
+      </w:r>
+    </w:p>
+    <w:p>
+      <w:pPr/>
+      <w:r>
+        <w:rPr>
+          <w:lang w:val="hi_IN" w:bidi="hi_IN"/>
+        </w:rPr>
+      </w:r>
+    </w:p>
+    <w:p>
+      <w:pPr>
+        <w:pStyle w:val="Heading2"/>
+      </w:pPr>
+      <w:r>
+        <w:rPr>
+          <w:lang w:val="hi_IN" w:bidi="hi_IN"/>
+        </w:rPr>
+        <w:t>फिलिप्पियों 3:4 (#3)</w:t>
+      </w:r>
+      <w:r>
+        <w:rPr>
+          <w:lang w:val="hi_IN" w:bidi="hi_IN"/>
+        </w:rPr>
+      </w:r>
+    </w:p>
+    <w:p>
+      <w:pPr/>
+      <w:r>
+        <w:rPr>
+          <w:lang w:val="hi_IN" w:bidi="hi_IN"/>
+        </w:rPr>
+      </w:r>
+      <w:r>
+        <w:rPr>
+          <w:b/>
+          <w:lang w:val="hi_IN" w:bidi="hi_IN"/>
+        </w:rPr>
+        <w:t>""</w:t>
+      </w:r>
+    </w:p>
+    <w:p>
+      <w:pPr/>
+      <w:r>
+        <w:rPr>
+          <w:lang w:val="hi_IN" w:bidi="hi_IN"/>
+        </w:rPr>
+      </w:r>
+    </w:p>
+    <w:p>
+      <w:pPr/>
+      <w:r>
+        <w:rPr>
+          <w:lang w:val="hi_IN" w:bidi="hi_IN"/>
+        </w:rPr>
+      </w:r>
+      <w:r>
+        <w:rPr>
+          <w:lang w:val="hi_IN" w:bidi="hi_IN"/>
+        </w:rPr>
+        <w:t>देखें: Reflexive सर्वनाम</w:t>
+      </w:r>
+      <w:r>
+        <w:rPr>
+          <w:lang w:val="hi_IN" w:bidi="hi_IN"/>
+        </w:rPr>
+      </w:r>
+      <w:r>
+        <w:rPr>
+          <w:lang w:val="hi_IN" w:bidi="hi_IN"/>
+        </w:rPr>
+      </w:r>
+    </w:p>
+    <w:p>
+      <w:pPr/>
+      <w:r>
+        <w:rPr>
+          <w:lang w:val="hi_IN" w:bidi="hi_IN"/>
+        </w:rPr>
+      </w:r>
+    </w:p>
+    <w:p>
+      <w:pPr>
+        <w:pStyle w:val="Heading2"/>
+      </w:pPr>
+      <w:r>
+        <w:rPr>
+          <w:lang w:val="hi_IN" w:bidi="hi_IN"/>
+        </w:rPr>
         <w:t>फिलिप्पियों 3:5 (#1)</w:t>
       </w:r>
       <w:r>
@@ -29962,6 +33273,63 @@
         <w:rPr>
           <w:lang w:val="hi_IN" w:bidi="hi_IN"/>
         </w:rPr>
+        <w:t>फिलिप्पियों 3:5 (#2)</w:t>
+      </w:r>
+      <w:r>
+        <w:rPr>
+          <w:lang w:val="hi_IN" w:bidi="hi_IN"/>
+        </w:rPr>
+      </w:r>
+    </w:p>
+    <w:p>
+      <w:pPr/>
+      <w:r>
+        <w:rPr>
+          <w:lang w:val="hi_IN" w:bidi="hi_IN"/>
+        </w:rPr>
+      </w:r>
+      <w:r>
+        <w:rPr>
+          <w:b/>
+          <w:lang w:val="hi_IN" w:bidi="hi_IN"/>
+        </w:rPr>
+        <w:t>""</w:t>
+      </w:r>
+    </w:p>
+    <w:p>
+      <w:pPr/>
+      <w:r>
+        <w:rPr>
+          <w:lang w:val="hi_IN" w:bidi="hi_IN"/>
+        </w:rPr>
+      </w:r>
+      <w:r>
+        <w:rPr>
+          <w:lang w:val="hi_IN" w:bidi="hi_IN"/>
+        </w:rPr>
+      </w:r>
+      <w:r>
+        <w:rPr>
+          <w:lang w:val="hi_IN" w:bidi="hi_IN"/>
+        </w:rPr>
+      </w:r>
+    </w:p>
+    <w:p>
+      <w:pPr/>
+      <w:r>
+        <w:rPr>
+          <w:lang w:val="hi_IN" w:bidi="hi_IN"/>
+        </w:rPr>
+      </w:r>
+    </w:p>
+    <w:p>
+      <w:pPr>
+        <w:pStyle w:val="Heading2"/>
+      </w:pPr>
+      <w:r>
+        <w:rPr>
+          <w:lang w:val="hi_IN" w:bidi="hi_IN"/>
+        </w:rPr>
         <w:t>फिलिप्पियों 3:6 (#1)</w:t>
       </w:r>
       <w:r>
@@ -30970,6 +34338,77 @@
         <w:rPr>
           <w:lang w:val="hi_IN" w:bidi="hi_IN"/>
         </w:rPr>
+        <w:t>फिलिप्पियों 3:7 (#3)</w:t>
+      </w:r>
+      <w:r>
+        <w:rPr>
+          <w:lang w:val="hi_IN" w:bidi="hi_IN"/>
+        </w:rPr>
+      </w:r>
+    </w:p>
+    <w:p>
+      <w:pPr/>
+      <w:r>
+        <w:rPr>
+          <w:lang w:val="hi_IN" w:bidi="hi_IN"/>
+        </w:rPr>
+      </w:r>
+      <w:r>
+        <w:rPr>
+          <w:b/>
+          <w:lang w:val="hi_IN" w:bidi="hi_IN"/>
+        </w:rPr>
+        <w:t>""</w:t>
+      </w:r>
+    </w:p>
+    <w:p>
+      <w:pPr/>
+      <w:r>
+        <w:rPr>
+          <w:lang w:val="hi_IN" w:bidi="hi_IN"/>
+        </w:rPr>
+      </w:r>
+    </w:p>
+    <w:p>
+      <w:pPr/>
+      <w:r>
+        <w:rPr>
+          <w:lang w:val="hi_IN" w:bidi="hi_IN"/>
+        </w:rPr>
+      </w:r>
+      <w:r>
+        <w:rPr>
+          <w:lang w:val="hi_IN" w:bidi="hi_IN"/>
+        </w:rPr>
+        <w:t>देखें: रूपक</w:t>
+      </w:r>
+      <w:r>
+        <w:rPr>
+          <w:lang w:val="hi_IN" w:bidi="hi_IN"/>
+        </w:rPr>
+      </w:r>
+      <w:r>
+        <w:rPr>
+          <w:lang w:val="hi_IN" w:bidi="hi_IN"/>
+        </w:rPr>
+      </w:r>
+    </w:p>
+    <w:p>
+      <w:pPr/>
+      <w:r>
+        <w:rPr>
+          <w:lang w:val="hi_IN" w:bidi="hi_IN"/>
+        </w:rPr>
+      </w:r>
+    </w:p>
+    <w:p>
+      <w:pPr>
+        <w:pStyle w:val="Heading2"/>
+      </w:pPr>
+      <w:r>
+        <w:rPr>
+          <w:lang w:val="hi_IN" w:bidi="hi_IN"/>
+        </w:rPr>
         <w:t>फिलिप्पियों 3:8 (#3)</w:t>
       </w:r>
       <w:r>
@@ -32471,6 +35910,197 @@
         <w:rPr>
           <w:lang w:val="hi_IN" w:bidi="hi_IN"/>
         </w:rPr>
+        <w:t>फिलिप्पियों 3:8 (#1)</w:t>
+      </w:r>
+      <w:r>
+        <w:rPr>
+          <w:lang w:val="hi_IN" w:bidi="hi_IN"/>
+        </w:rPr>
+      </w:r>
+    </w:p>
+    <w:p>
+      <w:pPr/>
+      <w:r>
+        <w:rPr>
+          <w:lang w:val="hi_IN" w:bidi="hi_IN"/>
+        </w:rPr>
+      </w:r>
+      <w:r>
+        <w:rPr>
+          <w:b/>
+          <w:lang w:val="hi_IN" w:bidi="hi_IN"/>
+        </w:rPr>
+        <w:t>""</w:t>
+      </w:r>
+    </w:p>
+    <w:p>
+      <w:pPr/>
+      <w:r>
+        <w:rPr>
+          <w:lang w:val="hi_IN" w:bidi="hi_IN"/>
+        </w:rPr>
+      </w:r>
+      <w:r>
+        <w:rPr>
+          <w:lang w:val="hi_IN" w:bidi="hi_IN"/>
+        </w:rPr>
+      </w:r>
+      <w:r>
+        <w:rPr>
+          <w:lang w:val="hi_IN" w:bidi="hi_IN"/>
+        </w:rPr>
+      </w:r>
+    </w:p>
+    <w:p>
+      <w:pPr/>
+      <w:r>
+        <w:rPr>
+          <w:lang w:val="hi_IN" w:bidi="hi_IN"/>
+        </w:rPr>
+      </w:r>
+    </w:p>
+    <w:p>
+      <w:pPr>
+        <w:pStyle w:val="Heading2"/>
+      </w:pPr>
+      <w:r>
+        <w:rPr>
+          <w:lang w:val="hi_IN" w:bidi="hi_IN"/>
+        </w:rPr>
+        <w:t>फिलिप्पियों 3:8 (#2)</w:t>
+      </w:r>
+      <w:r>
+        <w:rPr>
+          <w:lang w:val="hi_IN" w:bidi="hi_IN"/>
+        </w:rPr>
+      </w:r>
+    </w:p>
+    <w:p>
+      <w:pPr/>
+      <w:r>
+        <w:rPr>
+          <w:lang w:val="hi_IN" w:bidi="hi_IN"/>
+        </w:rPr>
+      </w:r>
+      <w:r>
+        <w:rPr>
+          <w:b/>
+          <w:lang w:val="hi_IN" w:bidi="hi_IN"/>
+        </w:rPr>
+        <w:t>""</w:t>
+      </w:r>
+    </w:p>
+    <w:p>
+      <w:pPr/>
+      <w:r>
+        <w:rPr>
+          <w:lang w:val="hi_IN" w:bidi="hi_IN"/>
+        </w:rPr>
+      </w:r>
+    </w:p>
+    <w:p>
+      <w:pPr/>
+      <w:r>
+        <w:rPr>
+          <w:lang w:val="hi_IN" w:bidi="hi_IN"/>
+        </w:rPr>
+      </w:r>
+      <w:r>
+        <w:rPr>
+          <w:lang w:val="hi_IN" w:bidi="hi_IN"/>
+        </w:rPr>
+        <w:t xml:space="preserve">देखें: </w:t>
+      </w:r>
+      <w:r>
+        <w:rPr>
+          <w:lang w:val="hi_IN" w:bidi="hi_IN"/>
+        </w:rPr>
+        <w:t>अनुमानित ज्ञान और निहित जानकारी</w:t>
+      </w:r>
+      <w:r>
+        <w:rPr>
+          <w:lang w:val="hi_IN" w:bidi="hi_IN"/>
+        </w:rPr>
+      </w:r>
+      <w:r>
+        <w:rPr>
+          <w:lang w:val="hi_IN" w:bidi="hi_IN"/>
+        </w:rPr>
+      </w:r>
+    </w:p>
+    <w:p>
+      <w:pPr/>
+      <w:r>
+        <w:rPr>
+          <w:lang w:val="hi_IN" w:bidi="hi_IN"/>
+        </w:rPr>
+      </w:r>
+    </w:p>
+    <w:p>
+      <w:pPr>
+        <w:pStyle w:val="Heading2"/>
+      </w:pPr>
+      <w:r>
+        <w:rPr>
+          <w:lang w:val="hi_IN" w:bidi="hi_IN"/>
+        </w:rPr>
+        <w:t>फिलिप्पियों 3:8 (#5)</w:t>
+      </w:r>
+      <w:r>
+        <w:rPr>
+          <w:lang w:val="hi_IN" w:bidi="hi_IN"/>
+        </w:rPr>
+      </w:r>
+    </w:p>
+    <w:p>
+      <w:pPr/>
+      <w:r>
+        <w:rPr>
+          <w:lang w:val="hi_IN" w:bidi="hi_IN"/>
+        </w:rPr>
+      </w:r>
+      <w:r>
+        <w:rPr>
+          <w:b/>
+          <w:lang w:val="hi_IN" w:bidi="hi_IN"/>
+        </w:rPr>
+        <w:t>""</w:t>
+      </w:r>
+    </w:p>
+    <w:p>
+      <w:pPr/>
+      <w:r>
+        <w:rPr>
+          <w:lang w:val="hi_IN" w:bidi="hi_IN"/>
+        </w:rPr>
+      </w:r>
+      <w:r>
+        <w:rPr>
+          <w:lang w:val="hi_IN" w:bidi="hi_IN"/>
+        </w:rPr>
+      </w:r>
+      <w:r>
+        <w:rPr>
+          <w:lang w:val="hi_IN" w:bidi="hi_IN"/>
+        </w:rPr>
+      </w:r>
+    </w:p>
+    <w:p>
+      <w:pPr/>
+      <w:r>
+        <w:rPr>
+          <w:lang w:val="hi_IN" w:bidi="hi_IN"/>
+        </w:rPr>
+      </w:r>
+    </w:p>
+    <w:p>
+      <w:pPr>
+        <w:pStyle w:val="Heading2"/>
+      </w:pPr>
+      <w:r>
+        <w:rPr>
+          <w:lang w:val="hi_IN" w:bidi="hi_IN"/>
+        </w:rPr>
         <w:t>फिलिप्पियों 3:9 (#1)</w:t>
       </w:r>
       <w:r>
@@ -33294,6 +36924,63 @@
         <w:rPr>
           <w:lang w:val="hi_IN" w:bidi="hi_IN"/>
         </w:rPr>
+        <w:t>फिलिप्पियों 3:9 (#3)</w:t>
+      </w:r>
+      <w:r>
+        <w:rPr>
+          <w:lang w:val="hi_IN" w:bidi="hi_IN"/>
+        </w:rPr>
+      </w:r>
+    </w:p>
+    <w:p>
+      <w:pPr/>
+      <w:r>
+        <w:rPr>
+          <w:lang w:val="hi_IN" w:bidi="hi_IN"/>
+        </w:rPr>
+      </w:r>
+      <w:r>
+        <w:rPr>
+          <w:b/>
+          <w:lang w:val="hi_IN" w:bidi="hi_IN"/>
+        </w:rPr>
+        <w:t>""</w:t>
+      </w:r>
+    </w:p>
+    <w:p>
+      <w:pPr/>
+      <w:r>
+        <w:rPr>
+          <w:lang w:val="hi_IN" w:bidi="hi_IN"/>
+        </w:rPr>
+      </w:r>
+      <w:r>
+        <w:rPr>
+          <w:lang w:val="hi_IN" w:bidi="hi_IN"/>
+        </w:rPr>
+      </w:r>
+      <w:r>
+        <w:rPr>
+          <w:lang w:val="hi_IN" w:bidi="hi_IN"/>
+        </w:rPr>
+      </w:r>
+    </w:p>
+    <w:p>
+      <w:pPr/>
+      <w:r>
+        <w:rPr>
+          <w:lang w:val="hi_IN" w:bidi="hi_IN"/>
+        </w:rPr>
+      </w:r>
+    </w:p>
+    <w:p>
+      <w:pPr>
+        <w:pStyle w:val="Heading2"/>
+      </w:pPr>
+      <w:r>
+        <w:rPr>
+          <w:lang w:val="hi_IN" w:bidi="hi_IN"/>
+        </w:rPr>
         <w:t>फिलिप्पियों 3:10 (#1)</w:t>
       </w:r>
       <w:r>
@@ -34454,6 +38141,63 @@
         <w:rPr>
           <w:lang w:val="hi_IN" w:bidi="hi_IN"/>
         </w:rPr>
+        <w:t>फिलिप्पियों 3:10 (#2)</w:t>
+      </w:r>
+      <w:r>
+        <w:rPr>
+          <w:lang w:val="hi_IN" w:bidi="hi_IN"/>
+        </w:rPr>
+      </w:r>
+    </w:p>
+    <w:p>
+      <w:pPr/>
+      <w:r>
+        <w:rPr>
+          <w:lang w:val="hi_IN" w:bidi="hi_IN"/>
+        </w:rPr>
+      </w:r>
+      <w:r>
+        <w:rPr>
+          <w:b/>
+          <w:lang w:val="hi_IN" w:bidi="hi_IN"/>
+        </w:rPr>
+        <w:t>""</w:t>
+      </w:r>
+    </w:p>
+    <w:p>
+      <w:pPr/>
+      <w:r>
+        <w:rPr>
+          <w:lang w:val="hi_IN" w:bidi="hi_IN"/>
+        </w:rPr>
+      </w:r>
+      <w:r>
+        <w:rPr>
+          <w:lang w:val="hi_IN" w:bidi="hi_IN"/>
+        </w:rPr>
+      </w:r>
+      <w:r>
+        <w:rPr>
+          <w:lang w:val="hi_IN" w:bidi="hi_IN"/>
+        </w:rPr>
+      </w:r>
+    </w:p>
+    <w:p>
+      <w:pPr/>
+      <w:r>
+        <w:rPr>
+          <w:lang w:val="hi_IN" w:bidi="hi_IN"/>
+        </w:rPr>
+      </w:r>
+    </w:p>
+    <w:p>
+      <w:pPr>
+        <w:pStyle w:val="Heading2"/>
+      </w:pPr>
+      <w:r>
+        <w:rPr>
+          <w:lang w:val="hi_IN" w:bidi="hi_IN"/>
+        </w:rPr>
         <w:t>फिलिप्पियों 3:11 (#1)</w:t>
       </w:r>
       <w:r>
@@ -35034,6 +38778,63 @@
         <w:rPr>
           <w:lang w:val="hi_IN" w:bidi="hi_IN"/>
         </w:rPr>
+        <w:t>फिलिप्पियों 3:12 (#4)</w:t>
+      </w:r>
+      <w:r>
+        <w:rPr>
+          <w:lang w:val="hi_IN" w:bidi="hi_IN"/>
+        </w:rPr>
+      </w:r>
+    </w:p>
+    <w:p>
+      <w:pPr/>
+      <w:r>
+        <w:rPr>
+          <w:lang w:val="hi_IN" w:bidi="hi_IN"/>
+        </w:rPr>
+      </w:r>
+      <w:r>
+        <w:rPr>
+          <w:b/>
+          <w:lang w:val="hi_IN" w:bidi="hi_IN"/>
+        </w:rPr>
+        <w:t>""</w:t>
+      </w:r>
+    </w:p>
+    <w:p>
+      <w:pPr/>
+      <w:r>
+        <w:rPr>
+          <w:lang w:val="hi_IN" w:bidi="hi_IN"/>
+        </w:rPr>
+      </w:r>
+      <w:r>
+        <w:rPr>
+          <w:lang w:val="hi_IN" w:bidi="hi_IN"/>
+        </w:rPr>
+      </w:r>
+      <w:r>
+        <w:rPr>
+          <w:lang w:val="hi_IN" w:bidi="hi_IN"/>
+        </w:rPr>
+      </w:r>
+    </w:p>
+    <w:p>
+      <w:pPr/>
+      <w:r>
+        <w:rPr>
+          <w:lang w:val="hi_IN" w:bidi="hi_IN"/>
+        </w:rPr>
+      </w:r>
+    </w:p>
+    <w:p>
+      <w:pPr>
+        <w:pStyle w:val="Heading2"/>
+      </w:pPr>
+      <w:r>
+        <w:rPr>
+          <w:lang w:val="hi_IN" w:bidi="hi_IN"/>
+        </w:rPr>
         <w:t>फिलिप्पियों 3:13 (#1)</w:t>
       </w:r>
       <w:r>
@@ -37761,6 +41562,134 @@
         <w:rPr>
           <w:lang w:val="hi_IN" w:bidi="hi_IN"/>
         </w:rPr>
+        <w:t>फिलिप्पियों 3:18 (#2)</w:t>
+      </w:r>
+      <w:r>
+        <w:rPr>
+          <w:lang w:val="hi_IN" w:bidi="hi_IN"/>
+        </w:rPr>
+      </w:r>
+    </w:p>
+    <w:p>
+      <w:pPr/>
+      <w:r>
+        <w:rPr>
+          <w:lang w:val="hi_IN" w:bidi="hi_IN"/>
+        </w:rPr>
+      </w:r>
+      <w:r>
+        <w:rPr>
+          <w:b/>
+          <w:lang w:val="hi_IN" w:bidi="hi_IN"/>
+        </w:rPr>
+        <w:t>""</w:t>
+      </w:r>
+    </w:p>
+    <w:p>
+      <w:pPr/>
+      <w:r>
+        <w:rPr>
+          <w:lang w:val="hi_IN" w:bidi="hi_IN"/>
+        </w:rPr>
+      </w:r>
+    </w:p>
+    <w:p>
+      <w:pPr/>
+      <w:r>
+        <w:rPr>
+          <w:lang w:val="hi_IN" w:bidi="hi_IN"/>
+        </w:rPr>
+      </w:r>
+      <w:r>
+        <w:rPr>
+          <w:lang w:val="hi_IN" w:bidi="hi_IN"/>
+        </w:rPr>
+        <w:t>देखें: रूपक</w:t>
+      </w:r>
+      <w:r>
+        <w:rPr>
+          <w:lang w:val="hi_IN" w:bidi="hi_IN"/>
+        </w:rPr>
+      </w:r>
+      <w:r>
+        <w:rPr>
+          <w:lang w:val="hi_IN" w:bidi="hi_IN"/>
+        </w:rPr>
+      </w:r>
+    </w:p>
+    <w:p>
+      <w:pPr/>
+      <w:r>
+        <w:rPr>
+          <w:lang w:val="hi_IN" w:bidi="hi_IN"/>
+        </w:rPr>
+      </w:r>
+    </w:p>
+    <w:p>
+      <w:pPr>
+        <w:pStyle w:val="Heading2"/>
+      </w:pPr>
+      <w:r>
+        <w:rPr>
+          <w:lang w:val="hi_IN" w:bidi="hi_IN"/>
+        </w:rPr>
+        <w:t>फिलिप्पियों 3:18 (#3)</w:t>
+      </w:r>
+      <w:r>
+        <w:rPr>
+          <w:lang w:val="hi_IN" w:bidi="hi_IN"/>
+        </w:rPr>
+      </w:r>
+    </w:p>
+    <w:p>
+      <w:pPr/>
+      <w:r>
+        <w:rPr>
+          <w:lang w:val="hi_IN" w:bidi="hi_IN"/>
+        </w:rPr>
+      </w:r>
+      <w:r>
+        <w:rPr>
+          <w:b/>
+          <w:lang w:val="hi_IN" w:bidi="hi_IN"/>
+        </w:rPr>
+        <w:t>""</w:t>
+      </w:r>
+    </w:p>
+    <w:p>
+      <w:pPr/>
+      <w:r>
+        <w:rPr>
+          <w:lang w:val="hi_IN" w:bidi="hi_IN"/>
+        </w:rPr>
+      </w:r>
+      <w:r>
+        <w:rPr>
+          <w:lang w:val="hi_IN" w:bidi="hi_IN"/>
+        </w:rPr>
+      </w:r>
+      <w:r>
+        <w:rPr>
+          <w:lang w:val="hi_IN" w:bidi="hi_IN"/>
+        </w:rPr>
+      </w:r>
+    </w:p>
+    <w:p>
+      <w:pPr/>
+      <w:r>
+        <w:rPr>
+          <w:lang w:val="hi_IN" w:bidi="hi_IN"/>
+        </w:rPr>
+      </w:r>
+    </w:p>
+    <w:p>
+      <w:pPr>
+        <w:pStyle w:val="Heading2"/>
+      </w:pPr>
+      <w:r>
+        <w:rPr>
+          <w:lang w:val="hi_IN" w:bidi="hi_IN"/>
+        </w:rPr>
         <w:t>फिलिप्पियों 3:19 (#1)</w:t>
       </w:r>
       <w:r>
@@ -38955,6 +42884,63 @@
         <w:rPr>
           <w:lang w:val="hi_IN" w:bidi="hi_IN"/>
         </w:rPr>
+        <w:t>फिलिप्पियों 3:20 (#2)</w:t>
+      </w:r>
+      <w:r>
+        <w:rPr>
+          <w:lang w:val="hi_IN" w:bidi="hi_IN"/>
+        </w:rPr>
+      </w:r>
+    </w:p>
+    <w:p>
+      <w:pPr/>
+      <w:r>
+        <w:rPr>
+          <w:lang w:val="hi_IN" w:bidi="hi_IN"/>
+        </w:rPr>
+      </w:r>
+      <w:r>
+        <w:rPr>
+          <w:b/>
+          <w:lang w:val="hi_IN" w:bidi="hi_IN"/>
+        </w:rPr>
+        <w:t>""</w:t>
+      </w:r>
+    </w:p>
+    <w:p>
+      <w:pPr/>
+      <w:r>
+        <w:rPr>
+          <w:lang w:val="hi_IN" w:bidi="hi_IN"/>
+        </w:rPr>
+      </w:r>
+      <w:r>
+        <w:rPr>
+          <w:lang w:val="hi_IN" w:bidi="hi_IN"/>
+        </w:rPr>
+      </w:r>
+      <w:r>
+        <w:rPr>
+          <w:lang w:val="hi_IN" w:bidi="hi_IN"/>
+        </w:rPr>
+      </w:r>
+    </w:p>
+    <w:p>
+      <w:pPr/>
+      <w:r>
+        <w:rPr>
+          <w:lang w:val="hi_IN" w:bidi="hi_IN"/>
+        </w:rPr>
+      </w:r>
+    </w:p>
+    <w:p>
+      <w:pPr>
+        <w:pStyle w:val="Heading2"/>
+      </w:pPr>
+      <w:r>
+        <w:rPr>
+          <w:lang w:val="hi_IN" w:bidi="hi_IN"/>
+        </w:rPr>
         <w:t>फिलिप्पियों 3:21 (#1)</w:t>
       </w:r>
       <w:r>
@@ -39223,6 +43209,203 @@
         <w:rPr>
           <w:lang w:val="hi_IN" w:bidi="hi_IN"/>
         </w:rPr>
+        <w:t>फिलिप्पियों 3:21 (#1)</w:t>
+      </w:r>
+      <w:r>
+        <w:rPr>
+          <w:lang w:val="hi_IN" w:bidi="hi_IN"/>
+        </w:rPr>
+      </w:r>
+    </w:p>
+    <w:p>
+      <w:pPr/>
+      <w:r>
+        <w:rPr>
+          <w:lang w:val="hi_IN" w:bidi="hi_IN"/>
+        </w:rPr>
+      </w:r>
+      <w:r>
+        <w:rPr>
+          <w:b/>
+          <w:lang w:val="hi_IN" w:bidi="hi_IN"/>
+        </w:rPr>
+        <w:t>""</w:t>
+      </w:r>
+    </w:p>
+    <w:p>
+      <w:pPr/>
+      <w:r>
+        <w:rPr>
+          <w:lang w:val="hi_IN" w:bidi="hi_IN"/>
+        </w:rPr>
+      </w:r>
+      <w:r>
+        <w:rPr>
+          <w:lang w:val="hi_IN" w:bidi="hi_IN"/>
+        </w:rPr>
+        <w:t>वह हमारी निर्बल, पार्थिव देह को परिवर्तित कर देगा</w:t>
+      </w:r>
+      <w:r>
+        <w:rPr>
+          <w:lang w:val="hi_IN" w:bidi="hi_IN"/>
+        </w:rPr>
+      </w:r>
+      <w:r>
+        <w:rPr>
+          <w:lang w:val="hi_IN" w:bidi="hi_IN"/>
+        </w:rPr>
+      </w:r>
+    </w:p>
+    <w:p>
+      <w:pPr/>
+      <w:r>
+        <w:rPr>
+          <w:lang w:val="hi_IN" w:bidi="hi_IN"/>
+        </w:rPr>
+      </w:r>
+    </w:p>
+    <w:p>
+      <w:pPr>
+        <w:pStyle w:val="Heading2"/>
+      </w:pPr>
+      <w:r>
+        <w:rPr>
+          <w:lang w:val="hi_IN" w:bidi="hi_IN"/>
+        </w:rPr>
+        <w:t>फिलिप्पियों 3:21 (#2)</w:t>
+      </w:r>
+      <w:r>
+        <w:rPr>
+          <w:lang w:val="hi_IN" w:bidi="hi_IN"/>
+        </w:rPr>
+      </w:r>
+    </w:p>
+    <w:p>
+      <w:pPr/>
+      <w:r>
+        <w:rPr>
+          <w:lang w:val="hi_IN" w:bidi="hi_IN"/>
+        </w:rPr>
+      </w:r>
+      <w:r>
+        <w:rPr>
+          <w:b/>
+          <w:lang w:val="hi_IN" w:bidi="hi_IN"/>
+        </w:rPr>
+        <w:t>""</w:t>
+      </w:r>
+    </w:p>
+    <w:p>
+      <w:pPr/>
+      <w:r>
+        <w:rPr>
+          <w:lang w:val="hi_IN" w:bidi="hi_IN"/>
+        </w:rPr>
+      </w:r>
+      <w:r>
+        <w:rPr>
+          <w:lang w:val="hi_IN" w:bidi="hi_IN"/>
+        </w:rPr>
+      </w:r>
+      <w:r>
+        <w:rPr>
+          <w:lang w:val="hi_IN" w:bidi="hi_IN"/>
+        </w:rPr>
+      </w:r>
+    </w:p>
+    <w:p>
+      <w:pPr/>
+      <w:r>
+        <w:rPr>
+          <w:lang w:val="hi_IN" w:bidi="hi_IN"/>
+        </w:rPr>
+      </w:r>
+    </w:p>
+    <w:p>
+      <w:pPr>
+        <w:pStyle w:val="Heading2"/>
+      </w:pPr>
+      <w:r>
+        <w:rPr>
+          <w:lang w:val="hi_IN" w:bidi="hi_IN"/>
+        </w:rPr>
+        <w:t>फिलिप्पियों 3:21 (#3)</w:t>
+      </w:r>
+      <w:r>
+        <w:rPr>
+          <w:lang w:val="hi_IN" w:bidi="hi_IN"/>
+        </w:rPr>
+      </w:r>
+    </w:p>
+    <w:p>
+      <w:pPr/>
+      <w:r>
+        <w:rPr>
+          <w:lang w:val="hi_IN" w:bidi="hi_IN"/>
+        </w:rPr>
+      </w:r>
+      <w:r>
+        <w:rPr>
+          <w:b/>
+          <w:lang w:val="hi_IN" w:bidi="hi_IN"/>
+        </w:rPr>
+        <w:t>""</w:t>
+      </w:r>
+    </w:p>
+    <w:p>
+      <w:pPr/>
+      <w:r>
+        <w:rPr>
+          <w:lang w:val="hi_IN" w:bidi="hi_IN"/>
+        </w:rPr>
+      </w:r>
+    </w:p>
+    <w:p>
+      <w:pPr/>
+      <w:r>
+        <w:rPr>
+          <w:lang w:val="hi_IN" w:bidi="hi_IN"/>
+        </w:rPr>
+      </w:r>
+      <w:r>
+        <w:rPr>
+          <w:lang w:val="hi_IN" w:bidi="hi_IN"/>
+        </w:rPr>
+        <w:t xml:space="preserve">देखें: </w:t>
+      </w:r>
+      <w:r>
+        <w:rPr>
+          <w:lang w:val="hi_IN" w:bidi="hi_IN"/>
+        </w:rPr>
+        <w:t>सक्रिय या निष्क्रिय</w:t>
+      </w:r>
+      <w:r>
+        <w:rPr>
+          <w:lang w:val="hi_IN" w:bidi="hi_IN"/>
+        </w:rPr>
+      </w:r>
+      <w:r>
+        <w:rPr>
+          <w:lang w:val="hi_IN" w:bidi="hi_IN"/>
+        </w:rPr>
+      </w:r>
+    </w:p>
+    <w:p>
+      <w:pPr/>
+      <w:r>
+        <w:rPr>
+          <w:lang w:val="hi_IN" w:bidi="hi_IN"/>
+        </w:rPr>
+      </w:r>
+    </w:p>
+    <w:p>
+      <w:pPr>
+        <w:pStyle w:val="Heading2"/>
+      </w:pPr>
+      <w:r>
+        <w:rPr>
+          <w:lang w:val="hi_IN" w:bidi="hi_IN"/>
+        </w:rPr>
         <w:t>फिलिप्पियों 4:1 (#1)</w:t>
       </w:r>
       <w:r>
@@ -40350,6 +44533,152 @@
         <w:rPr>
           <w:lang w:val="hi_IN" w:bidi="hi_IN"/>
         </w:rPr>
+        <w:t>फिलिप्पियों 4:1 (#1)</w:t>
+      </w:r>
+      <w:r>
+        <w:rPr>
+          <w:lang w:val="hi_IN" w:bidi="hi_IN"/>
+        </w:rPr>
+      </w:r>
+    </w:p>
+    <w:p>
+      <w:pPr/>
+      <w:r>
+        <w:rPr>
+          <w:lang w:val="hi_IN" w:bidi="hi_IN"/>
+        </w:rPr>
+      </w:r>
+      <w:r>
+        <w:rPr>
+          <w:b/>
+          <w:lang w:val="hi_IN" w:bidi="hi_IN"/>
+        </w:rPr>
+        <w:t>""</w:t>
+      </w:r>
+    </w:p>
+    <w:p>
+      <w:pPr/>
+      <w:r>
+        <w:rPr>
+          <w:lang w:val="hi_IN" w:bidi="hi_IN"/>
+        </w:rPr>
+      </w:r>
+      <w:r>
+        <w:rPr>
+          <w:lang w:val="hi_IN" w:bidi="hi_IN"/>
+        </w:rPr>
+        <w:t>General Information:\n\n</w:t>
+      </w:r>
+    </w:p>
+    <w:p>
+      <w:pPr/>
+      <w:r>
+        <w:rPr>
+          <w:lang w:val="hi_IN" w:bidi="hi_IN"/>
+        </w:rPr>
+      </w:r>
+      <w:r>
+        <w:rPr>
+          <w:lang w:val="hi_IN" w:bidi="hi_IN"/>
+        </w:rPr>
+        <w:t xml:space="preserve">देखें: </w:t>
+      </w:r>
+      <w:r>
+        <w:rPr>
+          <w:lang w:val="hi_IN" w:bidi="hi_IN"/>
+        </w:rPr>
+        <w:t>'आप' के रूप</w:t>
+      </w:r>
+      <w:r>
+        <w:rPr>
+          <w:lang w:val="hi_IN" w:bidi="hi_IN"/>
+        </w:rPr>
+      </w:r>
+      <w:r>
+        <w:rPr>
+          <w:lang w:val="hi_IN" w:bidi="hi_IN"/>
+        </w:rPr>
+      </w:r>
+    </w:p>
+    <w:p>
+      <w:pPr/>
+      <w:r>
+        <w:rPr>
+          <w:lang w:val="hi_IN" w:bidi="hi_IN"/>
+        </w:rPr>
+      </w:r>
+    </w:p>
+    <w:p>
+      <w:pPr>
+        <w:pStyle w:val="Heading2"/>
+      </w:pPr>
+      <w:r>
+        <w:rPr>
+          <w:lang w:val="hi_IN" w:bidi="hi_IN"/>
+        </w:rPr>
+        <w:t>फिलिप्पियों 4:1 (#2)</w:t>
+      </w:r>
+      <w:r>
+        <w:rPr>
+          <w:lang w:val="hi_IN" w:bidi="hi_IN"/>
+        </w:rPr>
+      </w:r>
+    </w:p>
+    <w:p>
+      <w:pPr/>
+      <w:r>
+        <w:rPr>
+          <w:lang w:val="hi_IN" w:bidi="hi_IN"/>
+        </w:rPr>
+      </w:r>
+      <w:r>
+        <w:rPr>
+          <w:b/>
+          <w:lang w:val="hi_IN" w:bidi="hi_IN"/>
+        </w:rPr>
+        <w:t>""</w:t>
+      </w:r>
+    </w:p>
+    <w:p>
+      <w:pPr/>
+      <w:r>
+        <w:rPr>
+          <w:lang w:val="hi_IN" w:bidi="hi_IN"/>
+        </w:rPr>
+      </w:r>
+      <w:r>
+        <w:rPr>
+          <w:lang w:val="hi_IN" w:bidi="hi_IN"/>
+        </w:rPr>
+        <w:t>Connecting Statement:\n\n</w:t>
+      </w:r>
+      <w:r>
+        <w:rPr>
+          <w:lang w:val="hi_IN" w:bidi="hi_IN"/>
+        </w:rPr>
+      </w:r>
+      <w:r>
+        <w:rPr>
+          <w:lang w:val="hi_IN" w:bidi="hi_IN"/>
+        </w:rPr>
+      </w:r>
+    </w:p>
+    <w:p>
+      <w:pPr/>
+      <w:r>
+        <w:rPr>
+          <w:lang w:val="hi_IN" w:bidi="hi_IN"/>
+        </w:rPr>
+      </w:r>
+    </w:p>
+    <w:p>
+      <w:pPr>
+        <w:pStyle w:val="Heading2"/>
+      </w:pPr>
+      <w:r>
+        <w:rPr>
+          <w:lang w:val="hi_IN" w:bidi="hi_IN"/>
+        </w:rPr>
         <w:t>फिलिप्पियों 4:2 (#1)</w:t>
       </w:r>
       <w:r>
@@ -40474,6 +44803,77 @@
         <w:rPr>
           <w:lang w:val="hi_IN" w:bidi="hi_IN"/>
         </w:rPr>
+        <w:t>फिलिप्पियों 4:2 (#2)</w:t>
+      </w:r>
+      <w:r>
+        <w:rPr>
+          <w:lang w:val="hi_IN" w:bidi="hi_IN"/>
+        </w:rPr>
+      </w:r>
+    </w:p>
+    <w:p>
+      <w:pPr/>
+      <w:r>
+        <w:rPr>
+          <w:lang w:val="hi_IN" w:bidi="hi_IN"/>
+        </w:rPr>
+      </w:r>
+      <w:r>
+        <w:rPr>
+          <w:b/>
+          <w:lang w:val="hi_IN" w:bidi="hi_IN"/>
+        </w:rPr>
+        <w:t>""</w:t>
+      </w:r>
+    </w:p>
+    <w:p>
+      <w:pPr/>
+      <w:r>
+        <w:rPr>
+          <w:lang w:val="hi_IN" w:bidi="hi_IN"/>
+        </w:rPr>
+      </w:r>
+    </w:p>
+    <w:p>
+      <w:pPr/>
+      <w:r>
+        <w:rPr>
+          <w:lang w:val="hi_IN" w:bidi="hi_IN"/>
+        </w:rPr>
+      </w:r>
+      <w:r>
+        <w:rPr>
+          <w:lang w:val="hi_IN" w:bidi="hi_IN"/>
+        </w:rPr>
+        <w:t>देखें: प्रतिन्यास</w:t>
+      </w:r>
+      <w:r>
+        <w:rPr>
+          <w:lang w:val="hi_IN" w:bidi="hi_IN"/>
+        </w:rPr>
+      </w:r>
+      <w:r>
+        <w:rPr>
+          <w:lang w:val="hi_IN" w:bidi="hi_IN"/>
+        </w:rPr>
+      </w:r>
+    </w:p>
+    <w:p>
+      <w:pPr/>
+      <w:r>
+        <w:rPr>
+          <w:lang w:val="hi_IN" w:bidi="hi_IN"/>
+        </w:rPr>
+      </w:r>
+    </w:p>
+    <w:p>
+      <w:pPr>
+        <w:pStyle w:val="Heading2"/>
+      </w:pPr>
+      <w:r>
+        <w:rPr>
+          <w:lang w:val="hi_IN" w:bidi="hi_IN"/>
+        </w:rPr>
         <w:t>फिलिप्पियों 4:3 (#1)</w:t>
       </w:r>
       <w:r>
@@ -46681,6 +51081,77 @@
         <w:rPr>
           <w:lang w:val="hi_IN" w:bidi="hi_IN"/>
         </w:rPr>
+        <w:t>फिलिप्पियों 4:12 (#2)</w:t>
+      </w:r>
+      <w:r>
+        <w:rPr>
+          <w:lang w:val="hi_IN" w:bidi="hi_IN"/>
+        </w:rPr>
+      </w:r>
+    </w:p>
+    <w:p>
+      <w:pPr/>
+      <w:r>
+        <w:rPr>
+          <w:lang w:val="hi_IN" w:bidi="hi_IN"/>
+        </w:rPr>
+      </w:r>
+      <w:r>
+        <w:rPr>
+          <w:b/>
+          <w:lang w:val="hi_IN" w:bidi="hi_IN"/>
+        </w:rPr>
+        <w:t>""</w:t>
+      </w:r>
+    </w:p>
+    <w:p>
+      <w:pPr/>
+      <w:r>
+        <w:rPr>
+          <w:lang w:val="hi_IN" w:bidi="hi_IN"/>
+        </w:rPr>
+      </w:r>
+    </w:p>
+    <w:p>
+      <w:pPr/>
+      <w:r>
+        <w:rPr>
+          <w:lang w:val="hi_IN" w:bidi="hi_IN"/>
+        </w:rPr>
+      </w:r>
+      <w:r>
+        <w:rPr>
+          <w:lang w:val="hi_IN" w:bidi="hi_IN"/>
+        </w:rPr>
+        <w:t>देखें: समांतरता</w:t>
+      </w:r>
+      <w:r>
+        <w:rPr>
+          <w:lang w:val="hi_IN" w:bidi="hi_IN"/>
+        </w:rPr>
+      </w:r>
+      <w:r>
+        <w:rPr>
+          <w:lang w:val="hi_IN" w:bidi="hi_IN"/>
+        </w:rPr>
+      </w:r>
+    </w:p>
+    <w:p>
+      <w:pPr/>
+      <w:r>
+        <w:rPr>
+          <w:lang w:val="hi_IN" w:bidi="hi_IN"/>
+        </w:rPr>
+      </w:r>
+    </w:p>
+    <w:p>
+      <w:pPr>
+        <w:pStyle w:val="Heading2"/>
+      </w:pPr>
+      <w:r>
+        <w:rPr>
+          <w:lang w:val="hi_IN" w:bidi="hi_IN"/>
+        </w:rPr>
         <w:t>फिलिप्पियों 4:13 (#1)</w:t>
       </w:r>
       <w:r>
@@ -47203,6 +51674,69 @@
         <w:rPr>
           <w:lang w:val="hi_IN" w:bidi="hi_IN"/>
         </w:rPr>
+        <w:t>फिलिप्पियों 4:14 (#1)</w:t>
+      </w:r>
+      <w:r>
+        <w:rPr>
+          <w:lang w:val="hi_IN" w:bidi="hi_IN"/>
+        </w:rPr>
+      </w:r>
+    </w:p>
+    <w:p>
+      <w:pPr/>
+      <w:r>
+        <w:rPr>
+          <w:lang w:val="hi_IN" w:bidi="hi_IN"/>
+        </w:rPr>
+      </w:r>
+      <w:r>
+        <w:rPr>
+          <w:b/>
+          <w:lang w:val="hi_IN" w:bidi="hi_IN"/>
+        </w:rPr>
+        <w:t>""</w:t>
+      </w:r>
+    </w:p>
+    <w:p>
+      <w:pPr/>
+      <w:r>
+        <w:rPr>
+          <w:lang w:val="hi_IN" w:bidi="hi_IN"/>
+        </w:rPr>
+      </w:r>
+      <w:r>
+        <w:rPr>
+          <w:lang w:val="hi_IN" w:bidi="hi_IN"/>
+        </w:rPr>
+        <w:t>Connecting Statement:\n\n</w:t>
+      </w:r>
+      <w:r>
+        <w:rPr>
+          <w:lang w:val="hi_IN" w:bidi="hi_IN"/>
+        </w:rPr>
+      </w:r>
+      <w:r>
+        <w:rPr>
+          <w:lang w:val="hi_IN" w:bidi="hi_IN"/>
+        </w:rPr>
+      </w:r>
+    </w:p>
+    <w:p>
+      <w:pPr/>
+      <w:r>
+        <w:rPr>
+          <w:lang w:val="hi_IN" w:bidi="hi_IN"/>
+        </w:rPr>
+      </w:r>
+    </w:p>
+    <w:p>
+      <w:pPr>
+        <w:pStyle w:val="Heading2"/>
+      </w:pPr>
+      <w:r>
+        <w:rPr>
+          <w:lang w:val="hi_IN" w:bidi="hi_IN"/>
+        </w:rPr>
         <w:t>फिलिप्पियों 4:15 (#1)</w:t>
       </w:r>
       <w:r>
@@ -48259,6 +52793,63 @@
         <w:rPr>
           <w:lang w:val="hi_IN" w:bidi="hi_IN"/>
         </w:rPr>
+        <w:t>फिलिप्पियों 4:17 (#1)</w:t>
+      </w:r>
+      <w:r>
+        <w:rPr>
+          <w:lang w:val="hi_IN" w:bidi="hi_IN"/>
+        </w:rPr>
+      </w:r>
+    </w:p>
+    <w:p>
+      <w:pPr/>
+      <w:r>
+        <w:rPr>
+          <w:lang w:val="hi_IN" w:bidi="hi_IN"/>
+        </w:rPr>
+      </w:r>
+      <w:r>
+        <w:rPr>
+          <w:b/>
+          <w:lang w:val="hi_IN" w:bidi="hi_IN"/>
+        </w:rPr>
+        <w:t>""</w:t>
+      </w:r>
+    </w:p>
+    <w:p>
+      <w:pPr/>
+      <w:r>
+        <w:rPr>
+          <w:lang w:val="hi_IN" w:bidi="hi_IN"/>
+        </w:rPr>
+      </w:r>
+      <w:r>
+        <w:rPr>
+          <w:lang w:val="hi_IN" w:bidi="hi_IN"/>
+        </w:rPr>
+      </w:r>
+      <w:r>
+        <w:rPr>
+          <w:lang w:val="hi_IN" w:bidi="hi_IN"/>
+        </w:rPr>
+      </w:r>
+    </w:p>
+    <w:p>
+      <w:pPr/>
+      <w:r>
+        <w:rPr>
+          <w:lang w:val="hi_IN" w:bidi="hi_IN"/>
+        </w:rPr>
+      </w:r>
+    </w:p>
+    <w:p>
+      <w:pPr>
+        <w:pStyle w:val="Heading2"/>
+      </w:pPr>
+      <w:r>
+        <w:rPr>
+          <w:lang w:val="hi_IN" w:bidi="hi_IN"/>
+        </w:rPr>
         <w:t>फिलिप्पियों 4:18 (#2)</w:t>
       </w:r>
       <w:r>
@@ -49435,6 +54026,63 @@
         <w:rPr>
           <w:lang w:val="hi_IN" w:bidi="hi_IN"/>
         </w:rPr>
+        <w:t>फिलिप्पियों 4:21 (#3)</w:t>
+      </w:r>
+      <w:r>
+        <w:rPr>
+          <w:lang w:val="hi_IN" w:bidi="hi_IN"/>
+        </w:rPr>
+      </w:r>
+    </w:p>
+    <w:p>
+      <w:pPr/>
+      <w:r>
+        <w:rPr>
+          <w:lang w:val="hi_IN" w:bidi="hi_IN"/>
+        </w:rPr>
+      </w:r>
+      <w:r>
+        <w:rPr>
+          <w:b/>
+          <w:lang w:val="hi_IN" w:bidi="hi_IN"/>
+        </w:rPr>
+        <w:t>""</w:t>
+      </w:r>
+    </w:p>
+    <w:p>
+      <w:pPr/>
+      <w:r>
+        <w:rPr>
+          <w:lang w:val="hi_IN" w:bidi="hi_IN"/>
+        </w:rPr>
+      </w:r>
+      <w:r>
+        <w:rPr>
+          <w:lang w:val="hi_IN" w:bidi="hi_IN"/>
+        </w:rPr>
+      </w:r>
+      <w:r>
+        <w:rPr>
+          <w:lang w:val="hi_IN" w:bidi="hi_IN"/>
+        </w:rPr>
+      </w:r>
+    </w:p>
+    <w:p>
+      <w:pPr/>
+      <w:r>
+        <w:rPr>
+          <w:lang w:val="hi_IN" w:bidi="hi_IN"/>
+        </w:rPr>
+      </w:r>
+    </w:p>
+    <w:p>
+      <w:pPr>
+        <w:pStyle w:val="Heading2"/>
+      </w:pPr>
+      <w:r>
+        <w:rPr>
+          <w:lang w:val="hi_IN" w:bidi="hi_IN"/>
+        </w:rPr>
         <w:t>फिलिप्पियों 4:22 (#2)</w:t>
       </w:r>
       <w:r>
@@ -49498,6 +54146,63 @@
           <w:lang w:val="hi_IN" w:bidi="hi_IN"/>
         </w:rPr>
         <w:t xml:space="preserve"> अर्थात कैसर के राजमहल के कर्मी|\n</w:t>
+      </w:r>
+      <w:r>
+        <w:rPr>
+          <w:lang w:val="hi_IN" w:bidi="hi_IN"/>
+        </w:rPr>
+      </w:r>
+      <w:r>
+        <w:rPr>
+          <w:lang w:val="hi_IN" w:bidi="hi_IN"/>
+        </w:rPr>
+      </w:r>
+    </w:p>
+    <w:p>
+      <w:pPr/>
+      <w:r>
+        <w:rPr>
+          <w:lang w:val="hi_IN" w:bidi="hi_IN"/>
+        </w:rPr>
+      </w:r>
+    </w:p>
+    <w:p>
+      <w:pPr>
+        <w:pStyle w:val="Heading2"/>
+      </w:pPr>
+      <w:r>
+        <w:rPr>
+          <w:lang w:val="hi_IN" w:bidi="hi_IN"/>
+        </w:rPr>
+        <w:t>फिलिप्पियों 4:22 (#1)</w:t>
+      </w:r>
+      <w:r>
+        <w:rPr>
+          <w:lang w:val="hi_IN" w:bidi="hi_IN"/>
+        </w:rPr>
+      </w:r>
+    </w:p>
+    <w:p>
+      <w:pPr/>
+      <w:r>
+        <w:rPr>
+          <w:lang w:val="hi_IN" w:bidi="hi_IN"/>
+        </w:rPr>
+      </w:r>
+      <w:r>
+        <w:rPr>
+          <w:b/>
+          <w:lang w:val="hi_IN" w:bidi="hi_IN"/>
+        </w:rPr>
+        <w:t>""</w:t>
+      </w:r>
+    </w:p>
+    <w:p>
+      <w:pPr/>
+      <w:r>
+        <w:rPr>
+          <w:lang w:val="hi_IN" w:bidi="hi_IN"/>
+        </w:rPr>
       </w:r>
       <w:r>
         <w:rPr>
